--- a/问题二章节.docx
+++ b/问题二章节.docx
@@ -1910,10 +1910,33 @@
         <w:t>八种策略均实现 50 000/50 000 个任务的完整调度，未调度任务数为 0，约束违规数为 0，任务按时完成率为 100%。各策略全时域（0–2399 小时）主要指标如表 1 所示。</w:t>
       </w:r>
     </w:p>
+    <w:p>
+      <w:pPr>
+        <w:spacing w:before="160" w:after="80"/>
+        <w:jc w:val="center"/>
+      </w:pPr>
+      <w:r>
+        <w:rPr>
+          <w:rFonts w:ascii="Calibri" w:hAnsi="Calibri" w:eastAsia="宋体"/>
+          <w:b/>
+          <w:i w:val="0"/>
+          <w:sz w:val="21"/>
+        </w:rPr>
+        <w:t>表 1  八种策略调度结果对比（全时域 0–2399 小时）</w:t>
+      </w:r>
+    </w:p>
     <w:tbl>
       <w:tblPr>
         <w:tblW w:type="dxa" w:w="9360"/>
         <w:jc w:val="center"/>
+        <w:tblBorders>
+          <w:top w:val="single" w:sz="12" w:space="0" w:color="000000"/>
+          <w:left w:val="none" w:sz="0" w:space="0" w:color="000000"/>
+          <w:bottom w:val="single" w:sz="12" w:space="0" w:color="000000"/>
+          <w:right w:val="none" w:sz="0" w:space="0" w:color="000000"/>
+          <w:insideH w:val="none" w:sz="0" w:space="0" w:color="000000"/>
+          <w:insideV w:val="none" w:sz="0" w:space="0" w:color="000000"/>
+        </w:tblBorders>
         <w:tblLayout w:type="fixed"/>
         <w:tblLook w:firstColumn="1" w:firstRow="1" w:lastColumn="0" w:lastRow="0" w:noHBand="0" w:noVBand="1" w:val="04A0"/>
         <w:tblInd w:w="120" w:type="dxa"/>
@@ -1942,7 +1965,9 @@
           <w:tcPr>
             <w:tcW w:type="dxa" w:w="1500"/>
             <w:vAlign w:val="center"/>
-            <w:shd w:val="clear" w:color="auto" w:fill="F2F4F7"/>
+            <w:tcBorders>
+              <w:bottom w:val="single" w:sz="6" w:space="0" w:color="000000"/>
+            </w:tcBorders>
           </w:tcPr>
           <w:p>
             <w:pPr>
@@ -1964,7 +1989,9 @@
           <w:tcPr>
             <w:tcW w:type="dxa" w:w="1150"/>
             <w:vAlign w:val="center"/>
-            <w:shd w:val="clear" w:color="auto" w:fill="F2F4F7"/>
+            <w:tcBorders>
+              <w:bottom w:val="single" w:sz="6" w:space="0" w:color="000000"/>
+            </w:tcBorders>
           </w:tcPr>
           <w:p>
             <w:pPr>
@@ -1988,7 +2015,9 @@
           <w:tcPr>
             <w:tcW w:type="dxa" w:w="1100"/>
             <w:vAlign w:val="center"/>
-            <w:shd w:val="clear" w:color="auto" w:fill="F2F4F7"/>
+            <w:tcBorders>
+              <w:bottom w:val="single" w:sz="6" w:space="0" w:color="000000"/>
+            </w:tcBorders>
           </w:tcPr>
           <w:p>
             <w:pPr>
@@ -2012,7 +2041,9 @@
           <w:tcPr>
             <w:tcW w:type="dxa" w:w="1100"/>
             <w:vAlign w:val="center"/>
-            <w:shd w:val="clear" w:color="auto" w:fill="F2F4F7"/>
+            <w:tcBorders>
+              <w:bottom w:val="single" w:sz="6" w:space="0" w:color="000000"/>
+            </w:tcBorders>
           </w:tcPr>
           <w:p>
             <w:pPr>
@@ -2036,7 +2067,9 @@
           <w:tcPr>
             <w:tcW w:type="dxa" w:w="1100"/>
             <w:vAlign w:val="center"/>
-            <w:shd w:val="clear" w:color="auto" w:fill="F2F4F7"/>
+            <w:tcBorders>
+              <w:bottom w:val="single" w:sz="6" w:space="0" w:color="000000"/>
+            </w:tcBorders>
           </w:tcPr>
           <w:p>
             <w:pPr>
@@ -2060,7 +2093,9 @@
           <w:tcPr>
             <w:tcW w:type="dxa" w:w="1250"/>
             <w:vAlign w:val="center"/>
-            <w:shd w:val="clear" w:color="auto" w:fill="F2F4F7"/>
+            <w:tcBorders>
+              <w:bottom w:val="single" w:sz="6" w:space="0" w:color="000000"/>
+            </w:tcBorders>
           </w:tcPr>
           <w:p>
             <w:pPr>
@@ -2084,7 +2119,9 @@
           <w:tcPr>
             <w:tcW w:type="dxa" w:w="1080"/>
             <w:vAlign w:val="center"/>
-            <w:shd w:val="clear" w:color="auto" w:fill="F2F4F7"/>
+            <w:tcBorders>
+              <w:bottom w:val="single" w:sz="6" w:space="0" w:color="000000"/>
+            </w:tcBorders>
           </w:tcPr>
           <w:p>
             <w:pPr>
@@ -2108,7 +2145,9 @@
           <w:tcPr>
             <w:tcW w:type="dxa" w:w="1080"/>
             <w:vAlign w:val="center"/>
-            <w:shd w:val="clear" w:color="auto" w:fill="F2F4F7"/>
+            <w:tcBorders>
+              <w:bottom w:val="single" w:sz="6" w:space="0" w:color="000000"/>
+            </w:tcBorders>
           </w:tcPr>
           <w:p>
             <w:pPr>
@@ -3492,21 +3531,6 @@
     </w:tbl>
     <w:p>
       <w:pPr>
-        <w:spacing w:before="80" w:after="160"/>
-        <w:jc w:val="center"/>
-      </w:pPr>
-      <w:r>
-        <w:rPr>
-          <w:rFonts w:ascii="Calibri" w:hAnsi="Calibri" w:eastAsia="宋体"/>
-          <w:b/>
-          <w:i w:val="0"/>
-          <w:sz w:val="21"/>
-        </w:rPr>
-        <w:t>表 1  八种策略调度结果对比（全时域 0–2399 小时）</w:t>
-      </w:r>
-    </w:p>
-    <w:p>
-      <w:pPr>
         <w:spacing w:after="160" w:line="264" w:lineRule="auto"/>
       </w:pPr>
       <w:r>
@@ -3541,10 +3565,33 @@
         <w:t>以综合权衡策略（balanced）为例，与附件基准状态的对比见表 2。可见，通过算力跨区域迁移与弹性任务的时段调整，系统在成本、碳排放、新能源消纳与峰值购电方面均获得显著改善。</w:t>
       </w:r>
     </w:p>
+    <w:p>
+      <w:pPr>
+        <w:spacing w:before="160" w:after="80"/>
+        <w:jc w:val="center"/>
+      </w:pPr>
+      <w:r>
+        <w:rPr>
+          <w:rFonts w:ascii="Calibri" w:hAnsi="Calibri" w:eastAsia="宋体"/>
+          <w:b/>
+          <w:i w:val="0"/>
+          <w:sz w:val="21"/>
+        </w:rPr>
+        <w:t>表 2  balanced 策略与附件基线对比（全时域）</w:t>
+      </w:r>
+    </w:p>
     <w:tbl>
       <w:tblPr>
         <w:tblW w:type="dxa" w:w="9360"/>
         <w:jc w:val="center"/>
+        <w:tblBorders>
+          <w:top w:val="single" w:sz="12" w:space="0" w:color="000000"/>
+          <w:left w:val="none" w:sz="0" w:space="0" w:color="000000"/>
+          <w:bottom w:val="single" w:sz="12" w:space="0" w:color="000000"/>
+          <w:right w:val="none" w:sz="0" w:space="0" w:color="000000"/>
+          <w:insideH w:val="none" w:sz="0" w:space="0" w:color="000000"/>
+          <w:insideV w:val="none" w:sz="0" w:space="0" w:color="000000"/>
+        </w:tblBorders>
         <w:tblLayout w:type="fixed"/>
         <w:tblLook w:firstColumn="1" w:firstRow="1" w:lastColumn="0" w:lastRow="0" w:noHBand="0" w:noVBand="1" w:val="04A0"/>
         <w:tblInd w:w="120" w:type="dxa"/>
@@ -3569,7 +3616,9 @@
           <w:tcPr>
             <w:tcW w:type="dxa" w:w="2400"/>
             <w:vAlign w:val="center"/>
-            <w:shd w:val="clear" w:color="auto" w:fill="F2F4F7"/>
+            <w:tcBorders>
+              <w:bottom w:val="single" w:sz="6" w:space="0" w:color="000000"/>
+            </w:tcBorders>
           </w:tcPr>
           <w:p>
             <w:pPr>
@@ -3591,7 +3640,9 @@
           <w:tcPr>
             <w:tcW w:type="dxa" w:w="2320"/>
             <w:vAlign w:val="center"/>
-            <w:shd w:val="clear" w:color="auto" w:fill="F2F4F7"/>
+            <w:tcBorders>
+              <w:bottom w:val="single" w:sz="6" w:space="0" w:color="000000"/>
+            </w:tcBorders>
           </w:tcPr>
           <w:p>
             <w:pPr>
@@ -3613,7 +3664,9 @@
           <w:tcPr>
             <w:tcW w:type="dxa" w:w="2320"/>
             <w:vAlign w:val="center"/>
-            <w:shd w:val="clear" w:color="auto" w:fill="F2F4F7"/>
+            <w:tcBorders>
+              <w:bottom w:val="single" w:sz="6" w:space="0" w:color="000000"/>
+            </w:tcBorders>
           </w:tcPr>
           <w:p>
             <w:pPr>
@@ -3635,7 +3688,9 @@
           <w:tcPr>
             <w:tcW w:type="dxa" w:w="2320"/>
             <w:vAlign w:val="center"/>
-            <w:shd w:val="clear" w:color="auto" w:fill="F2F4F7"/>
+            <w:tcBorders>
+              <w:bottom w:val="single" w:sz="6" w:space="0" w:color="000000"/>
+            </w:tcBorders>
           </w:tcPr>
           <w:p>
             <w:pPr>
@@ -4085,21 +4140,6 @@
         </w:tc>
       </w:tr>
     </w:tbl>
-    <w:p>
-      <w:pPr>
-        <w:spacing w:before="80" w:after="160"/>
-        <w:jc w:val="center"/>
-      </w:pPr>
-      <w:r>
-        <w:rPr>
-          <w:rFonts w:ascii="Calibri" w:hAnsi="Calibri" w:eastAsia="宋体"/>
-          <w:b/>
-          <w:i w:val="0"/>
-          <w:sz w:val="21"/>
-        </w:rPr>
-        <w:t>表 2  balanced 策略与附件基线对比（全时域）</w:t>
-      </w:r>
-    </w:p>
     <w:p>
       <w:pPr>
         <w:spacing w:after="160" w:line="264" w:lineRule="auto"/>

--- a/问题二章节.docx
+++ b/问题二章节.docx
@@ -4,30 +4,30 @@
   <w:body>
     <w:p>
       <w:pPr>
-        <w:spacing w:before="120" w:after="40"/>
+        <w:spacing w:before="120" w:after="80"/>
         <w:jc w:val="center"/>
       </w:pPr>
       <w:r>
         <w:rPr>
-          <w:rFonts w:ascii="Calibri" w:hAnsi="Calibri" w:eastAsia="黑体"/>
-          <w:b/>
+          <w:rFonts w:ascii="Times New Roman" w:hAnsi="Times New Roman" w:eastAsia="黑体"/>
+          <w:b w:val="0"/>
           <w:i w:val="0"/>
-          <w:sz w:val="32"/>
+          <w:sz w:val="30"/>
         </w:rPr>
         <w:t>问题二 碳感知任务调度模型</w:t>
       </w:r>
     </w:p>
     <w:p>
       <w:pPr>
-        <w:spacing w:after="200"/>
+        <w:spacing w:after="160"/>
         <w:jc w:val="center"/>
       </w:pPr>
       <w:r>
         <w:rPr>
-          <w:rFonts w:ascii="Calibri" w:hAnsi="Calibri" w:eastAsia="黑体"/>
+          <w:rFonts w:ascii="Times New Roman" w:hAnsi="Times New Roman" w:eastAsia="黑体"/>
           <w:b w:val="0"/>
           <w:i w:val="0"/>
-          <w:sz w:val="22"/>
+          <w:sz w:val="24"/>
         </w:rPr>
         <w:t>—— 面向算电协同的多目标调度优化研究（C 题）</w:t>
       </w:r>
@@ -42,32 +42,33 @@
     </w:p>
     <w:p>
       <w:pPr>
-        <w:spacing w:after="120" w:line="264" w:lineRule="auto"/>
+        <w:spacing w:after="0" w:line="240" w:lineRule="auto"/>
+        <w:ind w:firstLine="480"/>
       </w:pPr>
       <w:r>
         <w:rPr>
-          <w:rFonts w:ascii="Calibri" w:hAnsi="Calibri" w:eastAsia="宋体"/>
+          <w:rFonts w:ascii="Times New Roman" w:hAnsi="Times New Roman" w:eastAsia="宋体"/>
           <w:b w:val="0"/>
           <w:i w:val="0"/>
-          <w:sz w:val="22"/>
+          <w:sz w:val="24"/>
         </w:rPr>
         <w:t>问题二在问题一的基础上引入跨区域迁移与碳感知，是一个典型的</w:t>
       </w:r>
       <w:r>
         <w:rPr>
-          <w:rFonts w:ascii="Calibri" w:hAnsi="Calibri" w:eastAsia="宋体"/>
+          <w:rFonts w:ascii="Times New Roman" w:hAnsi="Times New Roman" w:eastAsia="宋体"/>
           <w:b/>
           <w:i w:val="0"/>
-          <w:sz w:val="22"/>
+          <w:sz w:val="24"/>
         </w:rPr>
         <w:t>“算力调度—电力系统”耦合的多目标优化问题</w:t>
       </w:r>
       <w:r>
         <w:rPr>
-          <w:rFonts w:ascii="Calibri" w:hAnsi="Calibri" w:eastAsia="宋体"/>
+          <w:rFonts w:ascii="Times New Roman" w:hAnsi="Times New Roman" w:eastAsia="宋体"/>
           <w:b w:val="0"/>
           <w:i w:val="0"/>
-          <w:sz w:val="22"/>
+          <w:sz w:val="24"/>
         </w:rPr>
         <w:t>。与问题一“给定任务在本地安排”不同，问题二允许批量推理与 AI 训练任务跨区域迁移，决策变量由单一的开工时段扩展为“迁移目标区域＋开工时段”的组合。问题的输入包括任务轨迹、区域算力资源、区域间网络时延、任务功率映射以及区域逐时电力参数五类数据。</w:t>
       </w:r>
@@ -82,96 +83,132 @@
     </w:p>
     <w:p>
       <w:pPr>
-        <w:pStyle w:val="ListBullet"/>
-        <w:spacing w:after="80" w:line="264" w:lineRule="auto"/>
+        <w:spacing w:after="40" w:line="240" w:lineRule="auto"/>
+        <w:ind w:left="480"/>
       </w:pPr>
       <w:r>
         <w:rPr>
-          <w:rFonts w:ascii="Calibri" w:hAnsi="Calibri" w:eastAsia="宋体"/>
+          <w:rFonts w:ascii="Times New Roman" w:hAnsi="Times New Roman" w:eastAsia="宋体"/>
+          <w:b w:val="0"/>
+          <w:i w:val="0"/>
+          <w:sz w:val="24"/>
+        </w:rPr>
+        <w:t xml:space="preserve">• </w:t>
+      </w:r>
+      <w:r>
+        <w:rPr>
+          <w:rFonts w:ascii="Times New Roman" w:hAnsi="Times New Roman" w:eastAsia="宋体"/>
           <w:b/>
           <w:i w:val="0"/>
-          <w:sz w:val="22"/>
+          <w:sz w:val="24"/>
         </w:rPr>
         <w:t>运行成本：</w:t>
       </w:r>
       <w:r>
         <w:rPr>
-          <w:rFonts w:ascii="Calibri" w:hAnsi="Calibri" w:eastAsia="宋体"/>
+          <w:rFonts w:ascii="Times New Roman" w:hAnsi="Times New Roman" w:eastAsia="宋体"/>
           <w:b w:val="0"/>
           <w:i w:val="0"/>
-          <w:sz w:val="22"/>
+          <w:sz w:val="24"/>
         </w:rPr>
         <w:t>由任务执行期间新增的电网购电成本与新能源外送收益共同决定；</w:t>
       </w:r>
     </w:p>
     <w:p>
       <w:pPr>
-        <w:pStyle w:val="ListBullet"/>
-        <w:spacing w:after="80" w:line="264" w:lineRule="auto"/>
+        <w:spacing w:after="40" w:line="240" w:lineRule="auto"/>
+        <w:ind w:left="480"/>
       </w:pPr>
       <w:r>
         <w:rPr>
-          <w:rFonts w:ascii="Calibri" w:hAnsi="Calibri" w:eastAsia="宋体"/>
+          <w:rFonts w:ascii="Times New Roman" w:hAnsi="Times New Roman" w:eastAsia="宋体"/>
+          <w:b w:val="0"/>
+          <w:i w:val="0"/>
+          <w:sz w:val="24"/>
+        </w:rPr>
+        <w:t xml:space="preserve">• </w:t>
+      </w:r>
+      <w:r>
+        <w:rPr>
+          <w:rFonts w:ascii="Times New Roman" w:hAnsi="Times New Roman" w:eastAsia="宋体"/>
           <w:b/>
           <w:i w:val="0"/>
-          <w:sz w:val="22"/>
+          <w:sz w:val="24"/>
         </w:rPr>
         <w:t>碳排放：</w:t>
       </w:r>
       <w:r>
         <w:rPr>
-          <w:rFonts w:ascii="Calibri" w:hAnsi="Calibri" w:eastAsia="宋体"/>
+          <w:rFonts w:ascii="Times New Roman" w:hAnsi="Times New Roman" w:eastAsia="宋体"/>
           <w:b w:val="0"/>
           <w:i w:val="0"/>
-          <w:sz w:val="22"/>
+          <w:sz w:val="24"/>
         </w:rPr>
         <w:t>按“购电功率×碳强度”的统一口径计算，取决于电网购电电量；</w:t>
       </w:r>
     </w:p>
     <w:p>
       <w:pPr>
-        <w:pStyle w:val="ListBullet"/>
-        <w:spacing w:after="80" w:line="264" w:lineRule="auto"/>
+        <w:spacing w:after="40" w:line="240" w:lineRule="auto"/>
+        <w:ind w:left="480"/>
       </w:pPr>
       <w:r>
         <w:rPr>
-          <w:rFonts w:ascii="Calibri" w:hAnsi="Calibri" w:eastAsia="宋体"/>
+          <w:rFonts w:ascii="Times New Roman" w:hAnsi="Times New Roman" w:eastAsia="宋体"/>
+          <w:b w:val="0"/>
+          <w:i w:val="0"/>
+          <w:sz w:val="24"/>
+        </w:rPr>
+        <w:t xml:space="preserve">• </w:t>
+      </w:r>
+      <w:r>
+        <w:rPr>
+          <w:rFonts w:ascii="Times New Roman" w:hAnsi="Times New Roman" w:eastAsia="宋体"/>
           <w:b/>
           <w:i w:val="0"/>
-          <w:sz w:val="22"/>
+          <w:sz w:val="24"/>
         </w:rPr>
         <w:t>网络时延：</w:t>
       </w:r>
       <w:r>
         <w:rPr>
-          <w:rFonts w:ascii="Calibri" w:hAnsi="Calibri" w:eastAsia="宋体"/>
+          <w:rFonts w:ascii="Times New Roman" w:hAnsi="Times New Roman" w:eastAsia="宋体"/>
           <w:b w:val="0"/>
           <w:i w:val="0"/>
-          <w:sz w:val="22"/>
+          <w:sz w:val="24"/>
         </w:rPr>
         <w:t>取决于任务由来源区域迁移至执行区域的单向网络时延，实时推理任务须严格满足最大时延约束；</w:t>
       </w:r>
     </w:p>
     <w:p>
       <w:pPr>
-        <w:pStyle w:val="ListBullet"/>
-        <w:spacing w:after="80" w:line="264" w:lineRule="auto"/>
+        <w:spacing w:after="40" w:line="240" w:lineRule="auto"/>
+        <w:ind w:left="480"/>
       </w:pPr>
       <w:r>
         <w:rPr>
-          <w:rFonts w:ascii="Calibri" w:hAnsi="Calibri" w:eastAsia="宋体"/>
+          <w:rFonts w:ascii="Times New Roman" w:hAnsi="Times New Roman" w:eastAsia="宋体"/>
+          <w:b w:val="0"/>
+          <w:i w:val="0"/>
+          <w:sz w:val="24"/>
+        </w:rPr>
+        <w:t xml:space="preserve">• </w:t>
+      </w:r>
+      <w:r>
+        <w:rPr>
+          <w:rFonts w:ascii="Times New Roman" w:hAnsi="Times New Roman" w:eastAsia="宋体"/>
           <w:b/>
           <w:i w:val="0"/>
-          <w:sz w:val="22"/>
+          <w:sz w:val="24"/>
         </w:rPr>
         <w:t>新能源利用率：</w:t>
       </w:r>
       <w:r>
         <w:rPr>
-          <w:rFonts w:ascii="Calibri" w:hAnsi="Calibri" w:eastAsia="宋体"/>
+          <w:rFonts w:ascii="Times New Roman" w:hAnsi="Times New Roman" w:eastAsia="宋体"/>
           <w:b w:val="0"/>
           <w:i w:val="0"/>
-          <w:sz w:val="22"/>
+          <w:sz w:val="24"/>
         </w:rPr>
         <w:t>反映新能源的直接消纳与外送情况，体现绿色低碳调度的程度。</w:t>
       </w:r>
@@ -186,14 +223,15 @@
     </w:p>
     <w:p>
       <w:pPr>
-        <w:spacing w:after="120" w:line="264" w:lineRule="auto"/>
+        <w:spacing w:after="0" w:line="240" w:lineRule="auto"/>
+        <w:ind w:firstLine="480"/>
       </w:pPr>
       <w:r>
         <w:rPr>
-          <w:rFonts w:ascii="Calibri" w:hAnsi="Calibri" w:eastAsia="宋体"/>
+          <w:rFonts w:ascii="Times New Roman" w:hAnsi="Times New Roman" w:eastAsia="宋体"/>
           <w:b w:val="0"/>
           <w:i w:val="0"/>
-          <w:sz w:val="22"/>
+          <w:sz w:val="24"/>
         </w:rPr>
         <w:t>调度方案须同时满足 GPU 容量约束、IT 功率与设施功率上限约束、网络时延约束以及任务完成时限约束：GPU 容量与功率约束刻画数据中心资源瓶颈；时延约束限定任务的可行迁移区域；完成时限约束（最晚不超过第 2406 小时）决定弹性任务的开工时间窗口。此外，任务不可抢占、不可拆分、不可中途迁移的性质使任务一旦开工即连续占用资源，进一步加大了求解难度。</w:t>
       </w:r>
@@ -208,14 +246,15 @@
     </w:p>
     <w:p>
       <w:pPr>
-        <w:spacing w:after="120" w:line="264" w:lineRule="auto"/>
+        <w:spacing w:after="0" w:line="240" w:lineRule="auto"/>
+        <w:ind w:firstLine="480"/>
       </w:pPr>
       <w:r>
         <w:rPr>
-          <w:rFonts w:ascii="Calibri" w:hAnsi="Calibri" w:eastAsia="宋体"/>
+          <w:rFonts w:ascii="Times New Roman" w:hAnsi="Times New Roman" w:eastAsia="宋体"/>
           <w:b w:val="0"/>
           <w:i w:val="0"/>
-          <w:sz w:val="22"/>
+          <w:sz w:val="24"/>
         </w:rPr>
         <w:t>其一，四个优化目标存在显著冲突——迁移至新能源富余的西部地区可降低电费与碳排放，但会增加网络时延；其二，问题规模庞大，共 50 000 个任务、2 400 个时段，任务—区域—开工时间的组合数巨大，直接求解全局整数规划在计算上不可行；其三，电价、碳强度与新能源出力随时间和区域动态变化，新能源具有波动性；其四，三类任务具有异构性，实时推理任务时延敏感、原则上就近执行，批量推理与 AI 训练任务调度弹性较大，需区别对待。</w:t>
       </w:r>
@@ -230,32 +269,33 @@
     </w:p>
     <w:p>
       <w:pPr>
-        <w:spacing w:after="120" w:line="264" w:lineRule="auto"/>
+        <w:spacing w:after="0" w:line="240" w:lineRule="auto"/>
+        <w:ind w:firstLine="480"/>
       </w:pPr>
       <w:r>
         <w:rPr>
-          <w:rFonts w:ascii="Calibri" w:hAnsi="Calibri" w:eastAsia="宋体"/>
+          <w:rFonts w:ascii="Times New Roman" w:hAnsi="Times New Roman" w:eastAsia="宋体"/>
           <w:b w:val="0"/>
           <w:i w:val="0"/>
-          <w:sz w:val="22"/>
+          <w:sz w:val="24"/>
         </w:rPr>
         <w:t>本文采用</w:t>
       </w:r>
       <w:r>
         <w:rPr>
-          <w:rFonts w:ascii="Calibri" w:hAnsi="Calibri" w:eastAsia="宋体"/>
+          <w:rFonts w:ascii="Times New Roman" w:hAnsi="Times New Roman" w:eastAsia="宋体"/>
           <w:b/>
           <w:i w:val="0"/>
-          <w:sz w:val="22"/>
+          <w:sz w:val="24"/>
         </w:rPr>
         <w:t>“滚动时域＋加权综合评分＋多策略 Pareto 分析”</w:t>
       </w:r>
       <w:r>
         <w:rPr>
-          <w:rFonts w:ascii="Calibri" w:hAnsi="Calibri" w:eastAsia="宋体"/>
+          <w:rFonts w:ascii="Times New Roman" w:hAnsi="Times New Roman" w:eastAsia="宋体"/>
           <w:b w:val="0"/>
           <w:i w:val="0"/>
-          <w:sz w:val="22"/>
+          <w:sz w:val="24"/>
         </w:rPr>
         <w:t>的求解框架：先按 6 小时窗口对主时域滚动切分，配合 24 小时向前看范围降低问题规模；再将多目标通过加权求和转化为综合评分，以启发式贪心方式逐任务选择评分最优的可行方案；最后通过多组权重策略刻画不同调度偏好，并利用 Pareto 非支配关系筛选折中方案。任务迁移形成的 AI IT 功率严格按统一功率映射计算，碳排放与新能源利用率按附件 1 的统一口径核算，确保结果可比较、可复现。</w:t>
       </w:r>
@@ -270,32 +310,33 @@
     </w:p>
     <w:p>
       <w:pPr>
-        <w:spacing w:after="120" w:line="264" w:lineRule="auto"/>
+        <w:spacing w:after="0" w:line="240" w:lineRule="auto"/>
+        <w:ind w:firstLine="480"/>
       </w:pPr>
       <w:r>
         <w:rPr>
-          <w:rFonts w:ascii="Calibri" w:hAnsi="Calibri" w:eastAsia="宋体"/>
+          <w:rFonts w:ascii="Times New Roman" w:hAnsi="Times New Roman" w:eastAsia="宋体"/>
           <w:b w:val="0"/>
           <w:i w:val="0"/>
-          <w:sz w:val="22"/>
+          <w:sz w:val="24"/>
         </w:rPr>
         <w:t>针对大规模组合优化在计算上的不可行性，本文采用</w:t>
       </w:r>
       <w:r>
         <w:rPr>
-          <w:rFonts w:ascii="Calibri" w:hAnsi="Calibri" w:eastAsia="宋体"/>
+          <w:rFonts w:ascii="Times New Roman" w:hAnsi="Times New Roman" w:eastAsia="宋体"/>
           <w:b/>
           <w:i w:val="0"/>
-          <w:sz w:val="22"/>
+          <w:sz w:val="24"/>
         </w:rPr>
         <w:t>基于加权综合评分的碳感知滚动窗口调度模型（Weighted Carbon-aware Rolling Scheduling, WCRS）</w:t>
       </w:r>
       <w:r>
         <w:rPr>
-          <w:rFonts w:ascii="Calibri" w:hAnsi="Calibri" w:eastAsia="宋体"/>
+          <w:rFonts w:ascii="Times New Roman" w:hAnsi="Times New Roman" w:eastAsia="宋体"/>
           <w:b w:val="0"/>
           <w:i w:val="0"/>
-          <w:sz w:val="22"/>
+          <w:sz w:val="24"/>
         </w:rPr>
         <w:t>作为基础求解框架，并在此基础上通过多组权重策略＋Pareto 非支配筛选进行多目标分析，兼顾求解效率与多目标权衡的刻画能力。</w:t>
       </w:r>
@@ -318,364 +359,410 @@
     </w:p>
     <w:p>
       <w:pPr>
-        <w:spacing w:after="120" w:line="264" w:lineRule="auto"/>
+        <w:spacing w:after="0" w:line="240" w:lineRule="auto"/>
+        <w:ind w:firstLine="480"/>
       </w:pPr>
       <w:r>
         <w:rPr>
-          <w:rFonts w:ascii="Calibri" w:hAnsi="Calibri" w:eastAsia="宋体"/>
+          <w:rFonts w:ascii="Times New Roman" w:hAnsi="Times New Roman" w:eastAsia="宋体"/>
           <w:b w:val="0"/>
           <w:i w:val="0"/>
-          <w:sz w:val="22"/>
+          <w:sz w:val="24"/>
         </w:rPr>
         <w:t>定义任务集合为 I、区域集合为 R＝{A,B,C,D,E,F}、时段集合为 T＝{0,1,…,2399}。对任务 i 已知到达时刻 a</w:t>
       </w:r>
       <w:r>
         <w:rPr>
-          <w:rFonts w:ascii="Calibri" w:hAnsi="Calibri" w:eastAsia="宋体"/>
+          <w:rFonts w:ascii="Times New Roman" w:hAnsi="Times New Roman" w:eastAsia="宋体"/>
           <w:b/>
           <w:i w:val="0"/>
-          <w:sz w:val="22"/>
+          <w:sz w:val="24"/>
           <w:vertAlign w:val="subscript"/>
         </w:rPr>
         <w:t>i</w:t>
       </w:r>
       <w:r>
         <w:rPr>
-          <w:rFonts w:ascii="Calibri" w:hAnsi="Calibri" w:eastAsia="宋体"/>
+          <w:rFonts w:ascii="Times New Roman" w:hAnsi="Times New Roman" w:eastAsia="宋体"/>
           <w:b w:val="0"/>
           <w:i w:val="0"/>
-          <w:sz w:val="22"/>
+          <w:sz w:val="24"/>
         </w:rPr>
         <w:t>、GPU 需求 g</w:t>
       </w:r>
       <w:r>
         <w:rPr>
-          <w:rFonts w:ascii="Calibri" w:hAnsi="Calibri" w:eastAsia="宋体"/>
+          <w:rFonts w:ascii="Times New Roman" w:hAnsi="Times New Roman" w:eastAsia="宋体"/>
           <w:b/>
           <w:i w:val="0"/>
-          <w:sz w:val="22"/>
+          <w:sz w:val="24"/>
           <w:vertAlign w:val="subscript"/>
         </w:rPr>
         <w:t>i</w:t>
       </w:r>
       <w:r>
         <w:rPr>
-          <w:rFonts w:ascii="Calibri" w:hAnsi="Calibri" w:eastAsia="宋体"/>
+          <w:rFonts w:ascii="Times New Roman" w:hAnsi="Times New Roman" w:eastAsia="宋体"/>
           <w:b w:val="0"/>
           <w:i w:val="0"/>
-          <w:sz w:val="22"/>
+          <w:sz w:val="24"/>
         </w:rPr>
         <w:t>、预计执行时长 d</w:t>
       </w:r>
       <w:r>
         <w:rPr>
-          <w:rFonts w:ascii="Calibri" w:hAnsi="Calibri" w:eastAsia="宋体"/>
+          <w:rFonts w:ascii="Times New Roman" w:hAnsi="Times New Roman" w:eastAsia="宋体"/>
           <w:b/>
           <w:i w:val="0"/>
-          <w:sz w:val="22"/>
+          <w:sz w:val="24"/>
           <w:vertAlign w:val="subscript"/>
         </w:rPr>
         <w:t>i</w:t>
       </w:r>
       <w:r>
         <w:rPr>
-          <w:rFonts w:ascii="Calibri" w:hAnsi="Calibri" w:eastAsia="宋体"/>
+          <w:rFonts w:ascii="Times New Roman" w:hAnsi="Times New Roman" w:eastAsia="宋体"/>
           <w:b w:val="0"/>
           <w:i w:val="0"/>
-          <w:sz w:val="22"/>
+          <w:sz w:val="24"/>
         </w:rPr>
         <w:t>（分钟换算为小时）、来源区域 q</w:t>
       </w:r>
       <w:r>
         <w:rPr>
-          <w:rFonts w:ascii="Calibri" w:hAnsi="Calibri" w:eastAsia="宋体"/>
+          <w:rFonts w:ascii="Times New Roman" w:hAnsi="Times New Roman" w:eastAsia="宋体"/>
           <w:b/>
           <w:i w:val="0"/>
-          <w:sz w:val="22"/>
+          <w:sz w:val="24"/>
           <w:vertAlign w:val="subscript"/>
         </w:rPr>
         <w:t>i</w:t>
       </w:r>
       <w:r>
         <w:rPr>
-          <w:rFonts w:ascii="Calibri" w:hAnsi="Calibri" w:eastAsia="宋体"/>
+          <w:rFonts w:ascii="Times New Roman" w:hAnsi="Times New Roman" w:eastAsia="宋体"/>
           <w:b w:val="0"/>
           <w:i w:val="0"/>
-          <w:sz w:val="22"/>
+          <w:sz w:val="24"/>
         </w:rPr>
         <w:t>、最大可接受时延 l</w:t>
       </w:r>
       <w:r>
         <w:rPr>
-          <w:rFonts w:ascii="Calibri" w:hAnsi="Calibri" w:eastAsia="宋体"/>
+          <w:rFonts w:ascii="Times New Roman" w:hAnsi="Times New Roman" w:eastAsia="宋体"/>
           <w:b/>
           <w:i w:val="0"/>
-          <w:sz w:val="22"/>
+          <w:sz w:val="24"/>
           <w:vertAlign w:val="subscript"/>
         </w:rPr>
         <w:t>i</w:t>
       </w:r>
       <w:r>
         <w:rPr>
-          <w:rFonts w:ascii="Calibri" w:hAnsi="Calibri" w:eastAsia="宋体"/>
+          <w:rFonts w:ascii="Times New Roman" w:hAnsi="Times New Roman" w:eastAsia="宋体"/>
           <w:b w:val="0"/>
           <w:i w:val="0"/>
-          <w:sz w:val="22"/>
+          <w:sz w:val="24"/>
         </w:rPr>
         <w:t>、最晚完成时刻 L</w:t>
       </w:r>
       <w:r>
         <w:rPr>
-          <w:rFonts w:ascii="Calibri" w:hAnsi="Calibri" w:eastAsia="宋体"/>
+          <w:rFonts w:ascii="Times New Roman" w:hAnsi="Times New Roman" w:eastAsia="宋体"/>
           <w:b/>
           <w:i w:val="0"/>
-          <w:sz w:val="22"/>
+          <w:sz w:val="24"/>
           <w:vertAlign w:val="subscript"/>
         </w:rPr>
         <w:t>i</w:t>
       </w:r>
       <w:r>
         <w:rPr>
-          <w:rFonts w:ascii="Calibri" w:hAnsi="Calibri" w:eastAsia="宋体"/>
+          <w:rFonts w:ascii="Times New Roman" w:hAnsi="Times New Roman" w:eastAsia="宋体"/>
           <w:b w:val="0"/>
           <w:i w:val="0"/>
-          <w:sz w:val="22"/>
+          <w:sz w:val="24"/>
         </w:rPr>
         <w:t>，以及按任务类型确定的单位 GPU 平均功率 p</w:t>
       </w:r>
       <w:r>
         <w:rPr>
-          <w:rFonts w:ascii="Calibri" w:hAnsi="Calibri" w:eastAsia="宋体"/>
+          <w:rFonts w:ascii="Times New Roman" w:hAnsi="Times New Roman" w:eastAsia="宋体"/>
           <w:b/>
           <w:i w:val="0"/>
-          <w:sz w:val="22"/>
+          <w:sz w:val="24"/>
           <w:vertAlign w:val="subscript"/>
         </w:rPr>
         <w:t>i</w:t>
       </w:r>
       <w:r>
         <w:rPr>
-          <w:rFonts w:ascii="Calibri" w:hAnsi="Calibri" w:eastAsia="宋体"/>
+          <w:rFonts w:ascii="Times New Roman" w:hAnsi="Times New Roman" w:eastAsia="宋体"/>
           <w:b w:val="0"/>
           <w:i w:val="0"/>
-          <w:sz w:val="22"/>
+          <w:sz w:val="24"/>
         </w:rPr>
         <w:t>（AI 训练 0.16 MW/GPU、批量推理 0.10 MW/GPU、实时推理 0.08 MW/GPU）。定义 0-1 决策变量：</w:t>
       </w:r>
     </w:p>
     <w:p>
       <w:pPr>
-        <w:spacing w:before="60" w:after="120"/>
-        <w:jc w:val="center"/>
+        <w:tabs>
+          <w:tab w:pos="4535" w:val="center"/>
+          <w:tab w:pos="9071" w:val="right"/>
+        </w:tabs>
+        <w:spacing w:line="240" w:lineRule="auto" w:before="80" w:after="80"/>
       </w:pPr>
       <w:r>
         <w:rPr>
-          <w:rFonts w:ascii="Calibri" w:hAnsi="Calibri" w:eastAsia="宋体"/>
+          <w:rFonts w:ascii="Times New Roman" w:hAnsi="Times New Roman" w:eastAsia="宋体"/>
           <w:b w:val="0"/>
           <w:i w:val="0"/>
-          <w:sz w:val="22"/>
+          <w:sz w:val="24"/>
+        </w:rPr>
+        <w:tab/>
+      </w:r>
+      <w:r>
+        <w:rPr>
+          <w:rFonts w:ascii="Times New Roman" w:hAnsi="Times New Roman" w:eastAsia="宋体"/>
+          <w:b w:val="0"/>
+          <w:i w:val="0"/>
+          <w:sz w:val="24"/>
         </w:rPr>
         <w:t>x</w:t>
       </w:r>
       <w:r>
         <w:rPr>
-          <w:rFonts w:ascii="Calibri" w:hAnsi="Calibri" w:eastAsia="宋体"/>
+          <w:rFonts w:ascii="Times New Roman" w:hAnsi="Times New Roman" w:eastAsia="宋体"/>
           <w:b/>
           <w:i w:val="0"/>
-          <w:sz w:val="22"/>
+          <w:sz w:val="24"/>
           <w:vertAlign w:val="subscript"/>
         </w:rPr>
         <w:t>i,r,s</w:t>
       </w:r>
       <w:r>
         <w:rPr>
-          <w:rFonts w:ascii="Calibri" w:hAnsi="Calibri" w:eastAsia="宋体"/>
+          <w:rFonts w:ascii="Times New Roman" w:hAnsi="Times New Roman" w:eastAsia="宋体"/>
           <w:b w:val="0"/>
           <w:i w:val="0"/>
-          <w:sz w:val="22"/>
+          <w:sz w:val="24"/>
         </w:rPr>
         <w:t xml:space="preserve"> = 1，任务 i 在区域 r、时段 s 开工；否则 x</w:t>
       </w:r>
       <w:r>
         <w:rPr>
-          <w:rFonts w:ascii="Calibri" w:hAnsi="Calibri" w:eastAsia="宋体"/>
+          <w:rFonts w:ascii="Times New Roman" w:hAnsi="Times New Roman" w:eastAsia="宋体"/>
           <w:b/>
           <w:i w:val="0"/>
-          <w:sz w:val="22"/>
+          <w:sz w:val="24"/>
           <w:vertAlign w:val="subscript"/>
         </w:rPr>
         <w:t>i,r,s</w:t>
       </w:r>
       <w:r>
         <w:rPr>
-          <w:rFonts w:ascii="Calibri" w:hAnsi="Calibri" w:eastAsia="宋体"/>
+          <w:rFonts w:ascii="Times New Roman" w:hAnsi="Times New Roman" w:eastAsia="宋体"/>
           <w:b w:val="0"/>
           <w:i w:val="0"/>
-          <w:sz w:val="22"/>
+          <w:sz w:val="24"/>
         </w:rPr>
         <w:t xml:space="preserve"> = 0</w:t>
+      </w:r>
+      <w:r>
+        <w:rPr>
+          <w:rFonts w:ascii="Times New Roman" w:hAnsi="Times New Roman" w:eastAsia="宋体"/>
+          <w:b w:val="0"/>
+          <w:i w:val="0"/>
+          <w:sz w:val="24"/>
+        </w:rPr>
+        <w:tab/>
+        <w:t>(1)</w:t>
       </w:r>
     </w:p>
     <w:p>
       <w:pPr>
-        <w:spacing w:after="120" w:line="264" w:lineRule="auto"/>
+        <w:spacing w:after="0" w:line="240" w:lineRule="auto"/>
+        <w:ind w:firstLine="480"/>
       </w:pPr>
       <w:r>
         <w:rPr>
-          <w:rFonts w:ascii="Calibri" w:hAnsi="Calibri" w:eastAsia="宋体"/>
+          <w:rFonts w:ascii="Times New Roman" w:hAnsi="Times New Roman" w:eastAsia="宋体"/>
           <w:b w:val="0"/>
           <w:i w:val="0"/>
-          <w:sz w:val="22"/>
+          <w:sz w:val="24"/>
         </w:rPr>
         <w:t>任务功率与任务在时段 t 内的重叠系数分别为：</w:t>
       </w:r>
     </w:p>
     <w:p>
       <w:pPr>
-        <w:spacing w:before="60" w:after="120"/>
-        <w:jc w:val="center"/>
+        <w:tabs>
+          <w:tab w:pos="4535" w:val="center"/>
+          <w:tab w:pos="9071" w:val="right"/>
+        </w:tabs>
+        <w:spacing w:line="240" w:lineRule="auto" w:before="80" w:after="80"/>
       </w:pPr>
       <w:r>
         <w:rPr>
-          <w:rFonts w:ascii="Calibri" w:hAnsi="Calibri" w:eastAsia="宋体"/>
+          <w:rFonts w:ascii="Times New Roman" w:hAnsi="Times New Roman" w:eastAsia="宋体"/>
           <w:b w:val="0"/>
           <w:i w:val="0"/>
-          <w:sz w:val="22"/>
+          <w:sz w:val="24"/>
+        </w:rPr>
+        <w:tab/>
+      </w:r>
+      <w:r>
+        <w:rPr>
+          <w:rFonts w:ascii="Times New Roman" w:hAnsi="Times New Roman" w:eastAsia="宋体"/>
+          <w:b w:val="0"/>
+          <w:i w:val="0"/>
+          <w:sz w:val="24"/>
         </w:rPr>
         <w:t>P</w:t>
       </w:r>
       <w:r>
         <w:rPr>
-          <w:rFonts w:ascii="Calibri" w:hAnsi="Calibri" w:eastAsia="宋体"/>
+          <w:rFonts w:ascii="Times New Roman" w:hAnsi="Times New Roman" w:eastAsia="宋体"/>
           <w:b/>
           <w:i w:val="0"/>
-          <w:sz w:val="22"/>
+          <w:sz w:val="24"/>
           <w:vertAlign w:val="subscript"/>
         </w:rPr>
         <w:t>i</w:t>
       </w:r>
       <w:r>
         <w:rPr>
-          <w:rFonts w:ascii="Calibri" w:hAnsi="Calibri" w:eastAsia="宋体"/>
+          <w:rFonts w:ascii="Times New Roman" w:hAnsi="Times New Roman" w:eastAsia="宋体"/>
           <w:b w:val="0"/>
           <w:i w:val="0"/>
-          <w:sz w:val="22"/>
+          <w:sz w:val="24"/>
         </w:rPr>
         <w:t xml:space="preserve"> = g</w:t>
       </w:r>
       <w:r>
         <w:rPr>
-          <w:rFonts w:ascii="Calibri" w:hAnsi="Calibri" w:eastAsia="宋体"/>
+          <w:rFonts w:ascii="Times New Roman" w:hAnsi="Times New Roman" w:eastAsia="宋体"/>
           <w:b/>
           <w:i w:val="0"/>
-          <w:sz w:val="22"/>
+          <w:sz w:val="24"/>
           <w:vertAlign w:val="subscript"/>
         </w:rPr>
         <w:t>i</w:t>
       </w:r>
       <w:r>
         <w:rPr>
-          <w:rFonts w:ascii="Calibri" w:hAnsi="Calibri" w:eastAsia="宋体"/>
+          <w:rFonts w:ascii="Times New Roman" w:hAnsi="Times New Roman" w:eastAsia="宋体"/>
           <w:b w:val="0"/>
           <w:i w:val="0"/>
-          <w:sz w:val="22"/>
+          <w:sz w:val="24"/>
         </w:rPr>
         <w:t xml:space="preserve"> × p</w:t>
       </w:r>
       <w:r>
         <w:rPr>
-          <w:rFonts w:ascii="Calibri" w:hAnsi="Calibri" w:eastAsia="宋体"/>
+          <w:rFonts w:ascii="Times New Roman" w:hAnsi="Times New Roman" w:eastAsia="宋体"/>
           <w:b/>
           <w:i w:val="0"/>
-          <w:sz w:val="22"/>
+          <w:sz w:val="24"/>
           <w:vertAlign w:val="subscript"/>
         </w:rPr>
         <w:t>i</w:t>
       </w:r>
       <w:r>
         <w:rPr>
-          <w:rFonts w:ascii="Calibri" w:hAnsi="Calibri" w:eastAsia="宋体"/>
+          <w:rFonts w:ascii="Times New Roman" w:hAnsi="Times New Roman" w:eastAsia="宋体"/>
           <w:b w:val="0"/>
           <w:i w:val="0"/>
-          <w:sz w:val="22"/>
+          <w:sz w:val="24"/>
         </w:rPr>
         <w:t>，    h</w:t>
       </w:r>
       <w:r>
         <w:rPr>
-          <w:rFonts w:ascii="Calibri" w:hAnsi="Calibri" w:eastAsia="宋体"/>
+          <w:rFonts w:ascii="Times New Roman" w:hAnsi="Times New Roman" w:eastAsia="宋体"/>
           <w:b/>
           <w:i w:val="0"/>
-          <w:sz w:val="22"/>
+          <w:sz w:val="24"/>
           <w:vertAlign w:val="subscript"/>
         </w:rPr>
         <w:t>i,t</w:t>
       </w:r>
       <w:r>
         <w:rPr>
-          <w:rFonts w:ascii="Calibri" w:hAnsi="Calibri" w:eastAsia="宋体"/>
+          <w:rFonts w:ascii="Times New Roman" w:hAnsi="Times New Roman" w:eastAsia="宋体"/>
           <w:b w:val="0"/>
           <w:i w:val="0"/>
-          <w:sz w:val="22"/>
+          <w:sz w:val="24"/>
         </w:rPr>
         <w:t xml:space="preserve"> = max(0, min(t+1, s</w:t>
       </w:r>
       <w:r>
         <w:rPr>
-          <w:rFonts w:ascii="Calibri" w:hAnsi="Calibri" w:eastAsia="宋体"/>
+          <w:rFonts w:ascii="Times New Roman" w:hAnsi="Times New Roman" w:eastAsia="宋体"/>
           <w:b/>
           <w:i w:val="0"/>
-          <w:sz w:val="22"/>
+          <w:sz w:val="24"/>
           <w:vertAlign w:val="subscript"/>
         </w:rPr>
         <w:t>i</w:t>
       </w:r>
       <w:r>
         <w:rPr>
-          <w:rFonts w:ascii="Calibri" w:hAnsi="Calibri" w:eastAsia="宋体"/>
+          <w:rFonts w:ascii="Times New Roman" w:hAnsi="Times New Roman" w:eastAsia="宋体"/>
           <w:b w:val="0"/>
           <w:i w:val="0"/>
-          <w:sz w:val="22"/>
+          <w:sz w:val="24"/>
         </w:rPr>
         <w:t>+d</w:t>
       </w:r>
       <w:r>
         <w:rPr>
-          <w:rFonts w:ascii="Calibri" w:hAnsi="Calibri" w:eastAsia="宋体"/>
+          <w:rFonts w:ascii="Times New Roman" w:hAnsi="Times New Roman" w:eastAsia="宋体"/>
           <w:b/>
           <w:i w:val="0"/>
-          <w:sz w:val="22"/>
+          <w:sz w:val="24"/>
           <w:vertAlign w:val="subscript"/>
         </w:rPr>
         <w:t>i</w:t>
       </w:r>
       <w:r>
         <w:rPr>
-          <w:rFonts w:ascii="Calibri" w:hAnsi="Calibri" w:eastAsia="宋体"/>
+          <w:rFonts w:ascii="Times New Roman" w:hAnsi="Times New Roman" w:eastAsia="宋体"/>
           <w:b w:val="0"/>
           <w:i w:val="0"/>
-          <w:sz w:val="22"/>
+          <w:sz w:val="24"/>
         </w:rPr>
         <w:t>) − max(t, s</w:t>
       </w:r>
       <w:r>
         <w:rPr>
-          <w:rFonts w:ascii="Calibri" w:hAnsi="Calibri" w:eastAsia="宋体"/>
+          <w:rFonts w:ascii="Times New Roman" w:hAnsi="Times New Roman" w:eastAsia="宋体"/>
           <w:b/>
           <w:i w:val="0"/>
-          <w:sz w:val="22"/>
+          <w:sz w:val="24"/>
           <w:vertAlign w:val="subscript"/>
         </w:rPr>
         <w:t>i</w:t>
       </w:r>
       <w:r>
         <w:rPr>
-          <w:rFonts w:ascii="Calibri" w:hAnsi="Calibri" w:eastAsia="宋体"/>
+          <w:rFonts w:ascii="Times New Roman" w:hAnsi="Times New Roman" w:eastAsia="宋体"/>
           <w:b w:val="0"/>
           <w:i w:val="0"/>
-          <w:sz w:val="22"/>
+          <w:sz w:val="24"/>
         </w:rPr>
         <w:t>))</w:t>
+      </w:r>
+      <w:r>
+        <w:rPr>
+          <w:rFonts w:ascii="Times New Roman" w:hAnsi="Times New Roman" w:eastAsia="宋体"/>
+          <w:b w:val="0"/>
+          <w:i w:val="0"/>
+          <w:sz w:val="24"/>
+        </w:rPr>
+        <w:tab/>
+        <w:t>(2)</w:t>
       </w:r>
     </w:p>
     <w:p>
@@ -688,648 +775,763 @@
     </w:p>
     <w:p>
       <w:pPr>
-        <w:spacing w:after="120" w:line="264" w:lineRule="auto"/>
+        <w:spacing w:after="0" w:line="240" w:lineRule="auto"/>
+        <w:ind w:firstLine="480"/>
       </w:pPr>
       <w:r>
         <w:rPr>
-          <w:rFonts w:ascii="Calibri" w:hAnsi="Calibri" w:eastAsia="宋体"/>
+          <w:rFonts w:ascii="Times New Roman" w:hAnsi="Times New Roman" w:eastAsia="宋体"/>
           <w:b/>
           <w:i w:val="0"/>
-          <w:sz w:val="22"/>
+          <w:sz w:val="24"/>
         </w:rPr>
         <w:t>（1）区域可行性。</w:t>
       </w:r>
       <w:r>
         <w:rPr>
-          <w:rFonts w:ascii="Calibri" w:hAnsi="Calibri" w:eastAsia="宋体"/>
+          <w:rFonts w:ascii="Times New Roman" w:hAnsi="Times New Roman" w:eastAsia="宋体"/>
           <w:b w:val="0"/>
           <w:i w:val="0"/>
-          <w:sz w:val="22"/>
+          <w:sz w:val="24"/>
         </w:rPr>
         <w:t xml:space="preserve"> 任务仅可调度至满足网络时延要求的区域：</w:t>
       </w:r>
     </w:p>
     <w:p>
       <w:pPr>
-        <w:spacing w:before="60" w:after="120"/>
-        <w:jc w:val="center"/>
+        <w:tabs>
+          <w:tab w:pos="4535" w:val="center"/>
+          <w:tab w:pos="9071" w:val="right"/>
+        </w:tabs>
+        <w:spacing w:line="240" w:lineRule="auto" w:before="80" w:after="80"/>
       </w:pPr>
       <w:r>
         <w:rPr>
-          <w:rFonts w:ascii="Calibri" w:hAnsi="Calibri" w:eastAsia="宋体"/>
+          <w:rFonts w:ascii="Times New Roman" w:hAnsi="Times New Roman" w:eastAsia="宋体"/>
           <w:b w:val="0"/>
           <w:i w:val="0"/>
-          <w:sz w:val="22"/>
+          <w:sz w:val="24"/>
+        </w:rPr>
+        <w:tab/>
+      </w:r>
+      <w:r>
+        <w:rPr>
+          <w:rFonts w:ascii="Times New Roman" w:hAnsi="Times New Roman" w:eastAsia="宋体"/>
+          <w:b w:val="0"/>
+          <w:i w:val="0"/>
+          <w:sz w:val="24"/>
         </w:rPr>
         <w:t>R</w:t>
       </w:r>
       <w:r>
         <w:rPr>
-          <w:rFonts w:ascii="Calibri" w:hAnsi="Calibri" w:eastAsia="宋体"/>
+          <w:rFonts w:ascii="Times New Roman" w:hAnsi="Times New Roman" w:eastAsia="宋体"/>
           <w:b/>
           <w:i w:val="0"/>
-          <w:sz w:val="22"/>
+          <w:sz w:val="24"/>
           <w:vertAlign w:val="subscript"/>
         </w:rPr>
         <w:t>i</w:t>
       </w:r>
       <w:r>
         <w:rPr>
-          <w:rFonts w:ascii="Calibri" w:hAnsi="Calibri" w:eastAsia="宋体"/>
+          <w:rFonts w:ascii="Times New Roman" w:hAnsi="Times New Roman" w:eastAsia="宋体"/>
           <w:b w:val="0"/>
           <w:i w:val="0"/>
-          <w:sz w:val="22"/>
+          <w:sz w:val="24"/>
         </w:rPr>
         <w:t xml:space="preserve"> = { r | NetworkLatency(q</w:t>
       </w:r>
       <w:r>
         <w:rPr>
-          <w:rFonts w:ascii="Calibri" w:hAnsi="Calibri" w:eastAsia="宋体"/>
+          <w:rFonts w:ascii="Times New Roman" w:hAnsi="Times New Roman" w:eastAsia="宋体"/>
           <w:b/>
           <w:i w:val="0"/>
-          <w:sz w:val="22"/>
+          <w:sz w:val="24"/>
           <w:vertAlign w:val="subscript"/>
         </w:rPr>
         <w:t>i</w:t>
       </w:r>
       <w:r>
         <w:rPr>
-          <w:rFonts w:ascii="Calibri" w:hAnsi="Calibri" w:eastAsia="宋体"/>
+          <w:rFonts w:ascii="Times New Roman" w:hAnsi="Times New Roman" w:eastAsia="宋体"/>
           <w:b w:val="0"/>
           <w:i w:val="0"/>
-          <w:sz w:val="22"/>
+          <w:sz w:val="24"/>
         </w:rPr>
         <w:t>, r) ≤ l</w:t>
       </w:r>
       <w:r>
         <w:rPr>
-          <w:rFonts w:ascii="Calibri" w:hAnsi="Calibri" w:eastAsia="宋体"/>
+          <w:rFonts w:ascii="Times New Roman" w:hAnsi="Times New Roman" w:eastAsia="宋体"/>
           <w:b/>
           <w:i w:val="0"/>
-          <w:sz w:val="22"/>
+          <w:sz w:val="24"/>
           <w:vertAlign w:val="subscript"/>
         </w:rPr>
         <w:t>i</w:t>
       </w:r>
       <w:r>
         <w:rPr>
-          <w:rFonts w:ascii="Calibri" w:hAnsi="Calibri" w:eastAsia="宋体"/>
+          <w:rFonts w:ascii="Times New Roman" w:hAnsi="Times New Roman" w:eastAsia="宋体"/>
           <w:b w:val="0"/>
           <w:i w:val="0"/>
-          <w:sz w:val="22"/>
+          <w:sz w:val="24"/>
         </w:rPr>
         <w:t xml:space="preserve"> }</w:t>
+      </w:r>
+      <w:r>
+        <w:rPr>
+          <w:rFonts w:ascii="Times New Roman" w:hAnsi="Times New Roman" w:eastAsia="宋体"/>
+          <w:b w:val="0"/>
+          <w:i w:val="0"/>
+          <w:sz w:val="24"/>
+        </w:rPr>
+        <w:tab/>
+        <w:t>(3)</w:t>
       </w:r>
     </w:p>
     <w:p>
       <w:pPr>
-        <w:spacing w:after="120" w:line="264" w:lineRule="auto"/>
+        <w:spacing w:after="0" w:line="240" w:lineRule="auto"/>
+        <w:ind w:firstLine="480"/>
       </w:pPr>
       <w:r>
         <w:rPr>
-          <w:rFonts w:ascii="Calibri" w:hAnsi="Calibri" w:eastAsia="宋体"/>
+          <w:rFonts w:ascii="Times New Roman" w:hAnsi="Times New Roman" w:eastAsia="宋体"/>
           <w:b/>
           <w:i w:val="0"/>
-          <w:sz w:val="22"/>
+          <w:sz w:val="24"/>
         </w:rPr>
         <w:t>（2）时间可行性。</w:t>
       </w:r>
       <w:r>
         <w:rPr>
-          <w:rFonts w:ascii="Calibri" w:hAnsi="Calibri" w:eastAsia="宋体"/>
+          <w:rFonts w:ascii="Times New Roman" w:hAnsi="Times New Roman" w:eastAsia="宋体"/>
           <w:b w:val="0"/>
           <w:i w:val="0"/>
-          <w:sz w:val="22"/>
+          <w:sz w:val="24"/>
         </w:rPr>
         <w:t xml:space="preserve"> 实时推理任务到达即开工：s</w:t>
       </w:r>
       <w:r>
         <w:rPr>
-          <w:rFonts w:ascii="Calibri" w:hAnsi="Calibri" w:eastAsia="宋体"/>
+          <w:rFonts w:ascii="Times New Roman" w:hAnsi="Times New Roman" w:eastAsia="宋体"/>
           <w:b/>
           <w:i w:val="0"/>
-          <w:sz w:val="22"/>
+          <w:sz w:val="24"/>
           <w:vertAlign w:val="subscript"/>
         </w:rPr>
         <w:t>i</w:t>
       </w:r>
       <w:r>
         <w:rPr>
-          <w:rFonts w:ascii="Calibri" w:hAnsi="Calibri" w:eastAsia="宋体"/>
+          <w:rFonts w:ascii="Times New Roman" w:hAnsi="Times New Roman" w:eastAsia="宋体"/>
           <w:b w:val="0"/>
           <w:i w:val="0"/>
-          <w:sz w:val="22"/>
+          <w:sz w:val="24"/>
         </w:rPr>
         <w:t xml:space="preserve"> = a</w:t>
       </w:r>
       <w:r>
         <w:rPr>
-          <w:rFonts w:ascii="Calibri" w:hAnsi="Calibri" w:eastAsia="宋体"/>
+          <w:rFonts w:ascii="Times New Roman" w:hAnsi="Times New Roman" w:eastAsia="宋体"/>
           <w:b/>
           <w:i w:val="0"/>
-          <w:sz w:val="22"/>
+          <w:sz w:val="24"/>
           <w:vertAlign w:val="subscript"/>
         </w:rPr>
         <w:t>i</w:t>
       </w:r>
       <w:r>
         <w:rPr>
-          <w:rFonts w:ascii="Calibri" w:hAnsi="Calibri" w:eastAsia="宋体"/>
+          <w:rFonts w:ascii="Times New Roman" w:hAnsi="Times New Roman" w:eastAsia="宋体"/>
           <w:b w:val="0"/>
           <w:i w:val="0"/>
-          <w:sz w:val="22"/>
+          <w:sz w:val="24"/>
         </w:rPr>
         <w:t>；批量推理与 AI 训练任务允许延迟：a</w:t>
       </w:r>
       <w:r>
         <w:rPr>
-          <w:rFonts w:ascii="Calibri" w:hAnsi="Calibri" w:eastAsia="宋体"/>
+          <w:rFonts w:ascii="Times New Roman" w:hAnsi="Times New Roman" w:eastAsia="宋体"/>
           <w:b/>
           <w:i w:val="0"/>
-          <w:sz w:val="22"/>
+          <w:sz w:val="24"/>
           <w:vertAlign w:val="subscript"/>
         </w:rPr>
         <w:t>i</w:t>
       </w:r>
       <w:r>
         <w:rPr>
-          <w:rFonts w:ascii="Calibri" w:hAnsi="Calibri" w:eastAsia="宋体"/>
+          <w:rFonts w:ascii="Times New Roman" w:hAnsi="Times New Roman" w:eastAsia="宋体"/>
           <w:b w:val="0"/>
           <w:i w:val="0"/>
-          <w:sz w:val="22"/>
+          <w:sz w:val="24"/>
         </w:rPr>
         <w:t xml:space="preserve"> ≤ s</w:t>
       </w:r>
       <w:r>
         <w:rPr>
-          <w:rFonts w:ascii="Calibri" w:hAnsi="Calibri" w:eastAsia="宋体"/>
+          <w:rFonts w:ascii="Times New Roman" w:hAnsi="Times New Roman" w:eastAsia="宋体"/>
           <w:b/>
           <w:i w:val="0"/>
-          <w:sz w:val="22"/>
+          <w:sz w:val="24"/>
           <w:vertAlign w:val="subscript"/>
         </w:rPr>
         <w:t>i</w:t>
       </w:r>
       <w:r>
         <w:rPr>
-          <w:rFonts w:ascii="Calibri" w:hAnsi="Calibri" w:eastAsia="宋体"/>
+          <w:rFonts w:ascii="Times New Roman" w:hAnsi="Times New Roman" w:eastAsia="宋体"/>
           <w:b w:val="0"/>
           <w:i w:val="0"/>
-          <w:sz w:val="22"/>
+          <w:sz w:val="24"/>
         </w:rPr>
         <w:t xml:space="preserve"> ≤ L</w:t>
       </w:r>
       <w:r>
         <w:rPr>
-          <w:rFonts w:ascii="Calibri" w:hAnsi="Calibri" w:eastAsia="宋体"/>
+          <w:rFonts w:ascii="Times New Roman" w:hAnsi="Times New Roman" w:eastAsia="宋体"/>
           <w:b/>
           <w:i w:val="0"/>
-          <w:sz w:val="22"/>
+          <w:sz w:val="24"/>
           <w:vertAlign w:val="subscript"/>
         </w:rPr>
         <w:t>i</w:t>
       </w:r>
       <w:r>
         <w:rPr>
-          <w:rFonts w:ascii="Calibri" w:hAnsi="Calibri" w:eastAsia="宋体"/>
+          <w:rFonts w:ascii="Times New Roman" w:hAnsi="Times New Roman" w:eastAsia="宋体"/>
           <w:b w:val="0"/>
           <w:i w:val="0"/>
-          <w:sz w:val="22"/>
+          <w:sz w:val="24"/>
         </w:rPr>
         <w:t xml:space="preserve"> − d</w:t>
       </w:r>
       <w:r>
         <w:rPr>
-          <w:rFonts w:ascii="Calibri" w:hAnsi="Calibri" w:eastAsia="宋体"/>
+          <w:rFonts w:ascii="Times New Roman" w:hAnsi="Times New Roman" w:eastAsia="宋体"/>
           <w:b/>
           <w:i w:val="0"/>
-          <w:sz w:val="22"/>
+          <w:sz w:val="24"/>
           <w:vertAlign w:val="subscript"/>
         </w:rPr>
         <w:t>i</w:t>
       </w:r>
       <w:r>
         <w:rPr>
-          <w:rFonts w:ascii="Calibri" w:hAnsi="Calibri" w:eastAsia="宋体"/>
+          <w:rFonts w:ascii="Times New Roman" w:hAnsi="Times New Roman" w:eastAsia="宋体"/>
           <w:b w:val="0"/>
           <w:i w:val="0"/>
-          <w:sz w:val="22"/>
+          <w:sz w:val="24"/>
         </w:rPr>
         <w:t>，且 s</w:t>
       </w:r>
       <w:r>
         <w:rPr>
-          <w:rFonts w:ascii="Calibri" w:hAnsi="Calibri" w:eastAsia="宋体"/>
+          <w:rFonts w:ascii="Times New Roman" w:hAnsi="Times New Roman" w:eastAsia="宋体"/>
           <w:b/>
           <w:i w:val="0"/>
-          <w:sz w:val="22"/>
+          <w:sz w:val="24"/>
           <w:vertAlign w:val="subscript"/>
         </w:rPr>
         <w:t>i</w:t>
       </w:r>
       <w:r>
         <w:rPr>
-          <w:rFonts w:ascii="Calibri" w:hAnsi="Calibri" w:eastAsia="宋体"/>
+          <w:rFonts w:ascii="Times New Roman" w:hAnsi="Times New Roman" w:eastAsia="宋体"/>
           <w:b w:val="0"/>
           <w:i w:val="0"/>
-          <w:sz w:val="22"/>
+          <w:sz w:val="24"/>
         </w:rPr>
         <w:t xml:space="preserve"> + d</w:t>
       </w:r>
       <w:r>
         <w:rPr>
-          <w:rFonts w:ascii="Calibri" w:hAnsi="Calibri" w:eastAsia="宋体"/>
+          <w:rFonts w:ascii="Times New Roman" w:hAnsi="Times New Roman" w:eastAsia="宋体"/>
           <w:b/>
           <w:i w:val="0"/>
-          <w:sz w:val="22"/>
+          <w:sz w:val="24"/>
           <w:vertAlign w:val="subscript"/>
         </w:rPr>
         <w:t>i</w:t>
       </w:r>
       <w:r>
         <w:rPr>
-          <w:rFonts w:ascii="Calibri" w:hAnsi="Calibri" w:eastAsia="宋体"/>
+          <w:rFonts w:ascii="Times New Roman" w:hAnsi="Times New Roman" w:eastAsia="宋体"/>
           <w:b w:val="0"/>
           <w:i w:val="0"/>
-          <w:sz w:val="22"/>
+          <w:sz w:val="24"/>
         </w:rPr>
         <w:t xml:space="preserve"> ≤ 2406。</w:t>
       </w:r>
     </w:p>
     <w:p>
       <w:pPr>
-        <w:spacing w:after="120" w:line="264" w:lineRule="auto"/>
+        <w:spacing w:after="0" w:line="240" w:lineRule="auto"/>
+        <w:ind w:firstLine="480"/>
       </w:pPr>
       <w:r>
         <w:rPr>
-          <w:rFonts w:ascii="Calibri" w:hAnsi="Calibri" w:eastAsia="宋体"/>
+          <w:rFonts w:ascii="Times New Roman" w:hAnsi="Times New Roman" w:eastAsia="宋体"/>
           <w:b/>
           <w:i w:val="0"/>
-          <w:sz w:val="22"/>
+          <w:sz w:val="24"/>
         </w:rPr>
         <w:t>（3）GPU 容量约束。</w:t>
       </w:r>
       <w:r>
         <w:rPr>
-          <w:rFonts w:ascii="Calibri" w:hAnsi="Calibri" w:eastAsia="宋体"/>
+          <w:rFonts w:ascii="Times New Roman" w:hAnsi="Times New Roman" w:eastAsia="宋体"/>
           <w:b w:val="0"/>
           <w:i w:val="0"/>
-          <w:sz w:val="22"/>
+          <w:sz w:val="24"/>
         </w:rPr>
         <w:t xml:space="preserve"> 任意区域任意时段的 GPU 占用不超过可调度容量：</w:t>
       </w:r>
     </w:p>
     <w:p>
       <w:pPr>
-        <w:spacing w:before="60" w:after="120"/>
-        <w:jc w:val="center"/>
+        <w:tabs>
+          <w:tab w:pos="4535" w:val="center"/>
+          <w:tab w:pos="9071" w:val="right"/>
+        </w:tabs>
+        <w:spacing w:line="240" w:lineRule="auto" w:before="80" w:after="80"/>
       </w:pPr>
       <w:r>
         <w:rPr>
-          <w:rFonts w:ascii="Calibri" w:hAnsi="Calibri" w:eastAsia="宋体"/>
+          <w:rFonts w:ascii="Times New Roman" w:hAnsi="Times New Roman" w:eastAsia="宋体"/>
           <w:b w:val="0"/>
           <w:i w:val="0"/>
-          <w:sz w:val="22"/>
+          <w:sz w:val="24"/>
+        </w:rPr>
+        <w:tab/>
+      </w:r>
+      <w:r>
+        <w:rPr>
+          <w:rFonts w:ascii="Times New Roman" w:hAnsi="Times New Roman" w:eastAsia="宋体"/>
+          <w:b w:val="0"/>
+          <w:i w:val="0"/>
+          <w:sz w:val="24"/>
         </w:rPr>
         <w:t>Σ</w:t>
       </w:r>
       <w:r>
         <w:rPr>
-          <w:rFonts w:ascii="Calibri" w:hAnsi="Calibri" w:eastAsia="宋体"/>
+          <w:rFonts w:ascii="Times New Roman" w:hAnsi="Times New Roman" w:eastAsia="宋体"/>
           <w:b/>
           <w:i w:val="0"/>
-          <w:sz w:val="22"/>
+          <w:sz w:val="24"/>
           <w:vertAlign w:val="subscript"/>
         </w:rPr>
         <w:t>i</w:t>
       </w:r>
       <w:r>
         <w:rPr>
-          <w:rFonts w:ascii="Calibri" w:hAnsi="Calibri" w:eastAsia="宋体"/>
+          <w:rFonts w:ascii="Times New Roman" w:hAnsi="Times New Roman" w:eastAsia="宋体"/>
           <w:b w:val="0"/>
           <w:i w:val="0"/>
-          <w:sz w:val="22"/>
+          <w:sz w:val="24"/>
         </w:rPr>
         <w:t xml:space="preserve"> Σ</w:t>
       </w:r>
       <w:r>
         <w:rPr>
-          <w:rFonts w:ascii="Calibri" w:hAnsi="Calibri" w:eastAsia="宋体"/>
+          <w:rFonts w:ascii="Times New Roman" w:hAnsi="Times New Roman" w:eastAsia="宋体"/>
           <w:b/>
           <w:i w:val="0"/>
-          <w:sz w:val="22"/>
+          <w:sz w:val="24"/>
           <w:vertAlign w:val="subscript"/>
         </w:rPr>
         <w:t>s</w:t>
       </w:r>
       <w:r>
         <w:rPr>
-          <w:rFonts w:ascii="Calibri" w:hAnsi="Calibri" w:eastAsia="宋体"/>
+          <w:rFonts w:ascii="Times New Roman" w:hAnsi="Times New Roman" w:eastAsia="宋体"/>
           <w:b w:val="0"/>
           <w:i w:val="0"/>
-          <w:sz w:val="22"/>
+          <w:sz w:val="24"/>
         </w:rPr>
         <w:t xml:space="preserve"> g</w:t>
       </w:r>
       <w:r>
         <w:rPr>
-          <w:rFonts w:ascii="Calibri" w:hAnsi="Calibri" w:eastAsia="宋体"/>
+          <w:rFonts w:ascii="Times New Roman" w:hAnsi="Times New Roman" w:eastAsia="宋体"/>
           <w:b/>
           <w:i w:val="0"/>
-          <w:sz w:val="22"/>
+          <w:sz w:val="24"/>
           <w:vertAlign w:val="subscript"/>
         </w:rPr>
         <w:t>i</w:t>
       </w:r>
       <w:r>
         <w:rPr>
-          <w:rFonts w:ascii="Calibri" w:hAnsi="Calibri" w:eastAsia="宋体"/>
+          <w:rFonts w:ascii="Times New Roman" w:hAnsi="Times New Roman" w:eastAsia="宋体"/>
           <w:b w:val="0"/>
           <w:i w:val="0"/>
-          <w:sz w:val="22"/>
+          <w:sz w:val="24"/>
         </w:rPr>
         <w:t>·h</w:t>
       </w:r>
       <w:r>
         <w:rPr>
-          <w:rFonts w:ascii="Calibri" w:hAnsi="Calibri" w:eastAsia="宋体"/>
+          <w:rFonts w:ascii="Times New Roman" w:hAnsi="Times New Roman" w:eastAsia="宋体"/>
           <w:b/>
           <w:i w:val="0"/>
-          <w:sz w:val="22"/>
+          <w:sz w:val="24"/>
           <w:vertAlign w:val="subscript"/>
         </w:rPr>
         <w:t>i,t</w:t>
       </w:r>
       <w:r>
         <w:rPr>
-          <w:rFonts w:ascii="Calibri" w:hAnsi="Calibri" w:eastAsia="宋体"/>
+          <w:rFonts w:ascii="Times New Roman" w:hAnsi="Times New Roman" w:eastAsia="宋体"/>
           <w:b w:val="0"/>
           <w:i w:val="0"/>
-          <w:sz w:val="22"/>
+          <w:sz w:val="24"/>
         </w:rPr>
         <w:t>·x</w:t>
       </w:r>
       <w:r>
         <w:rPr>
-          <w:rFonts w:ascii="Calibri" w:hAnsi="Calibri" w:eastAsia="宋体"/>
+          <w:rFonts w:ascii="Times New Roman" w:hAnsi="Times New Roman" w:eastAsia="宋体"/>
           <w:b/>
           <w:i w:val="0"/>
-          <w:sz w:val="22"/>
+          <w:sz w:val="24"/>
           <w:vertAlign w:val="subscript"/>
         </w:rPr>
         <w:t>i,r,s</w:t>
       </w:r>
       <w:r>
         <w:rPr>
-          <w:rFonts w:ascii="Calibri" w:hAnsi="Calibri" w:eastAsia="宋体"/>
+          <w:rFonts w:ascii="Times New Roman" w:hAnsi="Times New Roman" w:eastAsia="宋体"/>
           <w:b w:val="0"/>
           <w:i w:val="0"/>
-          <w:sz w:val="22"/>
+          <w:sz w:val="24"/>
         </w:rPr>
         <w:t xml:space="preserve"> ≤ Available_GPU(r), ∀r,t</w:t>
+      </w:r>
+      <w:r>
+        <w:rPr>
+          <w:rFonts w:ascii="Times New Roman" w:hAnsi="Times New Roman" w:eastAsia="宋体"/>
+          <w:b w:val="0"/>
+          <w:i w:val="0"/>
+          <w:sz w:val="24"/>
+        </w:rPr>
+        <w:tab/>
+        <w:t>(4)</w:t>
       </w:r>
     </w:p>
     <w:p>
       <w:pPr>
-        <w:spacing w:after="120" w:line="264" w:lineRule="auto"/>
+        <w:spacing w:after="0" w:line="240" w:lineRule="auto"/>
+        <w:ind w:firstLine="480"/>
       </w:pPr>
       <w:r>
         <w:rPr>
-          <w:rFonts w:ascii="Calibri" w:hAnsi="Calibri" w:eastAsia="宋体"/>
+          <w:rFonts w:ascii="Times New Roman" w:hAnsi="Times New Roman" w:eastAsia="宋体"/>
           <w:b/>
           <w:i w:val="0"/>
-          <w:sz w:val="22"/>
+          <w:sz w:val="24"/>
         </w:rPr>
         <w:t>（4）功率约束。</w:t>
       </w:r>
       <w:r>
         <w:rPr>
-          <w:rFonts w:ascii="Calibri" w:hAnsi="Calibri" w:eastAsia="宋体"/>
+          <w:rFonts w:ascii="Times New Roman" w:hAnsi="Times New Roman" w:eastAsia="宋体"/>
           <w:b w:val="0"/>
           <w:i w:val="0"/>
-          <w:sz w:val="22"/>
+          <w:sz w:val="24"/>
         </w:rPr>
         <w:t xml:space="preserve"> 区域 IT 负荷与设施负荷不超过对应上限：</w:t>
       </w:r>
     </w:p>
     <w:p>
       <w:pPr>
-        <w:spacing w:before="60" w:after="120"/>
-        <w:jc w:val="center"/>
+        <w:tabs>
+          <w:tab w:pos="4535" w:val="center"/>
+          <w:tab w:pos="9071" w:val="right"/>
+        </w:tabs>
+        <w:spacing w:line="240" w:lineRule="auto" w:before="80" w:after="80"/>
       </w:pPr>
       <w:r>
         <w:rPr>
-          <w:rFonts w:ascii="Calibri" w:hAnsi="Calibri" w:eastAsia="宋体"/>
+          <w:rFonts w:ascii="Times New Roman" w:hAnsi="Times New Roman" w:eastAsia="宋体"/>
           <w:b w:val="0"/>
           <w:i w:val="0"/>
-          <w:sz w:val="22"/>
+          <w:sz w:val="24"/>
+        </w:rPr>
+        <w:tab/>
+      </w:r>
+      <w:r>
+        <w:rPr>
+          <w:rFonts w:ascii="Times New Roman" w:hAnsi="Times New Roman" w:eastAsia="宋体"/>
+          <w:b w:val="0"/>
+          <w:i w:val="0"/>
+          <w:sz w:val="24"/>
         </w:rPr>
         <w:t>AI_IT_Load(r,t) = Σ</w:t>
       </w:r>
       <w:r>
         <w:rPr>
-          <w:rFonts w:ascii="Calibri" w:hAnsi="Calibri" w:eastAsia="宋体"/>
+          <w:rFonts w:ascii="Times New Roman" w:hAnsi="Times New Roman" w:eastAsia="宋体"/>
           <w:b/>
           <w:i w:val="0"/>
-          <w:sz w:val="22"/>
+          <w:sz w:val="24"/>
           <w:vertAlign w:val="subscript"/>
         </w:rPr>
         <w:t>i</w:t>
       </w:r>
       <w:r>
         <w:rPr>
-          <w:rFonts w:ascii="Calibri" w:hAnsi="Calibri" w:eastAsia="宋体"/>
+          <w:rFonts w:ascii="Times New Roman" w:hAnsi="Times New Roman" w:eastAsia="宋体"/>
           <w:b w:val="0"/>
           <w:i w:val="0"/>
-          <w:sz w:val="22"/>
+          <w:sz w:val="24"/>
         </w:rPr>
         <w:t xml:space="preserve"> Σ</w:t>
       </w:r>
       <w:r>
         <w:rPr>
-          <w:rFonts w:ascii="Calibri" w:hAnsi="Calibri" w:eastAsia="宋体"/>
+          <w:rFonts w:ascii="Times New Roman" w:hAnsi="Times New Roman" w:eastAsia="宋体"/>
           <w:b/>
           <w:i w:val="0"/>
-          <w:sz w:val="22"/>
+          <w:sz w:val="24"/>
           <w:vertAlign w:val="subscript"/>
         </w:rPr>
         <w:t>s</w:t>
       </w:r>
       <w:r>
         <w:rPr>
-          <w:rFonts w:ascii="Calibri" w:hAnsi="Calibri" w:eastAsia="宋体"/>
+          <w:rFonts w:ascii="Times New Roman" w:hAnsi="Times New Roman" w:eastAsia="宋体"/>
           <w:b w:val="0"/>
           <w:i w:val="0"/>
-          <w:sz w:val="22"/>
+          <w:sz w:val="24"/>
         </w:rPr>
         <w:t xml:space="preserve"> P</w:t>
       </w:r>
       <w:r>
         <w:rPr>
-          <w:rFonts w:ascii="Calibri" w:hAnsi="Calibri" w:eastAsia="宋体"/>
+          <w:rFonts w:ascii="Times New Roman" w:hAnsi="Times New Roman" w:eastAsia="宋体"/>
           <w:b/>
           <w:i w:val="0"/>
-          <w:sz w:val="22"/>
+          <w:sz w:val="24"/>
           <w:vertAlign w:val="subscript"/>
         </w:rPr>
         <w:t>i</w:t>
       </w:r>
       <w:r>
         <w:rPr>
-          <w:rFonts w:ascii="Calibri" w:hAnsi="Calibri" w:eastAsia="宋体"/>
+          <w:rFonts w:ascii="Times New Roman" w:hAnsi="Times New Roman" w:eastAsia="宋体"/>
           <w:b w:val="0"/>
           <w:i w:val="0"/>
-          <w:sz w:val="22"/>
+          <w:sz w:val="24"/>
         </w:rPr>
         <w:t>·h</w:t>
       </w:r>
       <w:r>
         <w:rPr>
-          <w:rFonts w:ascii="Calibri" w:hAnsi="Calibri" w:eastAsia="宋体"/>
+          <w:rFonts w:ascii="Times New Roman" w:hAnsi="Times New Roman" w:eastAsia="宋体"/>
           <w:b/>
           <w:i w:val="0"/>
-          <w:sz w:val="22"/>
+          <w:sz w:val="24"/>
           <w:vertAlign w:val="subscript"/>
         </w:rPr>
         <w:t>i,t</w:t>
       </w:r>
       <w:r>
         <w:rPr>
-          <w:rFonts w:ascii="Calibri" w:hAnsi="Calibri" w:eastAsia="宋体"/>
+          <w:rFonts w:ascii="Times New Roman" w:hAnsi="Times New Roman" w:eastAsia="宋体"/>
           <w:b w:val="0"/>
           <w:i w:val="0"/>
-          <w:sz w:val="22"/>
+          <w:sz w:val="24"/>
         </w:rPr>
         <w:t>·x</w:t>
       </w:r>
       <w:r>
         <w:rPr>
-          <w:rFonts w:ascii="Calibri" w:hAnsi="Calibri" w:eastAsia="宋体"/>
+          <w:rFonts w:ascii="Times New Roman" w:hAnsi="Times New Roman" w:eastAsia="宋体"/>
           <w:b/>
           <w:i w:val="0"/>
-          <w:sz w:val="22"/>
+          <w:sz w:val="24"/>
           <w:vertAlign w:val="subscript"/>
         </w:rPr>
         <w:t>i,r,s</w:t>
       </w:r>
       <w:r>
         <w:rPr>
-          <w:rFonts w:ascii="Calibri" w:hAnsi="Calibri" w:eastAsia="宋体"/>
+          <w:rFonts w:ascii="Times New Roman" w:hAnsi="Times New Roman" w:eastAsia="宋体"/>
           <w:b w:val="0"/>
           <w:i w:val="0"/>
-          <w:sz w:val="22"/>
+          <w:sz w:val="24"/>
         </w:rPr>
         <w:t>，  IT_Load(r,t) = NonAI_IT_Load(r,t) + AI_IT_Load(r,t) ≤ Max_IT_Power_MW(r)</w:t>
+      </w:r>
+      <w:r>
+        <w:rPr>
+          <w:rFonts w:ascii="Times New Roman" w:hAnsi="Times New Roman" w:eastAsia="宋体"/>
+          <w:b w:val="0"/>
+          <w:i w:val="0"/>
+          <w:sz w:val="24"/>
+        </w:rPr>
+        <w:tab/>
+        <w:t>(5)</w:t>
       </w:r>
     </w:p>
     <w:p>
       <w:pPr>
-        <w:spacing w:before="60" w:after="120"/>
-        <w:jc w:val="center"/>
+        <w:tabs>
+          <w:tab w:pos="4535" w:val="center"/>
+          <w:tab w:pos="9071" w:val="right"/>
+        </w:tabs>
+        <w:spacing w:line="240" w:lineRule="auto" w:before="80" w:after="80"/>
       </w:pPr>
       <w:r>
         <w:rPr>
-          <w:rFonts w:ascii="Calibri" w:hAnsi="Calibri" w:eastAsia="宋体"/>
+          <w:rFonts w:ascii="Times New Roman" w:hAnsi="Times New Roman" w:eastAsia="宋体"/>
           <w:b w:val="0"/>
           <w:i w:val="0"/>
-          <w:sz w:val="22"/>
+          <w:sz w:val="24"/>
+        </w:rPr>
+        <w:tab/>
+      </w:r>
+      <w:r>
+        <w:rPr>
+          <w:rFonts w:ascii="Times New Roman" w:hAnsi="Times New Roman" w:eastAsia="宋体"/>
+          <w:b w:val="0"/>
+          <w:i w:val="0"/>
+          <w:sz w:val="24"/>
         </w:rPr>
         <w:t>Total_Load(r,t) = IT_Load(r,t) × PUE(r) ≤ Max_Facility_Power_MW(r)</w:t>
+      </w:r>
+      <w:r>
+        <w:rPr>
+          <w:rFonts w:ascii="Times New Roman" w:hAnsi="Times New Roman" w:eastAsia="宋体"/>
+          <w:b w:val="0"/>
+          <w:i w:val="0"/>
+          <w:sz w:val="24"/>
+        </w:rPr>
+        <w:tab/>
+        <w:t>(6)</w:t>
       </w:r>
     </w:p>
     <w:p>
       <w:pPr>
-        <w:spacing w:after="120" w:line="264" w:lineRule="auto"/>
+        <w:spacing w:after="0" w:line="240" w:lineRule="auto"/>
+        <w:ind w:firstLine="480"/>
       </w:pPr>
       <w:r>
         <w:rPr>
-          <w:rFonts w:ascii="Calibri" w:hAnsi="Calibri" w:eastAsia="宋体"/>
+          <w:rFonts w:ascii="Times New Roman" w:hAnsi="Times New Roman" w:eastAsia="宋体"/>
           <w:b/>
           <w:i w:val="0"/>
-          <w:sz w:val="22"/>
+          <w:sz w:val="24"/>
         </w:rPr>
         <w:t>（5）任务唯一性约束。</w:t>
       </w:r>
       <w:r>
         <w:rPr>
-          <w:rFonts w:ascii="Calibri" w:hAnsi="Calibri" w:eastAsia="宋体"/>
+          <w:rFonts w:ascii="Times New Roman" w:hAnsi="Times New Roman" w:eastAsia="宋体"/>
           <w:b w:val="0"/>
           <w:i w:val="0"/>
-          <w:sz w:val="22"/>
+          <w:sz w:val="24"/>
         </w:rPr>
         <w:t xml:space="preserve"> 每个任务有且仅有一个执行区域与开工时段：</w:t>
       </w:r>
     </w:p>
     <w:p>
       <w:pPr>
-        <w:spacing w:before="60" w:after="120"/>
-        <w:jc w:val="center"/>
+        <w:tabs>
+          <w:tab w:pos="4535" w:val="center"/>
+          <w:tab w:pos="9071" w:val="right"/>
+        </w:tabs>
+        <w:spacing w:line="240" w:lineRule="auto" w:before="80" w:after="80"/>
       </w:pPr>
       <w:r>
         <w:rPr>
-          <w:rFonts w:ascii="Calibri" w:hAnsi="Calibri" w:eastAsia="宋体"/>
+          <w:rFonts w:ascii="Times New Roman" w:hAnsi="Times New Roman" w:eastAsia="宋体"/>
           <w:b w:val="0"/>
           <w:i w:val="0"/>
-          <w:sz w:val="22"/>
+          <w:sz w:val="24"/>
+        </w:rPr>
+        <w:tab/>
+      </w:r>
+      <w:r>
+        <w:rPr>
+          <w:rFonts w:ascii="Times New Roman" w:hAnsi="Times New Roman" w:eastAsia="宋体"/>
+          <w:b w:val="0"/>
+          <w:i w:val="0"/>
+          <w:sz w:val="24"/>
         </w:rPr>
         <w:t>Σ</w:t>
       </w:r>
       <w:r>
         <w:rPr>
-          <w:rFonts w:ascii="Calibri" w:hAnsi="Calibri" w:eastAsia="宋体"/>
+          <w:rFonts w:ascii="Times New Roman" w:hAnsi="Times New Roman" w:eastAsia="宋体"/>
           <w:b/>
           <w:i w:val="0"/>
-          <w:sz w:val="22"/>
+          <w:sz w:val="24"/>
           <w:vertAlign w:val="subscript"/>
         </w:rPr>
         <w:t>r∈Ri</w:t>
       </w:r>
       <w:r>
         <w:rPr>
-          <w:rFonts w:ascii="Calibri" w:hAnsi="Calibri" w:eastAsia="宋体"/>
+          <w:rFonts w:ascii="Times New Roman" w:hAnsi="Times New Roman" w:eastAsia="宋体"/>
           <w:b w:val="0"/>
           <w:i w:val="0"/>
-          <w:sz w:val="22"/>
+          <w:sz w:val="24"/>
         </w:rPr>
         <w:t xml:space="preserve"> Σ</w:t>
       </w:r>
       <w:r>
         <w:rPr>
-          <w:rFonts w:ascii="Calibri" w:hAnsi="Calibri" w:eastAsia="宋体"/>
+          <w:rFonts w:ascii="Times New Roman" w:hAnsi="Times New Roman" w:eastAsia="宋体"/>
           <w:b/>
           <w:i w:val="0"/>
-          <w:sz w:val="22"/>
+          <w:sz w:val="24"/>
           <w:vertAlign w:val="subscript"/>
         </w:rPr>
         <w:t>s</w:t>
       </w:r>
       <w:r>
         <w:rPr>
-          <w:rFonts w:ascii="Calibri" w:hAnsi="Calibri" w:eastAsia="宋体"/>
+          <w:rFonts w:ascii="Times New Roman" w:hAnsi="Times New Roman" w:eastAsia="宋体"/>
           <w:b w:val="0"/>
           <w:i w:val="0"/>
-          <w:sz w:val="22"/>
+          <w:sz w:val="24"/>
         </w:rPr>
         <w:t xml:space="preserve"> x</w:t>
       </w:r>
       <w:r>
         <w:rPr>
-          <w:rFonts w:ascii="Calibri" w:hAnsi="Calibri" w:eastAsia="宋体"/>
+          <w:rFonts w:ascii="Times New Roman" w:hAnsi="Times New Roman" w:eastAsia="宋体"/>
           <w:b/>
           <w:i w:val="0"/>
-          <w:sz w:val="22"/>
+          <w:sz w:val="24"/>
           <w:vertAlign w:val="subscript"/>
         </w:rPr>
         <w:t>i,r,s</w:t>
       </w:r>
       <w:r>
         <w:rPr>
-          <w:rFonts w:ascii="Calibri" w:hAnsi="Calibri" w:eastAsia="宋体"/>
+          <w:rFonts w:ascii="Times New Roman" w:hAnsi="Times New Roman" w:eastAsia="宋体"/>
           <w:b w:val="0"/>
           <w:i w:val="0"/>
-          <w:sz w:val="22"/>
+          <w:sz w:val="24"/>
         </w:rPr>
         <w:t xml:space="preserve"> = 1, ∀i</w:t>
+      </w:r>
+      <w:r>
+        <w:rPr>
+          <w:rFonts w:ascii="Times New Roman" w:hAnsi="Times New Roman" w:eastAsia="宋体"/>
+          <w:b w:val="0"/>
+          <w:i w:val="0"/>
+          <w:sz w:val="24"/>
+        </w:rPr>
+        <w:tab/>
+        <w:t>(7)</w:t>
       </w:r>
     </w:p>
     <w:p>
@@ -1342,298 +1544,434 @@
     </w:p>
     <w:p>
       <w:pPr>
-        <w:spacing w:after="120" w:line="264" w:lineRule="auto"/>
+        <w:spacing w:after="0" w:line="240" w:lineRule="auto"/>
+        <w:ind w:firstLine="480"/>
       </w:pPr>
       <w:r>
         <w:rPr>
-          <w:rFonts w:ascii="Calibri" w:hAnsi="Calibri" w:eastAsia="宋体"/>
+          <w:rFonts w:ascii="Times New Roman" w:hAnsi="Times New Roman" w:eastAsia="宋体"/>
           <w:b w:val="0"/>
           <w:i w:val="0"/>
-          <w:sz w:val="22"/>
+          <w:sz w:val="24"/>
         </w:rPr>
         <w:t>对候选方案 (i,r,s) 定义四个目标分量：新增运行成本（执行期间新增设施负荷扣除新能源直接消纳后的购电成本）、新增碳排放、网络时延与新能源消纳收益：</w:t>
       </w:r>
     </w:p>
     <w:p>
       <w:pPr>
-        <w:spacing w:before="60" w:after="120"/>
-        <w:jc w:val="center"/>
+        <w:tabs>
+          <w:tab w:pos="4535" w:val="center"/>
+          <w:tab w:pos="9071" w:val="right"/>
+        </w:tabs>
+        <w:spacing w:line="240" w:lineRule="auto" w:before="80" w:after="80"/>
       </w:pPr>
       <w:r>
         <w:rPr>
-          <w:rFonts w:ascii="Calibri" w:hAnsi="Calibri" w:eastAsia="宋体"/>
+          <w:rFonts w:ascii="Times New Roman" w:hAnsi="Times New Roman" w:eastAsia="宋体"/>
           <w:b w:val="0"/>
           <w:i w:val="0"/>
-          <w:sz w:val="22"/>
+          <w:sz w:val="24"/>
+        </w:rPr>
+        <w:tab/>
+      </w:r>
+      <w:r>
+        <w:rPr>
+          <w:rFonts w:ascii="Times New Roman" w:hAnsi="Times New Roman" w:eastAsia="宋体"/>
+          <w:b w:val="0"/>
+          <w:i w:val="0"/>
+          <w:sz w:val="24"/>
         </w:rPr>
         <w:t>ΔLoad(r,t) = P</w:t>
       </w:r>
       <w:r>
         <w:rPr>
-          <w:rFonts w:ascii="Calibri" w:hAnsi="Calibri" w:eastAsia="宋体"/>
+          <w:rFonts w:ascii="Times New Roman" w:hAnsi="Times New Roman" w:eastAsia="宋体"/>
           <w:b/>
           <w:i w:val="0"/>
-          <w:sz w:val="22"/>
+          <w:sz w:val="24"/>
           <w:vertAlign w:val="subscript"/>
         </w:rPr>
         <w:t>i</w:t>
       </w:r>
       <w:r>
         <w:rPr>
-          <w:rFonts w:ascii="Calibri" w:hAnsi="Calibri" w:eastAsia="宋体"/>
+          <w:rFonts w:ascii="Times New Roman" w:hAnsi="Times New Roman" w:eastAsia="宋体"/>
           <w:b w:val="0"/>
           <w:i w:val="0"/>
-          <w:sz w:val="22"/>
+          <w:sz w:val="24"/>
         </w:rPr>
         <w:t>·h</w:t>
       </w:r>
       <w:r>
         <w:rPr>
-          <w:rFonts w:ascii="Calibri" w:hAnsi="Calibri" w:eastAsia="宋体"/>
+          <w:rFonts w:ascii="Times New Roman" w:hAnsi="Times New Roman" w:eastAsia="宋体"/>
           <w:b/>
           <w:i w:val="0"/>
-          <w:sz w:val="22"/>
+          <w:sz w:val="24"/>
           <w:vertAlign w:val="subscript"/>
         </w:rPr>
         <w:t>i,t</w:t>
       </w:r>
       <w:r>
         <w:rPr>
-          <w:rFonts w:ascii="Calibri" w:hAnsi="Calibri" w:eastAsia="宋体"/>
+          <w:rFonts w:ascii="Times New Roman" w:hAnsi="Times New Roman" w:eastAsia="宋体"/>
           <w:b w:val="0"/>
           <w:i w:val="0"/>
-          <w:sz w:val="22"/>
+          <w:sz w:val="24"/>
         </w:rPr>
         <w:t>·PUE(r)，  UsedRenewable(r,t) = min(ΔLoad(r,t), AvailableRenewable(r,t))</w:t>
+      </w:r>
+      <w:r>
+        <w:rPr>
+          <w:rFonts w:ascii="Times New Roman" w:hAnsi="Times New Roman" w:eastAsia="宋体"/>
+          <w:b w:val="0"/>
+          <w:i w:val="0"/>
+          <w:sz w:val="24"/>
+        </w:rPr>
+        <w:tab/>
+        <w:t>(8)</w:t>
       </w:r>
     </w:p>
     <w:p>
       <w:pPr>
-        <w:spacing w:before="60" w:after="120"/>
-        <w:jc w:val="center"/>
+        <w:tabs>
+          <w:tab w:pos="4535" w:val="center"/>
+          <w:tab w:pos="9071" w:val="right"/>
+        </w:tabs>
+        <w:spacing w:line="240" w:lineRule="auto" w:before="80" w:after="80"/>
       </w:pPr>
       <w:r>
         <w:rPr>
-          <w:rFonts w:ascii="Calibri" w:hAnsi="Calibri" w:eastAsia="宋体"/>
+          <w:rFonts w:ascii="Times New Roman" w:hAnsi="Times New Roman" w:eastAsia="宋体"/>
           <w:b w:val="0"/>
           <w:i w:val="0"/>
-          <w:sz w:val="22"/>
+          <w:sz w:val="24"/>
+        </w:rPr>
+        <w:tab/>
+      </w:r>
+      <w:r>
+        <w:rPr>
+          <w:rFonts w:ascii="Times New Roman" w:hAnsi="Times New Roman" w:eastAsia="宋体"/>
+          <w:b w:val="0"/>
+          <w:i w:val="0"/>
+          <w:sz w:val="24"/>
         </w:rPr>
         <w:t>Cost(i,r,s) = Σ</w:t>
       </w:r>
       <w:r>
         <w:rPr>
-          <w:rFonts w:ascii="Calibri" w:hAnsi="Calibri" w:eastAsia="宋体"/>
+          <w:rFonts w:ascii="Times New Roman" w:hAnsi="Times New Roman" w:eastAsia="宋体"/>
           <w:b/>
           <w:i w:val="0"/>
-          <w:sz w:val="22"/>
+          <w:sz w:val="24"/>
           <w:vertAlign w:val="subscript"/>
         </w:rPr>
         <w:t>t</w:t>
       </w:r>
       <w:r>
         <w:rPr>
-          <w:rFonts w:ascii="Calibri" w:hAnsi="Calibri" w:eastAsia="宋体"/>
+          <w:rFonts w:ascii="Times New Roman" w:hAnsi="Times New Roman" w:eastAsia="宋体"/>
           <w:b w:val="0"/>
           <w:i w:val="0"/>
-          <w:sz w:val="22"/>
+          <w:sz w:val="24"/>
         </w:rPr>
         <w:t xml:space="preserve"> max(0, ΔLoad(r,t) − AvailableRenewable(r,t)) × ElectricityPrice(r,t)</w:t>
+      </w:r>
+      <w:r>
+        <w:rPr>
+          <w:rFonts w:ascii="Times New Roman" w:hAnsi="Times New Roman" w:eastAsia="宋体"/>
+          <w:b w:val="0"/>
+          <w:i w:val="0"/>
+          <w:sz w:val="24"/>
+        </w:rPr>
+        <w:tab/>
+        <w:t>(9)</w:t>
       </w:r>
     </w:p>
     <w:p>
       <w:pPr>
-        <w:spacing w:before="60" w:after="120"/>
-        <w:jc w:val="center"/>
+        <w:tabs>
+          <w:tab w:pos="4535" w:val="center"/>
+          <w:tab w:pos="9071" w:val="right"/>
+        </w:tabs>
+        <w:spacing w:line="240" w:lineRule="auto" w:before="80" w:after="80"/>
       </w:pPr>
       <w:r>
         <w:rPr>
-          <w:rFonts w:ascii="Calibri" w:hAnsi="Calibri" w:eastAsia="宋体"/>
+          <w:rFonts w:ascii="Times New Roman" w:hAnsi="Times New Roman" w:eastAsia="宋体"/>
           <w:b w:val="0"/>
           <w:i w:val="0"/>
-          <w:sz w:val="22"/>
+          <w:sz w:val="24"/>
+        </w:rPr>
+        <w:tab/>
+      </w:r>
+      <w:r>
+        <w:rPr>
+          <w:rFonts w:ascii="Times New Roman" w:hAnsi="Times New Roman" w:eastAsia="宋体"/>
+          <w:b w:val="0"/>
+          <w:i w:val="0"/>
+          <w:sz w:val="24"/>
         </w:rPr>
         <w:t>Carbon(i,r,s) = Σ</w:t>
       </w:r>
       <w:r>
         <w:rPr>
-          <w:rFonts w:ascii="Calibri" w:hAnsi="Calibri" w:eastAsia="宋体"/>
+          <w:rFonts w:ascii="Times New Roman" w:hAnsi="Times New Roman" w:eastAsia="宋体"/>
           <w:b/>
           <w:i w:val="0"/>
-          <w:sz w:val="22"/>
+          <w:sz w:val="24"/>
           <w:vertAlign w:val="subscript"/>
         </w:rPr>
         <w:t>t</w:t>
       </w:r>
       <w:r>
         <w:rPr>
-          <w:rFonts w:ascii="Calibri" w:hAnsi="Calibri" w:eastAsia="宋体"/>
+          <w:rFonts w:ascii="Times New Roman" w:hAnsi="Times New Roman" w:eastAsia="宋体"/>
           <w:b w:val="0"/>
           <w:i w:val="0"/>
-          <w:sz w:val="22"/>
+          <w:sz w:val="24"/>
         </w:rPr>
         <w:t xml:space="preserve"> max(0, ΔLoad(r,t) − AvailableRenewable(r,t)) × CarbonIntensity(r,t)</w:t>
+      </w:r>
+      <w:r>
+        <w:rPr>
+          <w:rFonts w:ascii="Times New Roman" w:hAnsi="Times New Roman" w:eastAsia="宋体"/>
+          <w:b w:val="0"/>
+          <w:i w:val="0"/>
+          <w:sz w:val="24"/>
+        </w:rPr>
+        <w:tab/>
+        <w:t>(10)</w:t>
       </w:r>
     </w:p>
     <w:p>
       <w:pPr>
-        <w:spacing w:before="60" w:after="120"/>
-        <w:jc w:val="center"/>
+        <w:tabs>
+          <w:tab w:pos="4535" w:val="center"/>
+          <w:tab w:pos="9071" w:val="right"/>
+        </w:tabs>
+        <w:spacing w:line="240" w:lineRule="auto" w:before="80" w:after="80"/>
       </w:pPr>
       <w:r>
         <w:rPr>
-          <w:rFonts w:ascii="Calibri" w:hAnsi="Calibri" w:eastAsia="宋体"/>
+          <w:rFonts w:ascii="Times New Roman" w:hAnsi="Times New Roman" w:eastAsia="宋体"/>
           <w:b w:val="0"/>
           <w:i w:val="0"/>
-          <w:sz w:val="22"/>
+          <w:sz w:val="24"/>
+        </w:rPr>
+        <w:tab/>
+      </w:r>
+      <w:r>
+        <w:rPr>
+          <w:rFonts w:ascii="Times New Roman" w:hAnsi="Times New Roman" w:eastAsia="宋体"/>
+          <w:b w:val="0"/>
+          <w:i w:val="0"/>
+          <w:sz w:val="24"/>
         </w:rPr>
         <w:t>Latency(i,r) = NetworkLatency(q</w:t>
       </w:r>
       <w:r>
         <w:rPr>
-          <w:rFonts w:ascii="Calibri" w:hAnsi="Calibri" w:eastAsia="宋体"/>
+          <w:rFonts w:ascii="Times New Roman" w:hAnsi="Times New Roman" w:eastAsia="宋体"/>
           <w:b/>
           <w:i w:val="0"/>
-          <w:sz w:val="22"/>
+          <w:sz w:val="24"/>
           <w:vertAlign w:val="subscript"/>
         </w:rPr>
         <w:t>i</w:t>
       </w:r>
       <w:r>
         <w:rPr>
-          <w:rFonts w:ascii="Calibri" w:hAnsi="Calibri" w:eastAsia="宋体"/>
+          <w:rFonts w:ascii="Times New Roman" w:hAnsi="Times New Roman" w:eastAsia="宋体"/>
           <w:b w:val="0"/>
           <w:i w:val="0"/>
-          <w:sz w:val="22"/>
+          <w:sz w:val="24"/>
         </w:rPr>
         <w:t>, r)，  RenewableBenefit(i,r,s) = Σ</w:t>
       </w:r>
       <w:r>
         <w:rPr>
-          <w:rFonts w:ascii="Calibri" w:hAnsi="Calibri" w:eastAsia="宋体"/>
+          <w:rFonts w:ascii="Times New Roman" w:hAnsi="Times New Roman" w:eastAsia="宋体"/>
           <w:b/>
           <w:i w:val="0"/>
-          <w:sz w:val="22"/>
+          <w:sz w:val="24"/>
           <w:vertAlign w:val="subscript"/>
         </w:rPr>
         <w:t>t</w:t>
       </w:r>
       <w:r>
         <w:rPr>
-          <w:rFonts w:ascii="Calibri" w:hAnsi="Calibri" w:eastAsia="宋体"/>
+          <w:rFonts w:ascii="Times New Roman" w:hAnsi="Times New Roman" w:eastAsia="宋体"/>
           <w:b w:val="0"/>
           <w:i w:val="0"/>
-          <w:sz w:val="22"/>
+          <w:sz w:val="24"/>
         </w:rPr>
         <w:t xml:space="preserve"> UsedRenewable(r,t)</w:t>
+      </w:r>
+      <w:r>
+        <w:rPr>
+          <w:rFonts w:ascii="Times New Roman" w:hAnsi="Times New Roman" w:eastAsia="宋体"/>
+          <w:b w:val="0"/>
+          <w:i w:val="0"/>
+          <w:sz w:val="24"/>
+        </w:rPr>
+        <w:tab/>
+        <w:t>(11)</w:t>
       </w:r>
     </w:p>
     <w:p>
       <w:pPr>
-        <w:spacing w:after="120" w:line="264" w:lineRule="auto"/>
+        <w:spacing w:after="0" w:line="240" w:lineRule="auto"/>
+        <w:ind w:firstLine="480"/>
       </w:pPr>
       <w:r>
         <w:rPr>
-          <w:rFonts w:ascii="Calibri" w:hAnsi="Calibri" w:eastAsia="宋体"/>
+          <w:rFonts w:ascii="Times New Roman" w:hAnsi="Times New Roman" w:eastAsia="宋体"/>
           <w:b w:val="0"/>
           <w:i w:val="0"/>
-          <w:sz w:val="22"/>
+          <w:sz w:val="24"/>
         </w:rPr>
         <w:t>引入拥塞惩罚项，以 GPU 利用率与设施功率利用率的超阈值部分度量区域拥挤程度：</w:t>
       </w:r>
     </w:p>
     <w:p>
       <w:pPr>
-        <w:spacing w:before="60" w:after="120"/>
-        <w:jc w:val="center"/>
+        <w:tabs>
+          <w:tab w:pos="4535" w:val="center"/>
+          <w:tab w:pos="9071" w:val="right"/>
+        </w:tabs>
+        <w:spacing w:line="240" w:lineRule="auto" w:before="80" w:after="80"/>
       </w:pPr>
       <w:r>
         <w:rPr>
-          <w:rFonts w:ascii="Calibri" w:hAnsi="Calibri" w:eastAsia="宋体"/>
+          <w:rFonts w:ascii="Times New Roman" w:hAnsi="Times New Roman" w:eastAsia="宋体"/>
           <w:b w:val="0"/>
           <w:i w:val="0"/>
-          <w:sz w:val="22"/>
+          <w:sz w:val="24"/>
+        </w:rPr>
+        <w:tab/>
+      </w:r>
+      <w:r>
+        <w:rPr>
+          <w:rFonts w:ascii="Times New Roman" w:hAnsi="Times New Roman" w:eastAsia="宋体"/>
+          <w:b w:val="0"/>
+          <w:i w:val="0"/>
+          <w:sz w:val="24"/>
         </w:rPr>
         <w:t>Congestion(i,r,s) = max(0, u</w:t>
       </w:r>
       <w:r>
         <w:rPr>
-          <w:rFonts w:ascii="Calibri" w:hAnsi="Calibri" w:eastAsia="宋体"/>
+          <w:rFonts w:ascii="Times New Roman" w:hAnsi="Times New Roman" w:eastAsia="宋体"/>
           <w:b/>
           <w:i w:val="0"/>
-          <w:sz w:val="22"/>
+          <w:sz w:val="24"/>
           <w:vertAlign w:val="subscript"/>
         </w:rPr>
         <w:t>GPU</w:t>
       </w:r>
       <w:r>
         <w:rPr>
-          <w:rFonts w:ascii="Calibri" w:hAnsi="Calibri" w:eastAsia="宋体"/>
+          <w:rFonts w:ascii="Times New Roman" w:hAnsi="Times New Roman" w:eastAsia="宋体"/>
           <w:b w:val="0"/>
           <w:i w:val="0"/>
-          <w:sz w:val="22"/>
+          <w:sz w:val="24"/>
         </w:rPr>
         <w:t>(r,t) − ρ) + max(0, u</w:t>
       </w:r>
       <w:r>
         <w:rPr>
-          <w:rFonts w:ascii="Calibri" w:hAnsi="Calibri" w:eastAsia="宋体"/>
+          <w:rFonts w:ascii="Times New Roman" w:hAnsi="Times New Roman" w:eastAsia="宋体"/>
           <w:b/>
           <w:i w:val="0"/>
-          <w:sz w:val="22"/>
+          <w:sz w:val="24"/>
           <w:vertAlign w:val="subscript"/>
         </w:rPr>
         <w:t>Power</w:t>
       </w:r>
       <w:r>
         <w:rPr>
-          <w:rFonts w:ascii="Calibri" w:hAnsi="Calibri" w:eastAsia="宋体"/>
+          <w:rFonts w:ascii="Times New Roman" w:hAnsi="Times New Roman" w:eastAsia="宋体"/>
           <w:b w:val="0"/>
           <w:i w:val="0"/>
-          <w:sz w:val="22"/>
+          <w:sz w:val="24"/>
         </w:rPr>
         <w:t>(r,t) − ρ)</w:t>
+      </w:r>
+      <w:r>
+        <w:rPr>
+          <w:rFonts w:ascii="Times New Roman" w:hAnsi="Times New Roman" w:eastAsia="宋体"/>
+          <w:b w:val="0"/>
+          <w:i w:val="0"/>
+          <w:sz w:val="24"/>
+        </w:rPr>
+        <w:tab/>
+        <w:t>(12)</w:t>
       </w:r>
     </w:p>
     <w:p>
       <w:pPr>
-        <w:spacing w:after="120" w:line="264" w:lineRule="auto"/>
+        <w:spacing w:after="0" w:line="240" w:lineRule="auto"/>
+        <w:ind w:firstLine="480"/>
       </w:pPr>
       <w:r>
         <w:rPr>
-          <w:rFonts w:ascii="Calibri" w:hAnsi="Calibri" w:eastAsia="宋体"/>
+          <w:rFonts w:ascii="Times New Roman" w:hAnsi="Times New Roman" w:eastAsia="宋体"/>
           <w:b w:val="0"/>
           <w:i w:val="0"/>
-          <w:sz w:val="22"/>
+          <w:sz w:val="24"/>
         </w:rPr>
         <w:t>采用加权求和法将多目标转化为综合评分（新能源项取负号表示消纳越多评分越优）：</w:t>
       </w:r>
     </w:p>
     <w:p>
       <w:pPr>
-        <w:spacing w:before="60" w:after="120"/>
-        <w:jc w:val="center"/>
+        <w:tabs>
+          <w:tab w:pos="4535" w:val="center"/>
+          <w:tab w:pos="9071" w:val="right"/>
+        </w:tabs>
+        <w:spacing w:line="240" w:lineRule="auto" w:before="80" w:after="80"/>
       </w:pPr>
       <w:r>
         <w:rPr>
-          <w:rFonts w:ascii="Calibri" w:hAnsi="Calibri" w:eastAsia="宋体"/>
+          <w:rFonts w:ascii="Times New Roman" w:hAnsi="Times New Roman" w:eastAsia="宋体"/>
+          <w:b w:val="0"/>
+          <w:i w:val="0"/>
+          <w:sz w:val="24"/>
+        </w:rPr>
+        <w:tab/>
+      </w:r>
+      <w:r>
+        <w:rPr>
+          <w:rFonts w:ascii="Times New Roman" w:hAnsi="Times New Roman" w:eastAsia="宋体"/>
           <w:b/>
           <w:i w:val="0"/>
-          <w:sz w:val="22"/>
+          <w:sz w:val="24"/>
         </w:rPr>
         <w:t>Score(i,r,s) = α·Cost(i,r,s) + β·Carbon(i,r,s) + γ·Latency(i,r) − δ·RenewableBenefit(i,r,s) + μ·Congestion(i,r,s)</w:t>
+      </w:r>
+      <w:r>
+        <w:rPr>
+          <w:rFonts w:ascii="Times New Roman" w:hAnsi="Times New Roman" w:eastAsia="宋体"/>
+          <w:b w:val="0"/>
+          <w:i w:val="0"/>
+          <w:sz w:val="24"/>
+        </w:rPr>
+        <w:tab/>
+        <w:t>(13)</w:t>
       </w:r>
     </w:p>
     <w:p>
       <w:pPr>
-        <w:spacing w:after="120" w:line="264" w:lineRule="auto"/>
+        <w:spacing w:after="0" w:line="240" w:lineRule="auto"/>
+        <w:ind w:firstLine="480"/>
       </w:pPr>
       <w:r>
         <w:rPr>
-          <w:rFonts w:ascii="Calibri" w:hAnsi="Calibri" w:eastAsia="宋体"/>
+          <w:rFonts w:ascii="Times New Roman" w:hAnsi="Times New Roman" w:eastAsia="宋体"/>
           <w:b w:val="0"/>
           <w:i w:val="0"/>
-          <w:sz w:val="22"/>
+          <w:sz w:val="24"/>
         </w:rPr>
         <w:t>通过设置不同的权重向量 (α, β, γ, δ, μ)，即可生成具有不同调度偏好（成本优先、低碳优先、时延优先等）的策略方案。</w:t>
       </w:r>
@@ -1648,14 +1986,15 @@
     </w:p>
     <w:p>
       <w:pPr>
-        <w:spacing w:after="120" w:line="264" w:lineRule="auto"/>
+        <w:spacing w:after="0" w:line="240" w:lineRule="auto"/>
+        <w:ind w:firstLine="480"/>
       </w:pPr>
       <w:r>
         <w:rPr>
-          <w:rFonts w:ascii="Calibri" w:hAnsi="Calibri" w:eastAsia="宋体"/>
+          <w:rFonts w:ascii="Times New Roman" w:hAnsi="Times New Roman" w:eastAsia="宋体"/>
           <w:b w:val="0"/>
           <w:i w:val="0"/>
-          <w:sz w:val="22"/>
+          <w:sz w:val="24"/>
         </w:rPr>
         <w:t>为避免一次性求解大规模整数规划，采用滚动时域调度：将主时域划分为长度为 Δ 的窗口，窗口 τ 内处理到达时刻位于 [τ, τ+Δ−1] 的任务，并允许弹性任务在不超过最晚完成时刻的前提下，于未来 Lookahead 小时内选择开工时段。当前窗口求解完成后固定结果，更新 GPU 占用与电力负荷，进入下一窗口。</w:t>
       </w:r>
@@ -1679,8 +2018,8 @@
     <w:p>
       <w:pPr>
         <w:spacing w:after="40"/>
-        <w:ind w:left="259"/>
-        <w:shd w:val="clear" w:color="auto" w:fill="F4F6F9"/>
+        <w:ind w:left="360"/>
+        <w:shd w:val="clear" w:color="auto" w:fill="F2F2F2"/>
       </w:pPr>
       <w:r>
         <w:rPr>
@@ -1695,8 +2034,8 @@
     <w:p>
       <w:pPr>
         <w:spacing w:after="40"/>
-        <w:ind w:left="259"/>
-        <w:shd w:val="clear" w:color="auto" w:fill="F4F6F9"/>
+        <w:ind w:left="360"/>
+        <w:shd w:val="clear" w:color="auto" w:fill="F2F2F2"/>
       </w:pPr>
       <w:r>
         <w:rPr>
@@ -1711,8 +2050,8 @@
     <w:p>
       <w:pPr>
         <w:spacing w:after="40"/>
-        <w:ind w:left="259"/>
-        <w:shd w:val="clear" w:color="auto" w:fill="F4F6F9"/>
+        <w:ind w:left="360"/>
+        <w:shd w:val="clear" w:color="auto" w:fill="F2F2F2"/>
       </w:pPr>
       <w:r>
         <w:rPr>
@@ -1727,8 +2066,8 @@
     <w:p>
       <w:pPr>
         <w:spacing w:after="40"/>
-        <w:ind w:left="259"/>
-        <w:shd w:val="clear" w:color="auto" w:fill="F4F6F9"/>
+        <w:ind w:left="360"/>
+        <w:shd w:val="clear" w:color="auto" w:fill="F2F2F2"/>
       </w:pPr>
       <w:r>
         <w:rPr>
@@ -1743,8 +2082,8 @@
     <w:p>
       <w:pPr>
         <w:spacing w:after="40"/>
-        <w:ind w:left="259"/>
-        <w:shd w:val="clear" w:color="auto" w:fill="F4F6F9"/>
+        <w:ind w:left="360"/>
+        <w:shd w:val="clear" w:color="auto" w:fill="F2F2F2"/>
       </w:pPr>
       <w:r>
         <w:rPr>
@@ -1759,8 +2098,8 @@
     <w:p>
       <w:pPr>
         <w:spacing w:after="40"/>
-        <w:ind w:left="259"/>
-        <w:shd w:val="clear" w:color="auto" w:fill="F4F6F9"/>
+        <w:ind w:left="360"/>
+        <w:shd w:val="clear" w:color="auto" w:fill="F2F2F2"/>
       </w:pPr>
       <w:r>
         <w:rPr>
@@ -1783,8 +2122,8 @@
     <w:p>
       <w:pPr>
         <w:spacing w:after="40"/>
-        <w:ind w:left="259"/>
-        <w:shd w:val="clear" w:color="auto" w:fill="F4F6F9"/>
+        <w:ind w:left="360"/>
+        <w:shd w:val="clear" w:color="auto" w:fill="F2F2F2"/>
       </w:pPr>
       <w:r>
         <w:rPr>
@@ -1799,8 +2138,8 @@
     <w:p>
       <w:pPr>
         <w:spacing w:after="40"/>
-        <w:ind w:left="259"/>
-        <w:shd w:val="clear" w:color="auto" w:fill="F4F6F9"/>
+        <w:ind w:left="360"/>
+        <w:shd w:val="clear" w:color="auto" w:fill="F2F2F2"/>
       </w:pPr>
       <w:r>
         <w:rPr>
@@ -1815,8 +2154,8 @@
     <w:p>
       <w:pPr>
         <w:spacing w:after="40"/>
-        <w:ind w:left="259"/>
-        <w:shd w:val="clear" w:color="auto" w:fill="F4F6F9"/>
+        <w:ind w:left="360"/>
+        <w:shd w:val="clear" w:color="auto" w:fill="F2F2F2"/>
       </w:pPr>
       <w:r>
         <w:rPr>
@@ -1831,8 +2170,8 @@
     <w:p>
       <w:pPr>
         <w:spacing w:after="40"/>
-        <w:ind w:left="259"/>
-        <w:shd w:val="clear" w:color="auto" w:fill="F4F6F9"/>
+        <w:ind w:left="360"/>
+        <w:shd w:val="clear" w:color="auto" w:fill="F2F2F2"/>
       </w:pPr>
       <w:r>
         <w:rPr>
@@ -1846,14 +2185,15 @@
     </w:p>
     <w:p>
       <w:pPr>
-        <w:spacing w:after="120" w:line="264" w:lineRule="auto"/>
+        <w:spacing w:after="0" w:line="240" w:lineRule="auto"/>
+        <w:ind w:firstLine="480"/>
       </w:pPr>
       <w:r>
         <w:rPr>
-          <w:rFonts w:ascii="Calibri" w:hAnsi="Calibri" w:eastAsia="宋体"/>
+          <w:rFonts w:ascii="Times New Roman" w:hAnsi="Times New Roman" w:eastAsia="宋体"/>
           <w:b w:val="0"/>
           <w:i w:val="0"/>
-          <w:sz w:val="22"/>
+          <w:sz w:val="24"/>
         </w:rPr>
         <w:t>本文设置 8 组代表性权重向量（综合权衡、成本优先、低碳优先、新能源优先、时延优先、低碳＋新能源、成本＋碳、负载均衡），覆盖不同调度偏好。</w:t>
       </w:r>
@@ -1876,14 +2216,15 @@
     </w:p>
     <w:p>
       <w:pPr>
-        <w:spacing w:after="120" w:line="264" w:lineRule="auto"/>
+        <w:spacing w:after="0" w:line="240" w:lineRule="auto"/>
+        <w:ind w:firstLine="480"/>
       </w:pPr>
       <w:r>
         <w:rPr>
-          <w:rFonts w:ascii="Calibri" w:hAnsi="Calibri" w:eastAsia="宋体"/>
+          <w:rFonts w:ascii="Times New Roman" w:hAnsi="Times New Roman" w:eastAsia="宋体"/>
           <w:b w:val="0"/>
           <w:i w:val="0"/>
-          <w:sz w:val="22"/>
+          <w:sz w:val="24"/>
         </w:rPr>
         <w:t>模型以 Python 实现，采用贪心式滚动调度：滚动窗口长度 6 小时、向前看范围 24 小时、每任务候选方案数上限 24；主时域 0–2399 小时，电力与碳排放结算至 2405 小时。全部 50 000 个任务作为输入，区域算力、网络时延、功率映射与逐时电力参数均取自附件数据。</w:t>
       </w:r>
@@ -1898,26 +2239,27 @@
     </w:p>
     <w:p>
       <w:pPr>
-        <w:spacing w:after="120" w:line="264" w:lineRule="auto"/>
+        <w:spacing w:after="0" w:line="240" w:lineRule="auto"/>
+        <w:ind w:firstLine="480"/>
       </w:pPr>
       <w:r>
         <w:rPr>
-          <w:rFonts w:ascii="Calibri" w:hAnsi="Calibri" w:eastAsia="宋体"/>
+          <w:rFonts w:ascii="Times New Roman" w:hAnsi="Times New Roman" w:eastAsia="宋体"/>
           <w:b w:val="0"/>
           <w:i w:val="0"/>
-          <w:sz w:val="22"/>
+          <w:sz w:val="24"/>
         </w:rPr>
         <w:t>八种策略均实现 50 000/50 000 个任务的完整调度，未调度任务数为 0，约束违规数为 0，任务按时完成率为 100%。各策略全时域（0–2399 小时）主要指标如表 1 所示。</w:t>
       </w:r>
     </w:p>
     <w:p>
       <w:pPr>
-        <w:spacing w:before="160" w:after="80"/>
+        <w:spacing w:before="160" w:after="60"/>
         <w:jc w:val="center"/>
       </w:pPr>
       <w:r>
         <w:rPr>
-          <w:rFonts w:ascii="Calibri" w:hAnsi="Calibri" w:eastAsia="宋体"/>
+          <w:rFonts w:ascii="Times New Roman" w:hAnsi="Times New Roman" w:eastAsia="黑体"/>
           <w:b/>
           <w:i w:val="0"/>
           <w:sz w:val="21"/>
@@ -1927,7 +2269,7 @@
     </w:p>
     <w:tbl>
       <w:tblPr>
-        <w:tblW w:type="dxa" w:w="9360"/>
+        <w:tblW w:type="dxa" w:w="9072"/>
         <w:jc w:val="center"/>
         <w:tblBorders>
           <w:top w:val="single" w:sz="12" w:space="0" w:color="000000"/>
@@ -1941,21 +2283,21 @@
         <w:tblLook w:firstColumn="1" w:firstRow="1" w:lastColumn="0" w:lastRow="0" w:noHBand="0" w:noVBand="1" w:val="04A0"/>
         <w:tblInd w:w="120" w:type="dxa"/>
         <w:tblCellMar>
-          <w:top w:w="80" w:type="dxa"/>
-          <w:start w:w="120" w:type="dxa"/>
-          <w:bottom w:w="80" w:type="dxa"/>
-          <w:end w:w="120" w:type="dxa"/>
+          <w:top w:w="40" w:type="dxa"/>
+          <w:start w:w="80" w:type="dxa"/>
+          <w:bottom w:w="40" w:type="dxa"/>
+          <w:end w:w="80" w:type="dxa"/>
         </w:tblCellMar>
       </w:tblPr>
       <w:tblGrid>
-        <w:gridCol w:w="1500"/>
-        <w:gridCol w:w="1150"/>
+        <w:gridCol w:w="1450"/>
         <w:gridCol w:w="1100"/>
-        <w:gridCol w:w="1100"/>
-        <w:gridCol w:w="1100"/>
-        <w:gridCol w:w="1250"/>
-        <w:gridCol w:w="1080"/>
-        <w:gridCol w:w="1080"/>
+        <w:gridCol w:w="1060"/>
+        <w:gridCol w:w="1060"/>
+        <w:gridCol w:w="1060"/>
+        <w:gridCol w:w="1210"/>
+        <w:gridCol w:w="1066"/>
+        <w:gridCol w:w="1066"/>
       </w:tblGrid>
       <w:tr>
         <w:trPr>
@@ -1963,7 +2305,7 @@
         </w:trPr>
         <w:tc>
           <w:tcPr>
-            <w:tcW w:type="dxa" w:w="1500"/>
+            <w:tcW w:type="dxa" w:w="1450"/>
             <w:vAlign w:val="center"/>
             <w:tcBorders>
               <w:bottom w:val="single" w:sz="6" w:space="0" w:color="000000"/>
@@ -1971,43 +2313,17 @@
           </w:tcPr>
           <w:p>
             <w:pPr>
-              <w:spacing w:before="40" w:after="40" w:line="240" w:lineRule="auto"/>
+              <w:spacing w:before="20" w:after="20" w:line="240" w:lineRule="auto"/>
               <w:jc w:val="center"/>
             </w:pPr>
             <w:r>
               <w:rPr>
-                <w:rFonts w:ascii="Calibri" w:hAnsi="Calibri" w:eastAsia="宋体"/>
+                <w:rFonts w:ascii="Times New Roman" w:hAnsi="Times New Roman" w:eastAsia="宋体"/>
                 <w:b/>
                 <w:i w:val="0"/>
-                <w:sz w:val="19"/>
+                <w:sz w:val="18"/>
               </w:rPr>
               <w:t>策略</w:t>
-            </w:r>
-          </w:p>
-        </w:tc>
-        <w:tc>
-          <w:tcPr>
-            <w:tcW w:type="dxa" w:w="1150"/>
-            <w:vAlign w:val="center"/>
-            <w:tcBorders>
-              <w:bottom w:val="single" w:sz="6" w:space="0" w:color="000000"/>
-            </w:tcBorders>
-          </w:tcPr>
-          <w:p>
-            <w:pPr>
-              <w:spacing w:before="40" w:after="40" w:line="240" w:lineRule="auto"/>
-              <w:jc w:val="center"/>
-            </w:pPr>
-            <w:r>
-              <w:rPr>
-                <w:rFonts w:ascii="Calibri" w:hAnsi="Calibri" w:eastAsia="宋体"/>
-                <w:b/>
-                <w:i w:val="0"/>
-                <w:sz w:val="19"/>
-              </w:rPr>
-              <w:t>净运行成本</w:t>
-              <w:br/>
-              <w:t>（万元）</w:t>
             </w:r>
           </w:p>
         </w:tc>
@@ -2021,15 +2337,41 @@
           </w:tcPr>
           <w:p>
             <w:pPr>
-              <w:spacing w:before="40" w:after="40" w:line="240" w:lineRule="auto"/>
+              <w:spacing w:before="20" w:after="20" w:line="240" w:lineRule="auto"/>
               <w:jc w:val="center"/>
             </w:pPr>
             <w:r>
               <w:rPr>
-                <w:rFonts w:ascii="Calibri" w:hAnsi="Calibri" w:eastAsia="宋体"/>
+                <w:rFonts w:ascii="Times New Roman" w:hAnsi="Times New Roman" w:eastAsia="宋体"/>
                 <w:b/>
                 <w:i w:val="0"/>
-                <w:sz w:val="19"/>
+                <w:sz w:val="18"/>
+              </w:rPr>
+              <w:t>净运行成本</w:t>
+              <w:br/>
+              <w:t>（万元）</w:t>
+            </w:r>
+          </w:p>
+        </w:tc>
+        <w:tc>
+          <w:tcPr>
+            <w:tcW w:type="dxa" w:w="1060"/>
+            <w:vAlign w:val="center"/>
+            <w:tcBorders>
+              <w:bottom w:val="single" w:sz="6" w:space="0" w:color="000000"/>
+            </w:tcBorders>
+          </w:tcPr>
+          <w:p>
+            <w:pPr>
+              <w:spacing w:before="20" w:after="20" w:line="240" w:lineRule="auto"/>
+              <w:jc w:val="center"/>
+            </w:pPr>
+            <w:r>
+              <w:rPr>
+                <w:rFonts w:ascii="Times New Roman" w:hAnsi="Times New Roman" w:eastAsia="宋体"/>
+                <w:b/>
+                <w:i w:val="0"/>
+                <w:sz w:val="18"/>
               </w:rPr>
               <w:t>碳排放</w:t>
               <w:br/>
@@ -2039,7 +2381,7 @@
         </w:tc>
         <w:tc>
           <w:tcPr>
-            <w:tcW w:type="dxa" w:w="1100"/>
+            <w:tcW w:type="dxa" w:w="1060"/>
             <w:vAlign w:val="center"/>
             <w:tcBorders>
               <w:bottom w:val="single" w:sz="6" w:space="0" w:color="000000"/>
@@ -2047,15 +2389,15 @@
           </w:tcPr>
           <w:p>
             <w:pPr>
-              <w:spacing w:before="40" w:after="40" w:line="240" w:lineRule="auto"/>
+              <w:spacing w:before="20" w:after="20" w:line="240" w:lineRule="auto"/>
               <w:jc w:val="center"/>
             </w:pPr>
             <w:r>
               <w:rPr>
-                <w:rFonts w:ascii="Calibri" w:hAnsi="Calibri" w:eastAsia="宋体"/>
+                <w:rFonts w:ascii="Times New Roman" w:hAnsi="Times New Roman" w:eastAsia="宋体"/>
                 <w:b/>
                 <w:i w:val="0"/>
-                <w:sz w:val="19"/>
+                <w:sz w:val="18"/>
               </w:rPr>
               <w:t>新能源</w:t>
               <w:br/>
@@ -2065,7 +2407,7 @@
         </w:tc>
         <w:tc>
           <w:tcPr>
-            <w:tcW w:type="dxa" w:w="1100"/>
+            <w:tcW w:type="dxa" w:w="1060"/>
             <w:vAlign w:val="center"/>
             <w:tcBorders>
               <w:bottom w:val="single" w:sz="6" w:space="0" w:color="000000"/>
@@ -2073,15 +2415,15 @@
           </w:tcPr>
           <w:p>
             <w:pPr>
-              <w:spacing w:before="40" w:after="40" w:line="240" w:lineRule="auto"/>
+              <w:spacing w:before="20" w:after="20" w:line="240" w:lineRule="auto"/>
               <w:jc w:val="center"/>
             </w:pPr>
             <w:r>
               <w:rPr>
-                <w:rFonts w:ascii="Calibri" w:hAnsi="Calibri" w:eastAsia="宋体"/>
+                <w:rFonts w:ascii="Times New Roman" w:hAnsi="Times New Roman" w:eastAsia="宋体"/>
                 <w:b/>
                 <w:i w:val="0"/>
-                <w:sz w:val="19"/>
+                <w:sz w:val="18"/>
               </w:rPr>
               <w:t>平均时延</w:t>
               <w:br/>
@@ -2091,7 +2433,7 @@
         </w:tc>
         <w:tc>
           <w:tcPr>
-            <w:tcW w:type="dxa" w:w="1250"/>
+            <w:tcW w:type="dxa" w:w="1210"/>
             <w:vAlign w:val="center"/>
             <w:tcBorders>
               <w:bottom w:val="single" w:sz="6" w:space="0" w:color="000000"/>
@@ -2099,15 +2441,15 @@
           </w:tcPr>
           <w:p>
             <w:pPr>
-              <w:spacing w:before="40" w:after="40" w:line="240" w:lineRule="auto"/>
+              <w:spacing w:before="20" w:after="20" w:line="240" w:lineRule="auto"/>
               <w:jc w:val="center"/>
             </w:pPr>
             <w:r>
               <w:rPr>
-                <w:rFonts w:ascii="Calibri" w:hAnsi="Calibri" w:eastAsia="宋体"/>
+                <w:rFonts w:ascii="Times New Roman" w:hAnsi="Times New Roman" w:eastAsia="宋体"/>
                 <w:b/>
                 <w:i w:val="0"/>
-                <w:sz w:val="19"/>
+                <w:sz w:val="18"/>
               </w:rPr>
               <w:t>峰值净购电</w:t>
               <w:br/>
@@ -2117,7 +2459,7 @@
         </w:tc>
         <w:tc>
           <w:tcPr>
-            <w:tcW w:type="dxa" w:w="1080"/>
+            <w:tcW w:type="dxa" w:w="1066"/>
             <w:vAlign w:val="center"/>
             <w:tcBorders>
               <w:bottom w:val="single" w:sz="6" w:space="0" w:color="000000"/>
@@ -2125,15 +2467,15 @@
           </w:tcPr>
           <w:p>
             <w:pPr>
-              <w:spacing w:before="40" w:after="40" w:line="240" w:lineRule="auto"/>
+              <w:spacing w:before="20" w:after="20" w:line="240" w:lineRule="auto"/>
               <w:jc w:val="center"/>
             </w:pPr>
             <w:r>
               <w:rPr>
-                <w:rFonts w:ascii="Calibri" w:hAnsi="Calibri" w:eastAsia="宋体"/>
+                <w:rFonts w:ascii="Times New Roman" w:hAnsi="Times New Roman" w:eastAsia="宋体"/>
                 <w:b/>
                 <w:i w:val="0"/>
-                <w:sz w:val="19"/>
+                <w:sz w:val="18"/>
               </w:rPr>
               <w:t>任务迁移</w:t>
               <w:br/>
@@ -2143,7 +2485,7 @@
         </w:tc>
         <w:tc>
           <w:tcPr>
-            <w:tcW w:type="dxa" w:w="1080"/>
+            <w:tcW w:type="dxa" w:w="1066"/>
             <w:vAlign w:val="center"/>
             <w:tcBorders>
               <w:bottom w:val="single" w:sz="6" w:space="0" w:color="000000"/>
@@ -2151,15 +2493,15 @@
           </w:tcPr>
           <w:p>
             <w:pPr>
-              <w:spacing w:before="40" w:after="40" w:line="240" w:lineRule="auto"/>
+              <w:spacing w:before="20" w:after="20" w:line="240" w:lineRule="auto"/>
               <w:jc w:val="center"/>
             </w:pPr>
             <w:r>
               <w:rPr>
-                <w:rFonts w:ascii="Calibri" w:hAnsi="Calibri" w:eastAsia="宋体"/>
+                <w:rFonts w:ascii="Times New Roman" w:hAnsi="Times New Roman" w:eastAsia="宋体"/>
                 <w:b/>
                 <w:i w:val="0"/>
-                <w:sz w:val="19"/>
+                <w:sz w:val="18"/>
               </w:rPr>
               <w:t>西部区域</w:t>
               <w:br/>
@@ -2171,43 +2513,22 @@
       <w:tr>
         <w:tc>
           <w:tcPr>
-            <w:tcW w:type="dxa" w:w="1500"/>
+            <w:tcW w:type="dxa" w:w="1450"/>
             <w:vAlign w:val="center"/>
           </w:tcPr>
           <w:p>
             <w:pPr>
-              <w:spacing w:before="40" w:after="40" w:line="240" w:lineRule="auto"/>
+              <w:spacing w:before="20" w:after="20" w:line="240" w:lineRule="auto"/>
               <w:jc w:val="left"/>
             </w:pPr>
             <w:r>
               <w:rPr>
-                <w:rFonts w:ascii="Calibri" w:hAnsi="Calibri" w:eastAsia="宋体"/>
+                <w:rFonts w:ascii="Times New Roman" w:hAnsi="Times New Roman" w:eastAsia="宋体"/>
                 <w:b w:val="0"/>
                 <w:i w:val="0"/>
-                <w:sz w:val="19"/>
+                <w:sz w:val="18"/>
               </w:rPr>
               <w:t>综合权衡 balanced</w:t>
-            </w:r>
-          </w:p>
-        </w:tc>
-        <w:tc>
-          <w:tcPr>
-            <w:tcW w:type="dxa" w:w="1150"/>
-            <w:vAlign w:val="center"/>
-          </w:tcPr>
-          <w:p>
-            <w:pPr>
-              <w:spacing w:before="40" w:after="40" w:line="240" w:lineRule="auto"/>
-              <w:jc w:val="center"/>
-            </w:pPr>
-            <w:r>
-              <w:rPr>
-                <w:rFonts w:ascii="Calibri" w:hAnsi="Calibri" w:eastAsia="宋体"/>
-                <w:b w:val="0"/>
-                <w:i w:val="0"/>
-                <w:sz w:val="19"/>
-              </w:rPr>
-              <w:t>-43 873</w:t>
             </w:r>
           </w:p>
         </w:tc>
@@ -2218,17 +2539,166 @@
           </w:tcPr>
           <w:p>
             <w:pPr>
-              <w:spacing w:before="40" w:after="40" w:line="240" w:lineRule="auto"/>
+              <w:spacing w:before="20" w:after="20" w:line="240" w:lineRule="auto"/>
               <w:jc w:val="center"/>
             </w:pPr>
             <w:r>
               <w:rPr>
-                <w:rFonts w:ascii="Calibri" w:hAnsi="Calibri" w:eastAsia="宋体"/>
+                <w:rFonts w:ascii="Times New Roman" w:hAnsi="Times New Roman" w:eastAsia="宋体"/>
                 <w:b w:val="0"/>
                 <w:i w:val="0"/>
-                <w:sz w:val="19"/>
+                <w:sz w:val="18"/>
+              </w:rPr>
+              <w:t>-43 873</w:t>
+            </w:r>
+          </w:p>
+        </w:tc>
+        <w:tc>
+          <w:tcPr>
+            <w:tcW w:type="dxa" w:w="1060"/>
+            <w:vAlign w:val="center"/>
+          </w:tcPr>
+          <w:p>
+            <w:pPr>
+              <w:spacing w:before="20" w:after="20" w:line="240" w:lineRule="auto"/>
+              <w:jc w:val="center"/>
+            </w:pPr>
+            <w:r>
+              <w:rPr>
+                <w:rFonts w:ascii="Times New Roman" w:hAnsi="Times New Roman" w:eastAsia="宋体"/>
+                <w:b w:val="0"/>
+                <w:i w:val="0"/>
+                <w:sz w:val="18"/>
               </w:rPr>
               <w:t>160.7</w:t>
+            </w:r>
+          </w:p>
+        </w:tc>
+        <w:tc>
+          <w:tcPr>
+            <w:tcW w:type="dxa" w:w="1060"/>
+            <w:vAlign w:val="center"/>
+          </w:tcPr>
+          <w:p>
+            <w:pPr>
+              <w:spacing w:before="20" w:after="20" w:line="240" w:lineRule="auto"/>
+              <w:jc w:val="center"/>
+            </w:pPr>
+            <w:r>
+              <w:rPr>
+                <w:rFonts w:ascii="Times New Roman" w:hAnsi="Times New Roman" w:eastAsia="宋体"/>
+                <w:b w:val="0"/>
+                <w:i w:val="0"/>
+                <w:sz w:val="18"/>
+              </w:rPr>
+              <w:t>68.8%</w:t>
+            </w:r>
+          </w:p>
+        </w:tc>
+        <w:tc>
+          <w:tcPr>
+            <w:tcW w:type="dxa" w:w="1060"/>
+            <w:vAlign w:val="center"/>
+          </w:tcPr>
+          <w:p>
+            <w:pPr>
+              <w:spacing w:before="20" w:after="20" w:line="240" w:lineRule="auto"/>
+              <w:jc w:val="center"/>
+            </w:pPr>
+            <w:r>
+              <w:rPr>
+                <w:rFonts w:ascii="Times New Roman" w:hAnsi="Times New Roman" w:eastAsia="宋体"/>
+                <w:b w:val="0"/>
+                <w:i w:val="0"/>
+                <w:sz w:val="18"/>
+              </w:rPr>
+              <w:t>14.35</w:t>
+            </w:r>
+          </w:p>
+        </w:tc>
+        <w:tc>
+          <w:tcPr>
+            <w:tcW w:type="dxa" w:w="1210"/>
+            <w:vAlign w:val="center"/>
+          </w:tcPr>
+          <w:p>
+            <w:pPr>
+              <w:spacing w:before="20" w:after="20" w:line="240" w:lineRule="auto"/>
+              <w:jc w:val="center"/>
+            </w:pPr>
+            <w:r>
+              <w:rPr>
+                <w:rFonts w:ascii="Times New Roman" w:hAnsi="Times New Roman" w:eastAsia="宋体"/>
+                <w:b w:val="0"/>
+                <w:i w:val="0"/>
+                <w:sz w:val="18"/>
+              </w:rPr>
+              <w:t>171.2</w:t>
+            </w:r>
+          </w:p>
+        </w:tc>
+        <w:tc>
+          <w:tcPr>
+            <w:tcW w:type="dxa" w:w="1066"/>
+            <w:vAlign w:val="center"/>
+          </w:tcPr>
+          <w:p>
+            <w:pPr>
+              <w:spacing w:before="20" w:after="20" w:line="240" w:lineRule="auto"/>
+              <w:jc w:val="center"/>
+            </w:pPr>
+            <w:r>
+              <w:rPr>
+                <w:rFonts w:ascii="Times New Roman" w:hAnsi="Times New Roman" w:eastAsia="宋体"/>
+                <w:b w:val="0"/>
+                <w:i w:val="0"/>
+                <w:sz w:val="18"/>
+              </w:rPr>
+              <w:t>23.8%</w:t>
+            </w:r>
+          </w:p>
+        </w:tc>
+        <w:tc>
+          <w:tcPr>
+            <w:tcW w:type="dxa" w:w="1066"/>
+            <w:vAlign w:val="center"/>
+          </w:tcPr>
+          <w:p>
+            <w:pPr>
+              <w:spacing w:before="20" w:after="20" w:line="240" w:lineRule="auto"/>
+              <w:jc w:val="center"/>
+            </w:pPr>
+            <w:r>
+              <w:rPr>
+                <w:rFonts w:ascii="Times New Roman" w:hAnsi="Times New Roman" w:eastAsia="宋体"/>
+                <w:b w:val="0"/>
+                <w:i w:val="0"/>
+                <w:sz w:val="18"/>
+              </w:rPr>
+              <w:t>36.8%</w:t>
+            </w:r>
+          </w:p>
+        </w:tc>
+      </w:tr>
+      <w:tr>
+        <w:tc>
+          <w:tcPr>
+            <w:tcW w:type="dxa" w:w="1450"/>
+            <w:vAlign w:val="center"/>
+          </w:tcPr>
+          <w:p>
+            <w:pPr>
+              <w:spacing w:before="20" w:after="20" w:line="240" w:lineRule="auto"/>
+              <w:jc w:val="left"/>
+            </w:pPr>
+            <w:r>
+              <w:rPr>
+                <w:rFonts w:ascii="Times New Roman" w:hAnsi="Times New Roman" w:eastAsia="宋体"/>
+                <w:b w:val="0"/>
+                <w:i w:val="0"/>
+                <w:sz w:val="18"/>
+              </w:rPr>
+              <w:t>成本优先 cost_first</w:t>
             </w:r>
           </w:p>
         </w:tc>
@@ -2239,17 +2709,166 @@
           </w:tcPr>
           <w:p>
             <w:pPr>
-              <w:spacing w:before="40" w:after="40" w:line="240" w:lineRule="auto"/>
+              <w:spacing w:before="20" w:after="20" w:line="240" w:lineRule="auto"/>
               <w:jc w:val="center"/>
             </w:pPr>
             <w:r>
               <w:rPr>
-                <w:rFonts w:ascii="Calibri" w:hAnsi="Calibri" w:eastAsia="宋体"/>
+                <w:rFonts w:ascii="Times New Roman" w:hAnsi="Times New Roman" w:eastAsia="宋体"/>
                 <w:b w:val="0"/>
                 <w:i w:val="0"/>
-                <w:sz w:val="19"/>
+                <w:sz w:val="18"/>
+              </w:rPr>
+              <w:t>-43 842</w:t>
+            </w:r>
+          </w:p>
+        </w:tc>
+        <w:tc>
+          <w:tcPr>
+            <w:tcW w:type="dxa" w:w="1060"/>
+            <w:vAlign w:val="center"/>
+          </w:tcPr>
+          <w:p>
+            <w:pPr>
+              <w:spacing w:before="20" w:after="20" w:line="240" w:lineRule="auto"/>
+              <w:jc w:val="center"/>
+            </w:pPr>
+            <w:r>
+              <w:rPr>
+                <w:rFonts w:ascii="Times New Roman" w:hAnsi="Times New Roman" w:eastAsia="宋体"/>
+                <w:b w:val="0"/>
+                <w:i w:val="0"/>
+                <w:sz w:val="18"/>
+              </w:rPr>
+              <w:t>158.8</w:t>
+            </w:r>
+          </w:p>
+        </w:tc>
+        <w:tc>
+          <w:tcPr>
+            <w:tcW w:type="dxa" w:w="1060"/>
+            <w:vAlign w:val="center"/>
+          </w:tcPr>
+          <w:p>
+            <w:pPr>
+              <w:spacing w:before="20" w:after="20" w:line="240" w:lineRule="auto"/>
+              <w:jc w:val="center"/>
+            </w:pPr>
+            <w:r>
+              <w:rPr>
+                <w:rFonts w:ascii="Times New Roman" w:hAnsi="Times New Roman" w:eastAsia="宋体"/>
+                <w:b w:val="0"/>
+                <w:i w:val="0"/>
+                <w:sz w:val="18"/>
               </w:rPr>
               <w:t>68.8%</w:t>
+            </w:r>
+          </w:p>
+        </w:tc>
+        <w:tc>
+          <w:tcPr>
+            <w:tcW w:type="dxa" w:w="1060"/>
+            <w:vAlign w:val="center"/>
+          </w:tcPr>
+          <w:p>
+            <w:pPr>
+              <w:spacing w:before="20" w:after="20" w:line="240" w:lineRule="auto"/>
+              <w:jc w:val="center"/>
+            </w:pPr>
+            <w:r>
+              <w:rPr>
+                <w:rFonts w:ascii="Times New Roman" w:hAnsi="Times New Roman" w:eastAsia="宋体"/>
+                <w:b w:val="0"/>
+                <w:i w:val="0"/>
+                <w:sz w:val="18"/>
+              </w:rPr>
+              <w:t>12.04</w:t>
+            </w:r>
+          </w:p>
+        </w:tc>
+        <w:tc>
+          <w:tcPr>
+            <w:tcW w:type="dxa" w:w="1210"/>
+            <w:vAlign w:val="center"/>
+          </w:tcPr>
+          <w:p>
+            <w:pPr>
+              <w:spacing w:before="20" w:after="20" w:line="240" w:lineRule="auto"/>
+              <w:jc w:val="center"/>
+            </w:pPr>
+            <w:r>
+              <w:rPr>
+                <w:rFonts w:ascii="Times New Roman" w:hAnsi="Times New Roman" w:eastAsia="宋体"/>
+                <w:b w:val="0"/>
+                <w:i w:val="0"/>
+                <w:sz w:val="18"/>
+              </w:rPr>
+              <w:t>197.5</w:t>
+            </w:r>
+          </w:p>
+        </w:tc>
+        <w:tc>
+          <w:tcPr>
+            <w:tcW w:type="dxa" w:w="1066"/>
+            <w:vAlign w:val="center"/>
+          </w:tcPr>
+          <w:p>
+            <w:pPr>
+              <w:spacing w:before="20" w:after="20" w:line="240" w:lineRule="auto"/>
+              <w:jc w:val="center"/>
+            </w:pPr>
+            <w:r>
+              <w:rPr>
+                <w:rFonts w:ascii="Times New Roman" w:hAnsi="Times New Roman" w:eastAsia="宋体"/>
+                <w:b w:val="0"/>
+                <w:i w:val="0"/>
+                <w:sz w:val="18"/>
+              </w:rPr>
+              <w:t>22.2%</w:t>
+            </w:r>
+          </w:p>
+        </w:tc>
+        <w:tc>
+          <w:tcPr>
+            <w:tcW w:type="dxa" w:w="1066"/>
+            <w:vAlign w:val="center"/>
+          </w:tcPr>
+          <w:p>
+            <w:pPr>
+              <w:spacing w:before="20" w:after="20" w:line="240" w:lineRule="auto"/>
+              <w:jc w:val="center"/>
+            </w:pPr>
+            <w:r>
+              <w:rPr>
+                <w:rFonts w:ascii="Times New Roman" w:hAnsi="Times New Roman" w:eastAsia="宋体"/>
+                <w:b w:val="0"/>
+                <w:i w:val="0"/>
+                <w:sz w:val="18"/>
+              </w:rPr>
+              <w:t>39.6%</w:t>
+            </w:r>
+          </w:p>
+        </w:tc>
+      </w:tr>
+      <w:tr>
+        <w:tc>
+          <w:tcPr>
+            <w:tcW w:type="dxa" w:w="1450"/>
+            <w:vAlign w:val="center"/>
+          </w:tcPr>
+          <w:p>
+            <w:pPr>
+              <w:spacing w:before="20" w:after="20" w:line="240" w:lineRule="auto"/>
+              <w:jc w:val="left"/>
+            </w:pPr>
+            <w:r>
+              <w:rPr>
+                <w:rFonts w:ascii="Times New Roman" w:hAnsi="Times New Roman" w:eastAsia="宋体"/>
+                <w:b w:val="0"/>
+                <w:i w:val="0"/>
+                <w:sz w:val="18"/>
+              </w:rPr>
+              <w:t>低碳优先 carbon_first</w:t>
             </w:r>
           </w:p>
         </w:tc>
@@ -2260,80 +2879,143 @@
           </w:tcPr>
           <w:p>
             <w:pPr>
-              <w:spacing w:before="40" w:after="40" w:line="240" w:lineRule="auto"/>
+              <w:spacing w:before="20" w:after="20" w:line="240" w:lineRule="auto"/>
               <w:jc w:val="center"/>
             </w:pPr>
             <w:r>
               <w:rPr>
-                <w:rFonts w:ascii="Calibri" w:hAnsi="Calibri" w:eastAsia="宋体"/>
+                <w:rFonts w:ascii="Times New Roman" w:hAnsi="Times New Roman" w:eastAsia="宋体"/>
                 <w:b w:val="0"/>
                 <w:i w:val="0"/>
-                <w:sz w:val="19"/>
+                <w:sz w:val="18"/>
               </w:rPr>
-              <w:t>14.35</w:t>
+              <w:t>-43 889</w:t>
             </w:r>
           </w:p>
         </w:tc>
         <w:tc>
           <w:tcPr>
-            <w:tcW w:type="dxa" w:w="1250"/>
+            <w:tcW w:type="dxa" w:w="1060"/>
             <w:vAlign w:val="center"/>
           </w:tcPr>
           <w:p>
             <w:pPr>
-              <w:spacing w:before="40" w:after="40" w:line="240" w:lineRule="auto"/>
+              <w:spacing w:before="20" w:after="20" w:line="240" w:lineRule="auto"/>
               <w:jc w:val="center"/>
             </w:pPr>
             <w:r>
               <w:rPr>
-                <w:rFonts w:ascii="Calibri" w:hAnsi="Calibri" w:eastAsia="宋体"/>
+                <w:rFonts w:ascii="Times New Roman" w:hAnsi="Times New Roman" w:eastAsia="宋体"/>
                 <w:b w:val="0"/>
                 <w:i w:val="0"/>
-                <w:sz w:val="19"/>
+                <w:sz w:val="18"/>
               </w:rPr>
-              <w:t>171.2</w:t>
+              <w:t>160.7</w:t>
             </w:r>
           </w:p>
         </w:tc>
         <w:tc>
           <w:tcPr>
-            <w:tcW w:type="dxa" w:w="1080"/>
+            <w:tcW w:type="dxa" w:w="1060"/>
             <w:vAlign w:val="center"/>
           </w:tcPr>
           <w:p>
             <w:pPr>
-              <w:spacing w:before="40" w:after="40" w:line="240" w:lineRule="auto"/>
+              <w:spacing w:before="20" w:after="20" w:line="240" w:lineRule="auto"/>
               <w:jc w:val="center"/>
             </w:pPr>
             <w:r>
               <w:rPr>
-                <w:rFonts w:ascii="Calibri" w:hAnsi="Calibri" w:eastAsia="宋体"/>
+                <w:rFonts w:ascii="Times New Roman" w:hAnsi="Times New Roman" w:eastAsia="宋体"/>
                 <w:b w:val="0"/>
                 <w:i w:val="0"/>
-                <w:sz w:val="19"/>
+                <w:sz w:val="18"/>
               </w:rPr>
-              <w:t>23.8%</w:t>
+              <w:t>68.9%</w:t>
             </w:r>
           </w:p>
         </w:tc>
         <w:tc>
           <w:tcPr>
-            <w:tcW w:type="dxa" w:w="1080"/>
+            <w:tcW w:type="dxa" w:w="1060"/>
             <w:vAlign w:val="center"/>
           </w:tcPr>
           <w:p>
             <w:pPr>
-              <w:spacing w:before="40" w:after="40" w:line="240" w:lineRule="auto"/>
+              <w:spacing w:before="20" w:after="20" w:line="240" w:lineRule="auto"/>
               <w:jc w:val="center"/>
             </w:pPr>
             <w:r>
               <w:rPr>
-                <w:rFonts w:ascii="Calibri" w:hAnsi="Calibri" w:eastAsia="宋体"/>
+                <w:rFonts w:ascii="Times New Roman" w:hAnsi="Times New Roman" w:eastAsia="宋体"/>
                 <w:b w:val="0"/>
                 <w:i w:val="0"/>
-                <w:sz w:val="19"/>
+                <w:sz w:val="18"/>
               </w:rPr>
-              <w:t>36.8%</w:t>
+              <w:t>16.38</w:t>
+            </w:r>
+          </w:p>
+        </w:tc>
+        <w:tc>
+          <w:tcPr>
+            <w:tcW w:type="dxa" w:w="1210"/>
+            <w:vAlign w:val="center"/>
+          </w:tcPr>
+          <w:p>
+            <w:pPr>
+              <w:spacing w:before="20" w:after="20" w:line="240" w:lineRule="auto"/>
+              <w:jc w:val="center"/>
+            </w:pPr>
+            <w:r>
+              <w:rPr>
+                <w:rFonts w:ascii="Times New Roman" w:hAnsi="Times New Roman" w:eastAsia="宋体"/>
+                <w:b w:val="0"/>
+                <w:i w:val="0"/>
+                <w:sz w:val="18"/>
+              </w:rPr>
+              <w:t>160.6</w:t>
+            </w:r>
+          </w:p>
+        </w:tc>
+        <w:tc>
+          <w:tcPr>
+            <w:tcW w:type="dxa" w:w="1066"/>
+            <w:vAlign w:val="center"/>
+          </w:tcPr>
+          <w:p>
+            <w:pPr>
+              <w:spacing w:before="20" w:after="20" w:line="240" w:lineRule="auto"/>
+              <w:jc w:val="center"/>
+            </w:pPr>
+            <w:r>
+              <w:rPr>
+                <w:rFonts w:ascii="Times New Roman" w:hAnsi="Times New Roman" w:eastAsia="宋体"/>
+                <w:b w:val="0"/>
+                <w:i w:val="0"/>
+                <w:sz w:val="18"/>
+              </w:rPr>
+              <w:t>31.9%</w:t>
+            </w:r>
+          </w:p>
+        </w:tc>
+        <w:tc>
+          <w:tcPr>
+            <w:tcW w:type="dxa" w:w="1066"/>
+            <w:vAlign w:val="center"/>
+          </w:tcPr>
+          <w:p>
+            <w:pPr>
+              <w:spacing w:before="20" w:after="20" w:line="240" w:lineRule="auto"/>
+              <w:jc w:val="center"/>
+            </w:pPr>
+            <w:r>
+              <w:rPr>
+                <w:rFonts w:ascii="Times New Roman" w:hAnsi="Times New Roman" w:eastAsia="宋体"/>
+                <w:b w:val="0"/>
+                <w:i w:val="0"/>
+                <w:sz w:val="18"/>
+              </w:rPr>
+              <w:t>36.4%</w:t>
             </w:r>
           </w:p>
         </w:tc>
@@ -2341,43 +3023,22 @@
       <w:tr>
         <w:tc>
           <w:tcPr>
-            <w:tcW w:type="dxa" w:w="1500"/>
+            <w:tcW w:type="dxa" w:w="1450"/>
             <w:vAlign w:val="center"/>
           </w:tcPr>
           <w:p>
             <w:pPr>
-              <w:spacing w:before="40" w:after="40" w:line="240" w:lineRule="auto"/>
+              <w:spacing w:before="20" w:after="20" w:line="240" w:lineRule="auto"/>
               <w:jc w:val="left"/>
             </w:pPr>
             <w:r>
               <w:rPr>
-                <w:rFonts w:ascii="Calibri" w:hAnsi="Calibri" w:eastAsia="宋体"/>
+                <w:rFonts w:ascii="Times New Roman" w:hAnsi="Times New Roman" w:eastAsia="宋体"/>
                 <w:b w:val="0"/>
                 <w:i w:val="0"/>
-                <w:sz w:val="19"/>
+                <w:sz w:val="18"/>
               </w:rPr>
-              <w:t>成本优先 cost_first</w:t>
-            </w:r>
-          </w:p>
-        </w:tc>
-        <w:tc>
-          <w:tcPr>
-            <w:tcW w:type="dxa" w:w="1150"/>
-            <w:vAlign w:val="center"/>
-          </w:tcPr>
-          <w:p>
-            <w:pPr>
-              <w:spacing w:before="40" w:after="40" w:line="240" w:lineRule="auto"/>
-              <w:jc w:val="center"/>
-            </w:pPr>
-            <w:r>
-              <w:rPr>
-                <w:rFonts w:ascii="Calibri" w:hAnsi="Calibri" w:eastAsia="宋体"/>
-                <w:b w:val="0"/>
-                <w:i w:val="0"/>
-                <w:sz w:val="19"/>
-              </w:rPr>
-              <w:t>-43 842</w:t>
+              <w:t>新能源优先 renewable_first</w:t>
             </w:r>
           </w:p>
         </w:tc>
@@ -2388,17 +3049,166 @@
           </w:tcPr>
           <w:p>
             <w:pPr>
-              <w:spacing w:before="40" w:after="40" w:line="240" w:lineRule="auto"/>
+              <w:spacing w:before="20" w:after="20" w:line="240" w:lineRule="auto"/>
               <w:jc w:val="center"/>
             </w:pPr>
             <w:r>
               <w:rPr>
-                <w:rFonts w:ascii="Calibri" w:hAnsi="Calibri" w:eastAsia="宋体"/>
+                <w:rFonts w:ascii="Times New Roman" w:hAnsi="Times New Roman" w:eastAsia="宋体"/>
                 <w:b w:val="0"/>
                 <w:i w:val="0"/>
-                <w:sz w:val="19"/>
+                <w:sz w:val="18"/>
               </w:rPr>
-              <w:t>158.8</w:t>
+              <w:t>-43 655</w:t>
+            </w:r>
+          </w:p>
+        </w:tc>
+        <w:tc>
+          <w:tcPr>
+            <w:tcW w:type="dxa" w:w="1060"/>
+            <w:vAlign w:val="center"/>
+          </w:tcPr>
+          <w:p>
+            <w:pPr>
+              <w:spacing w:before="20" w:after="20" w:line="240" w:lineRule="auto"/>
+              <w:jc w:val="center"/>
+            </w:pPr>
+            <w:r>
+              <w:rPr>
+                <w:rFonts w:ascii="Times New Roman" w:hAnsi="Times New Roman" w:eastAsia="宋体"/>
+                <w:b w:val="0"/>
+                <w:i w:val="0"/>
+                <w:sz w:val="18"/>
+              </w:rPr>
+              <w:t>163.3</w:t>
+            </w:r>
+          </w:p>
+        </w:tc>
+        <w:tc>
+          <w:tcPr>
+            <w:tcW w:type="dxa" w:w="1060"/>
+            <w:vAlign w:val="center"/>
+          </w:tcPr>
+          <w:p>
+            <w:pPr>
+              <w:spacing w:before="20" w:after="20" w:line="240" w:lineRule="auto"/>
+              <w:jc w:val="center"/>
+            </w:pPr>
+            <w:r>
+              <w:rPr>
+                <w:rFonts w:ascii="Times New Roman" w:hAnsi="Times New Roman" w:eastAsia="宋体"/>
+                <w:b w:val="0"/>
+                <w:i w:val="0"/>
+                <w:sz w:val="18"/>
+              </w:rPr>
+              <w:t>68.8%</w:t>
+            </w:r>
+          </w:p>
+        </w:tc>
+        <w:tc>
+          <w:tcPr>
+            <w:tcW w:type="dxa" w:w="1060"/>
+            <w:vAlign w:val="center"/>
+          </w:tcPr>
+          <w:p>
+            <w:pPr>
+              <w:spacing w:before="20" w:after="20" w:line="240" w:lineRule="auto"/>
+              <w:jc w:val="center"/>
+            </w:pPr>
+            <w:r>
+              <w:rPr>
+                <w:rFonts w:ascii="Times New Roman" w:hAnsi="Times New Roman" w:eastAsia="宋体"/>
+                <w:b w:val="0"/>
+                <w:i w:val="0"/>
+                <w:sz w:val="18"/>
+              </w:rPr>
+              <w:t>25.33</w:t>
+            </w:r>
+          </w:p>
+        </w:tc>
+        <w:tc>
+          <w:tcPr>
+            <w:tcW w:type="dxa" w:w="1210"/>
+            <w:vAlign w:val="center"/>
+          </w:tcPr>
+          <w:p>
+            <w:pPr>
+              <w:spacing w:before="20" w:after="20" w:line="240" w:lineRule="auto"/>
+              <w:jc w:val="center"/>
+            </w:pPr>
+            <w:r>
+              <w:rPr>
+                <w:rFonts w:ascii="Times New Roman" w:hAnsi="Times New Roman" w:eastAsia="宋体"/>
+                <w:b w:val="0"/>
+                <w:i w:val="0"/>
+                <w:sz w:val="18"/>
+              </w:rPr>
+              <w:t>153.4</w:t>
+            </w:r>
+          </w:p>
+        </w:tc>
+        <w:tc>
+          <w:tcPr>
+            <w:tcW w:type="dxa" w:w="1066"/>
+            <w:vAlign w:val="center"/>
+          </w:tcPr>
+          <w:p>
+            <w:pPr>
+              <w:spacing w:before="20" w:after="20" w:line="240" w:lineRule="auto"/>
+              <w:jc w:val="center"/>
+            </w:pPr>
+            <w:r>
+              <w:rPr>
+                <w:rFonts w:ascii="Times New Roman" w:hAnsi="Times New Roman" w:eastAsia="宋体"/>
+                <w:b w:val="0"/>
+                <w:i w:val="0"/>
+                <w:sz w:val="18"/>
+              </w:rPr>
+              <w:t>54.3%</w:t>
+            </w:r>
+          </w:p>
+        </w:tc>
+        <w:tc>
+          <w:tcPr>
+            <w:tcW w:type="dxa" w:w="1066"/>
+            <w:vAlign w:val="center"/>
+          </w:tcPr>
+          <w:p>
+            <w:pPr>
+              <w:spacing w:before="20" w:after="20" w:line="240" w:lineRule="auto"/>
+              <w:jc w:val="center"/>
+            </w:pPr>
+            <w:r>
+              <w:rPr>
+                <w:rFonts w:ascii="Times New Roman" w:hAnsi="Times New Roman" w:eastAsia="宋体"/>
+                <w:b w:val="0"/>
+                <w:i w:val="0"/>
+                <w:sz w:val="18"/>
+              </w:rPr>
+              <w:t>27.0%</w:t>
+            </w:r>
+          </w:p>
+        </w:tc>
+      </w:tr>
+      <w:tr>
+        <w:tc>
+          <w:tcPr>
+            <w:tcW w:type="dxa" w:w="1450"/>
+            <w:vAlign w:val="center"/>
+          </w:tcPr>
+          <w:p>
+            <w:pPr>
+              <w:spacing w:before="20" w:after="20" w:line="240" w:lineRule="auto"/>
+              <w:jc w:val="left"/>
+            </w:pPr>
+            <w:r>
+              <w:rPr>
+                <w:rFonts w:ascii="Times New Roman" w:hAnsi="Times New Roman" w:eastAsia="宋体"/>
+                <w:b w:val="0"/>
+                <w:i w:val="0"/>
+                <w:sz w:val="18"/>
+              </w:rPr>
+              <w:t>时延优先 latency_first</w:t>
             </w:r>
           </w:p>
         </w:tc>
@@ -2409,17 +3219,166 @@
           </w:tcPr>
           <w:p>
             <w:pPr>
-              <w:spacing w:before="40" w:after="40" w:line="240" w:lineRule="auto"/>
+              <w:spacing w:before="20" w:after="20" w:line="240" w:lineRule="auto"/>
               <w:jc w:val="center"/>
             </w:pPr>
             <w:r>
               <w:rPr>
-                <w:rFonts w:ascii="Calibri" w:hAnsi="Calibri" w:eastAsia="宋体"/>
+                <w:rFonts w:ascii="Times New Roman" w:hAnsi="Times New Roman" w:eastAsia="宋体"/>
                 <w:b w:val="0"/>
                 <w:i w:val="0"/>
-                <w:sz w:val="19"/>
+                <w:sz w:val="18"/>
               </w:rPr>
-              <w:t>68.8%</w:t>
+              <w:t>-41 687</w:t>
+            </w:r>
+          </w:p>
+        </w:tc>
+        <w:tc>
+          <w:tcPr>
+            <w:tcW w:type="dxa" w:w="1060"/>
+            <w:vAlign w:val="center"/>
+          </w:tcPr>
+          <w:p>
+            <w:pPr>
+              <w:spacing w:before="20" w:after="20" w:line="240" w:lineRule="auto"/>
+              <w:jc w:val="center"/>
+            </w:pPr>
+            <w:r>
+              <w:rPr>
+                <w:rFonts w:ascii="Times New Roman" w:hAnsi="Times New Roman" w:eastAsia="宋体"/>
+                <w:b w:val="0"/>
+                <w:i w:val="0"/>
+                <w:sz w:val="18"/>
+              </w:rPr>
+              <w:t>149.7</w:t>
+            </w:r>
+          </w:p>
+        </w:tc>
+        <w:tc>
+          <w:tcPr>
+            <w:tcW w:type="dxa" w:w="1060"/>
+            <w:vAlign w:val="center"/>
+          </w:tcPr>
+          <w:p>
+            <w:pPr>
+              <w:spacing w:before="20" w:after="20" w:line="240" w:lineRule="auto"/>
+              <w:jc w:val="center"/>
+            </w:pPr>
+            <w:r>
+              <w:rPr>
+                <w:rFonts w:ascii="Times New Roman" w:hAnsi="Times New Roman" w:eastAsia="宋体"/>
+                <w:b w:val="0"/>
+                <w:i w:val="0"/>
+                <w:sz w:val="18"/>
+              </w:rPr>
+              <w:t>67.9%</w:t>
+            </w:r>
+          </w:p>
+        </w:tc>
+        <w:tc>
+          <w:tcPr>
+            <w:tcW w:type="dxa" w:w="1060"/>
+            <w:vAlign w:val="center"/>
+          </w:tcPr>
+          <w:p>
+            <w:pPr>
+              <w:spacing w:before="20" w:after="20" w:line="240" w:lineRule="auto"/>
+              <w:jc w:val="center"/>
+            </w:pPr>
+            <w:r>
+              <w:rPr>
+                <w:rFonts w:ascii="Times New Roman" w:hAnsi="Times New Roman" w:eastAsia="宋体"/>
+                <w:b w:val="0"/>
+                <w:i w:val="0"/>
+                <w:sz w:val="18"/>
+              </w:rPr>
+              <w:t>5.06</w:t>
+            </w:r>
+          </w:p>
+        </w:tc>
+        <w:tc>
+          <w:tcPr>
+            <w:tcW w:type="dxa" w:w="1210"/>
+            <w:vAlign w:val="center"/>
+          </w:tcPr>
+          <w:p>
+            <w:pPr>
+              <w:spacing w:before="20" w:after="20" w:line="240" w:lineRule="auto"/>
+              <w:jc w:val="center"/>
+            </w:pPr>
+            <w:r>
+              <w:rPr>
+                <w:rFonts w:ascii="Times New Roman" w:hAnsi="Times New Roman" w:eastAsia="宋体"/>
+                <w:b w:val="0"/>
+                <w:i w:val="0"/>
+                <w:sz w:val="18"/>
+              </w:rPr>
+              <w:t>188.9</w:t>
+            </w:r>
+          </w:p>
+        </w:tc>
+        <w:tc>
+          <w:tcPr>
+            <w:tcW w:type="dxa" w:w="1066"/>
+            <w:vAlign w:val="center"/>
+          </w:tcPr>
+          <w:p>
+            <w:pPr>
+              <w:spacing w:before="20" w:after="20" w:line="240" w:lineRule="auto"/>
+              <w:jc w:val="center"/>
+            </w:pPr>
+            <w:r>
+              <w:rPr>
+                <w:rFonts w:ascii="Times New Roman" w:hAnsi="Times New Roman" w:eastAsia="宋体"/>
+                <w:b w:val="0"/>
+                <w:i w:val="0"/>
+                <w:sz w:val="18"/>
+              </w:rPr>
+              <w:t>0.2%</w:t>
+            </w:r>
+          </w:p>
+        </w:tc>
+        <w:tc>
+          <w:tcPr>
+            <w:tcW w:type="dxa" w:w="1066"/>
+            <w:vAlign w:val="center"/>
+          </w:tcPr>
+          <w:p>
+            <w:pPr>
+              <w:spacing w:before="20" w:after="20" w:line="240" w:lineRule="auto"/>
+              <w:jc w:val="center"/>
+            </w:pPr>
+            <w:r>
+              <w:rPr>
+                <w:rFonts w:ascii="Times New Roman" w:hAnsi="Times New Roman" w:eastAsia="宋体"/>
+                <w:b w:val="0"/>
+                <w:i w:val="0"/>
+                <w:sz w:val="18"/>
+              </w:rPr>
+              <w:t>46.3%</w:t>
+            </w:r>
+          </w:p>
+        </w:tc>
+      </w:tr>
+      <w:tr>
+        <w:tc>
+          <w:tcPr>
+            <w:tcW w:type="dxa" w:w="1450"/>
+            <w:vAlign w:val="center"/>
+          </w:tcPr>
+          <w:p>
+            <w:pPr>
+              <w:spacing w:before="20" w:after="20" w:line="240" w:lineRule="auto"/>
+              <w:jc w:val="left"/>
+            </w:pPr>
+            <w:r>
+              <w:rPr>
+                <w:rFonts w:ascii="Times New Roman" w:hAnsi="Times New Roman" w:eastAsia="宋体"/>
+                <w:b w:val="0"/>
+                <w:i w:val="0"/>
+                <w:sz w:val="18"/>
+              </w:rPr>
+              <w:t>低碳＋新能源 carbon_renewable</w:t>
             </w:r>
           </w:p>
         </w:tc>
@@ -2430,80 +3389,143 @@
           </w:tcPr>
           <w:p>
             <w:pPr>
-              <w:spacing w:before="40" w:after="40" w:line="240" w:lineRule="auto"/>
+              <w:spacing w:before="20" w:after="20" w:line="240" w:lineRule="auto"/>
               <w:jc w:val="center"/>
             </w:pPr>
             <w:r>
               <w:rPr>
-                <w:rFonts w:ascii="Calibri" w:hAnsi="Calibri" w:eastAsia="宋体"/>
+                <w:rFonts w:ascii="Times New Roman" w:hAnsi="Times New Roman" w:eastAsia="宋体"/>
                 <w:b w:val="0"/>
                 <w:i w:val="0"/>
-                <w:sz w:val="19"/>
+                <w:sz w:val="18"/>
               </w:rPr>
-              <w:t>12.04</w:t>
+              <w:t>-43 702</w:t>
             </w:r>
           </w:p>
         </w:tc>
         <w:tc>
           <w:tcPr>
-            <w:tcW w:type="dxa" w:w="1250"/>
+            <w:tcW w:type="dxa" w:w="1060"/>
             <w:vAlign w:val="center"/>
           </w:tcPr>
           <w:p>
             <w:pPr>
-              <w:spacing w:before="40" w:after="40" w:line="240" w:lineRule="auto"/>
+              <w:spacing w:before="20" w:after="20" w:line="240" w:lineRule="auto"/>
               <w:jc w:val="center"/>
             </w:pPr>
             <w:r>
               <w:rPr>
-                <w:rFonts w:ascii="Calibri" w:hAnsi="Calibri" w:eastAsia="宋体"/>
+                <w:rFonts w:ascii="Times New Roman" w:hAnsi="Times New Roman" w:eastAsia="宋体"/>
                 <w:b w:val="0"/>
                 <w:i w:val="0"/>
-                <w:sz w:val="19"/>
+                <w:sz w:val="18"/>
               </w:rPr>
-              <w:t>197.5</w:t>
+              <w:t>129.6</w:t>
             </w:r>
           </w:p>
         </w:tc>
         <w:tc>
           <w:tcPr>
-            <w:tcW w:type="dxa" w:w="1080"/>
+            <w:tcW w:type="dxa" w:w="1060"/>
             <w:vAlign w:val="center"/>
           </w:tcPr>
           <w:p>
             <w:pPr>
-              <w:spacing w:before="40" w:after="40" w:line="240" w:lineRule="auto"/>
+              <w:spacing w:before="20" w:after="20" w:line="240" w:lineRule="auto"/>
               <w:jc w:val="center"/>
             </w:pPr>
             <w:r>
               <w:rPr>
-                <w:rFonts w:ascii="Calibri" w:hAnsi="Calibri" w:eastAsia="宋体"/>
+                <w:rFonts w:ascii="Times New Roman" w:hAnsi="Times New Roman" w:eastAsia="宋体"/>
                 <w:b w:val="0"/>
                 <w:i w:val="0"/>
-                <w:sz w:val="19"/>
+                <w:sz w:val="18"/>
               </w:rPr>
-              <w:t>22.2%</w:t>
+              <w:t>68.8%</w:t>
             </w:r>
           </w:p>
         </w:tc>
         <w:tc>
           <w:tcPr>
-            <w:tcW w:type="dxa" w:w="1080"/>
+            <w:tcW w:type="dxa" w:w="1060"/>
             <w:vAlign w:val="center"/>
           </w:tcPr>
           <w:p>
             <w:pPr>
-              <w:spacing w:before="40" w:after="40" w:line="240" w:lineRule="auto"/>
+              <w:spacing w:before="20" w:after="20" w:line="240" w:lineRule="auto"/>
               <w:jc w:val="center"/>
             </w:pPr>
             <w:r>
               <w:rPr>
-                <w:rFonts w:ascii="Calibri" w:hAnsi="Calibri" w:eastAsia="宋体"/>
+                <w:rFonts w:ascii="Times New Roman" w:hAnsi="Times New Roman" w:eastAsia="宋体"/>
                 <w:b w:val="0"/>
                 <w:i w:val="0"/>
-                <w:sz w:val="19"/>
+                <w:sz w:val="18"/>
               </w:rPr>
-              <w:t>39.6%</w:t>
+              <w:t>22.58</w:t>
+            </w:r>
+          </w:p>
+        </w:tc>
+        <w:tc>
+          <w:tcPr>
+            <w:tcW w:type="dxa" w:w="1210"/>
+            <w:vAlign w:val="center"/>
+          </w:tcPr>
+          <w:p>
+            <w:pPr>
+              <w:spacing w:before="20" w:after="20" w:line="240" w:lineRule="auto"/>
+              <w:jc w:val="center"/>
+            </w:pPr>
+            <w:r>
+              <w:rPr>
+                <w:rFonts w:ascii="Times New Roman" w:hAnsi="Times New Roman" w:eastAsia="宋体"/>
+                <w:b w:val="0"/>
+                <w:i w:val="0"/>
+                <w:sz w:val="18"/>
+              </w:rPr>
+              <w:t>107.6</w:t>
+            </w:r>
+          </w:p>
+        </w:tc>
+        <w:tc>
+          <w:tcPr>
+            <w:tcW w:type="dxa" w:w="1066"/>
+            <w:vAlign w:val="center"/>
+          </w:tcPr>
+          <w:p>
+            <w:pPr>
+              <w:spacing w:before="20" w:after="20" w:line="240" w:lineRule="auto"/>
+              <w:jc w:val="center"/>
+            </w:pPr>
+            <w:r>
+              <w:rPr>
+                <w:rFonts w:ascii="Times New Roman" w:hAnsi="Times New Roman" w:eastAsia="宋体"/>
+                <w:b w:val="0"/>
+                <w:i w:val="0"/>
+                <w:sz w:val="18"/>
+              </w:rPr>
+              <w:t>45.3%</w:t>
+            </w:r>
+          </w:p>
+        </w:tc>
+        <w:tc>
+          <w:tcPr>
+            <w:tcW w:type="dxa" w:w="1066"/>
+            <w:vAlign w:val="center"/>
+          </w:tcPr>
+          <w:p>
+            <w:pPr>
+              <w:spacing w:before="20" w:after="20" w:line="240" w:lineRule="auto"/>
+              <w:jc w:val="center"/>
+            </w:pPr>
+            <w:r>
+              <w:rPr>
+                <w:rFonts w:ascii="Times New Roman" w:hAnsi="Times New Roman" w:eastAsia="宋体"/>
+                <w:b w:val="0"/>
+                <w:i w:val="0"/>
+                <w:sz w:val="18"/>
+              </w:rPr>
+              <w:t>29.4%</w:t>
             </w:r>
           </w:p>
         </w:tc>
@@ -2511,43 +3533,22 @@
       <w:tr>
         <w:tc>
           <w:tcPr>
-            <w:tcW w:type="dxa" w:w="1500"/>
+            <w:tcW w:type="dxa" w:w="1450"/>
             <w:vAlign w:val="center"/>
           </w:tcPr>
           <w:p>
             <w:pPr>
-              <w:spacing w:before="40" w:after="40" w:line="240" w:lineRule="auto"/>
+              <w:spacing w:before="20" w:after="20" w:line="240" w:lineRule="auto"/>
               <w:jc w:val="left"/>
             </w:pPr>
             <w:r>
               <w:rPr>
-                <w:rFonts w:ascii="Calibri" w:hAnsi="Calibri" w:eastAsia="宋体"/>
+                <w:rFonts w:ascii="Times New Roman" w:hAnsi="Times New Roman" w:eastAsia="宋体"/>
                 <w:b w:val="0"/>
                 <w:i w:val="0"/>
-                <w:sz w:val="19"/>
+                <w:sz w:val="18"/>
               </w:rPr>
-              <w:t>低碳优先 carbon_first</w:t>
-            </w:r>
-          </w:p>
-        </w:tc>
-        <w:tc>
-          <w:tcPr>
-            <w:tcW w:type="dxa" w:w="1150"/>
-            <w:vAlign w:val="center"/>
-          </w:tcPr>
-          <w:p>
-            <w:pPr>
-              <w:spacing w:before="40" w:after="40" w:line="240" w:lineRule="auto"/>
-              <w:jc w:val="center"/>
-            </w:pPr>
-            <w:r>
-              <w:rPr>
-                <w:rFonts w:ascii="Calibri" w:hAnsi="Calibri" w:eastAsia="宋体"/>
-                <w:b w:val="0"/>
-                <w:i w:val="0"/>
-                <w:sz w:val="19"/>
-              </w:rPr>
-              <w:t>-43 889</w:t>
+              <w:t>成本＋碳 cost_carbon</w:t>
             </w:r>
           </w:p>
         </w:tc>
@@ -2558,17 +3559,166 @@
           </w:tcPr>
           <w:p>
             <w:pPr>
-              <w:spacing w:before="40" w:after="40" w:line="240" w:lineRule="auto"/>
+              <w:spacing w:before="20" w:after="20" w:line="240" w:lineRule="auto"/>
               <w:jc w:val="center"/>
             </w:pPr>
             <w:r>
               <w:rPr>
-                <w:rFonts w:ascii="Calibri" w:hAnsi="Calibri" w:eastAsia="宋体"/>
+                <w:rFonts w:ascii="Times New Roman" w:hAnsi="Times New Roman" w:eastAsia="宋体"/>
                 <w:b w:val="0"/>
                 <w:i w:val="0"/>
-                <w:sz w:val="19"/>
+                <w:sz w:val="18"/>
               </w:rPr>
-              <w:t>160.7</w:t>
+              <w:t>-43 902</w:t>
+            </w:r>
+          </w:p>
+        </w:tc>
+        <w:tc>
+          <w:tcPr>
+            <w:tcW w:type="dxa" w:w="1060"/>
+            <w:vAlign w:val="center"/>
+          </w:tcPr>
+          <w:p>
+            <w:pPr>
+              <w:spacing w:before="20" w:after="20" w:line="240" w:lineRule="auto"/>
+              <w:jc w:val="center"/>
+            </w:pPr>
+            <w:r>
+              <w:rPr>
+                <w:rFonts w:ascii="Times New Roman" w:hAnsi="Times New Roman" w:eastAsia="宋体"/>
+                <w:b w:val="0"/>
+                <w:i w:val="0"/>
+                <w:sz w:val="18"/>
+              </w:rPr>
+              <w:t>148.8</w:t>
+            </w:r>
+          </w:p>
+        </w:tc>
+        <w:tc>
+          <w:tcPr>
+            <w:tcW w:type="dxa" w:w="1060"/>
+            <w:vAlign w:val="center"/>
+          </w:tcPr>
+          <w:p>
+            <w:pPr>
+              <w:spacing w:before="20" w:after="20" w:line="240" w:lineRule="auto"/>
+              <w:jc w:val="center"/>
+            </w:pPr>
+            <w:r>
+              <w:rPr>
+                <w:rFonts w:ascii="Times New Roman" w:hAnsi="Times New Roman" w:eastAsia="宋体"/>
+                <w:b w:val="0"/>
+                <w:i w:val="0"/>
+                <w:sz w:val="18"/>
+              </w:rPr>
+              <w:t>68.8%</w:t>
+            </w:r>
+          </w:p>
+        </w:tc>
+        <w:tc>
+          <w:tcPr>
+            <w:tcW w:type="dxa" w:w="1060"/>
+            <w:vAlign w:val="center"/>
+          </w:tcPr>
+          <w:p>
+            <w:pPr>
+              <w:spacing w:before="20" w:after="20" w:line="240" w:lineRule="auto"/>
+              <w:jc w:val="center"/>
+            </w:pPr>
+            <w:r>
+              <w:rPr>
+                <w:rFonts w:ascii="Times New Roman" w:hAnsi="Times New Roman" w:eastAsia="宋体"/>
+                <w:b w:val="0"/>
+                <w:i w:val="0"/>
+                <w:sz w:val="18"/>
+              </w:rPr>
+              <w:t>15.81</w:t>
+            </w:r>
+          </w:p>
+        </w:tc>
+        <w:tc>
+          <w:tcPr>
+            <w:tcW w:type="dxa" w:w="1210"/>
+            <w:vAlign w:val="center"/>
+          </w:tcPr>
+          <w:p>
+            <w:pPr>
+              <w:spacing w:before="20" w:after="20" w:line="240" w:lineRule="auto"/>
+              <w:jc w:val="center"/>
+            </w:pPr>
+            <w:r>
+              <w:rPr>
+                <w:rFonts w:ascii="Times New Roman" w:hAnsi="Times New Roman" w:eastAsia="宋体"/>
+                <w:b w:val="0"/>
+                <w:i w:val="0"/>
+                <w:sz w:val="18"/>
+              </w:rPr>
+              <w:t>150.3</w:t>
+            </w:r>
+          </w:p>
+        </w:tc>
+        <w:tc>
+          <w:tcPr>
+            <w:tcW w:type="dxa" w:w="1066"/>
+            <w:vAlign w:val="center"/>
+          </w:tcPr>
+          <w:p>
+            <w:pPr>
+              <w:spacing w:before="20" w:after="20" w:line="240" w:lineRule="auto"/>
+              <w:jc w:val="center"/>
+            </w:pPr>
+            <w:r>
+              <w:rPr>
+                <w:rFonts w:ascii="Times New Roman" w:hAnsi="Times New Roman" w:eastAsia="宋体"/>
+                <w:b w:val="0"/>
+                <w:i w:val="0"/>
+                <w:sz w:val="18"/>
+              </w:rPr>
+              <w:t>30.7%</w:t>
+            </w:r>
+          </w:p>
+        </w:tc>
+        <w:tc>
+          <w:tcPr>
+            <w:tcW w:type="dxa" w:w="1066"/>
+            <w:vAlign w:val="center"/>
+          </w:tcPr>
+          <w:p>
+            <w:pPr>
+              <w:spacing w:before="20" w:after="20" w:line="240" w:lineRule="auto"/>
+              <w:jc w:val="center"/>
+            </w:pPr>
+            <w:r>
+              <w:rPr>
+                <w:rFonts w:ascii="Times New Roman" w:hAnsi="Times New Roman" w:eastAsia="宋体"/>
+                <w:b w:val="0"/>
+                <w:i w:val="0"/>
+                <w:sz w:val="18"/>
+              </w:rPr>
+              <w:t>39.0%</w:t>
+            </w:r>
+          </w:p>
+        </w:tc>
+      </w:tr>
+      <w:tr>
+        <w:tc>
+          <w:tcPr>
+            <w:tcW w:type="dxa" w:w="1450"/>
+            <w:vAlign w:val="center"/>
+          </w:tcPr>
+          <w:p>
+            <w:pPr>
+              <w:spacing w:before="20" w:after="20" w:line="240" w:lineRule="auto"/>
+              <w:jc w:val="left"/>
+            </w:pPr>
+            <w:r>
+              <w:rPr>
+                <w:rFonts w:ascii="Times New Roman" w:hAnsi="Times New Roman" w:eastAsia="宋体"/>
+                <w:b w:val="0"/>
+                <w:i w:val="0"/>
+                <w:sz w:val="18"/>
+              </w:rPr>
+              <w:t>负载均衡 load_balanced</w:t>
             </w:r>
           </w:p>
         </w:tc>
@@ -2579,823 +3729,15 @@
           </w:tcPr>
           <w:p>
             <w:pPr>
-              <w:spacing w:before="40" w:after="40" w:line="240" w:lineRule="auto"/>
+              <w:spacing w:before="20" w:after="20" w:line="240" w:lineRule="auto"/>
               <w:jc w:val="center"/>
             </w:pPr>
             <w:r>
               <w:rPr>
-                <w:rFonts w:ascii="Calibri" w:hAnsi="Calibri" w:eastAsia="宋体"/>
+                <w:rFonts w:ascii="Times New Roman" w:hAnsi="Times New Roman" w:eastAsia="宋体"/>
                 <w:b w:val="0"/>
                 <w:i w:val="0"/>
-                <w:sz w:val="19"/>
-              </w:rPr>
-              <w:t>68.9%</w:t>
-            </w:r>
-          </w:p>
-        </w:tc>
-        <w:tc>
-          <w:tcPr>
-            <w:tcW w:type="dxa" w:w="1100"/>
-            <w:vAlign w:val="center"/>
-          </w:tcPr>
-          <w:p>
-            <w:pPr>
-              <w:spacing w:before="40" w:after="40" w:line="240" w:lineRule="auto"/>
-              <w:jc w:val="center"/>
-            </w:pPr>
-            <w:r>
-              <w:rPr>
-                <w:rFonts w:ascii="Calibri" w:hAnsi="Calibri" w:eastAsia="宋体"/>
-                <w:b w:val="0"/>
-                <w:i w:val="0"/>
-                <w:sz w:val="19"/>
-              </w:rPr>
-              <w:t>16.38</w:t>
-            </w:r>
-          </w:p>
-        </w:tc>
-        <w:tc>
-          <w:tcPr>
-            <w:tcW w:type="dxa" w:w="1250"/>
-            <w:vAlign w:val="center"/>
-          </w:tcPr>
-          <w:p>
-            <w:pPr>
-              <w:spacing w:before="40" w:after="40" w:line="240" w:lineRule="auto"/>
-              <w:jc w:val="center"/>
-            </w:pPr>
-            <w:r>
-              <w:rPr>
-                <w:rFonts w:ascii="Calibri" w:hAnsi="Calibri" w:eastAsia="宋体"/>
-                <w:b w:val="0"/>
-                <w:i w:val="0"/>
-                <w:sz w:val="19"/>
-              </w:rPr>
-              <w:t>160.6</w:t>
-            </w:r>
-          </w:p>
-        </w:tc>
-        <w:tc>
-          <w:tcPr>
-            <w:tcW w:type="dxa" w:w="1080"/>
-            <w:vAlign w:val="center"/>
-          </w:tcPr>
-          <w:p>
-            <w:pPr>
-              <w:spacing w:before="40" w:after="40" w:line="240" w:lineRule="auto"/>
-              <w:jc w:val="center"/>
-            </w:pPr>
-            <w:r>
-              <w:rPr>
-                <w:rFonts w:ascii="Calibri" w:hAnsi="Calibri" w:eastAsia="宋体"/>
-                <w:b w:val="0"/>
-                <w:i w:val="0"/>
-                <w:sz w:val="19"/>
-              </w:rPr>
-              <w:t>31.9%</w:t>
-            </w:r>
-          </w:p>
-        </w:tc>
-        <w:tc>
-          <w:tcPr>
-            <w:tcW w:type="dxa" w:w="1080"/>
-            <w:vAlign w:val="center"/>
-          </w:tcPr>
-          <w:p>
-            <w:pPr>
-              <w:spacing w:before="40" w:after="40" w:line="240" w:lineRule="auto"/>
-              <w:jc w:val="center"/>
-            </w:pPr>
-            <w:r>
-              <w:rPr>
-                <w:rFonts w:ascii="Calibri" w:hAnsi="Calibri" w:eastAsia="宋体"/>
-                <w:b w:val="0"/>
-                <w:i w:val="0"/>
-                <w:sz w:val="19"/>
-              </w:rPr>
-              <w:t>36.4%</w:t>
-            </w:r>
-          </w:p>
-        </w:tc>
-      </w:tr>
-      <w:tr>
-        <w:tc>
-          <w:tcPr>
-            <w:tcW w:type="dxa" w:w="1500"/>
-            <w:vAlign w:val="center"/>
-          </w:tcPr>
-          <w:p>
-            <w:pPr>
-              <w:spacing w:before="40" w:after="40" w:line="240" w:lineRule="auto"/>
-              <w:jc w:val="left"/>
-            </w:pPr>
-            <w:r>
-              <w:rPr>
-                <w:rFonts w:ascii="Calibri" w:hAnsi="Calibri" w:eastAsia="宋体"/>
-                <w:b w:val="0"/>
-                <w:i w:val="0"/>
-                <w:sz w:val="19"/>
-              </w:rPr>
-              <w:t>新能源优先 renewable_first</w:t>
-            </w:r>
-          </w:p>
-        </w:tc>
-        <w:tc>
-          <w:tcPr>
-            <w:tcW w:type="dxa" w:w="1150"/>
-            <w:vAlign w:val="center"/>
-          </w:tcPr>
-          <w:p>
-            <w:pPr>
-              <w:spacing w:before="40" w:after="40" w:line="240" w:lineRule="auto"/>
-              <w:jc w:val="center"/>
-            </w:pPr>
-            <w:r>
-              <w:rPr>
-                <w:rFonts w:ascii="Calibri" w:hAnsi="Calibri" w:eastAsia="宋体"/>
-                <w:b w:val="0"/>
-                <w:i w:val="0"/>
-                <w:sz w:val="19"/>
-              </w:rPr>
-              <w:t>-43 655</w:t>
-            </w:r>
-          </w:p>
-        </w:tc>
-        <w:tc>
-          <w:tcPr>
-            <w:tcW w:type="dxa" w:w="1100"/>
-            <w:vAlign w:val="center"/>
-          </w:tcPr>
-          <w:p>
-            <w:pPr>
-              <w:spacing w:before="40" w:after="40" w:line="240" w:lineRule="auto"/>
-              <w:jc w:val="center"/>
-            </w:pPr>
-            <w:r>
-              <w:rPr>
-                <w:rFonts w:ascii="Calibri" w:hAnsi="Calibri" w:eastAsia="宋体"/>
-                <w:b w:val="0"/>
-                <w:i w:val="0"/>
-                <w:sz w:val="19"/>
-              </w:rPr>
-              <w:t>163.3</w:t>
-            </w:r>
-          </w:p>
-        </w:tc>
-        <w:tc>
-          <w:tcPr>
-            <w:tcW w:type="dxa" w:w="1100"/>
-            <w:vAlign w:val="center"/>
-          </w:tcPr>
-          <w:p>
-            <w:pPr>
-              <w:spacing w:before="40" w:after="40" w:line="240" w:lineRule="auto"/>
-              <w:jc w:val="center"/>
-            </w:pPr>
-            <w:r>
-              <w:rPr>
-                <w:rFonts w:ascii="Calibri" w:hAnsi="Calibri" w:eastAsia="宋体"/>
-                <w:b w:val="0"/>
-                <w:i w:val="0"/>
-                <w:sz w:val="19"/>
-              </w:rPr>
-              <w:t>68.8%</w:t>
-            </w:r>
-          </w:p>
-        </w:tc>
-        <w:tc>
-          <w:tcPr>
-            <w:tcW w:type="dxa" w:w="1100"/>
-            <w:vAlign w:val="center"/>
-          </w:tcPr>
-          <w:p>
-            <w:pPr>
-              <w:spacing w:before="40" w:after="40" w:line="240" w:lineRule="auto"/>
-              <w:jc w:val="center"/>
-            </w:pPr>
-            <w:r>
-              <w:rPr>
-                <w:rFonts w:ascii="Calibri" w:hAnsi="Calibri" w:eastAsia="宋体"/>
-                <w:b w:val="0"/>
-                <w:i w:val="0"/>
-                <w:sz w:val="19"/>
-              </w:rPr>
-              <w:t>25.33</w:t>
-            </w:r>
-          </w:p>
-        </w:tc>
-        <w:tc>
-          <w:tcPr>
-            <w:tcW w:type="dxa" w:w="1250"/>
-            <w:vAlign w:val="center"/>
-          </w:tcPr>
-          <w:p>
-            <w:pPr>
-              <w:spacing w:before="40" w:after="40" w:line="240" w:lineRule="auto"/>
-              <w:jc w:val="center"/>
-            </w:pPr>
-            <w:r>
-              <w:rPr>
-                <w:rFonts w:ascii="Calibri" w:hAnsi="Calibri" w:eastAsia="宋体"/>
-                <w:b w:val="0"/>
-                <w:i w:val="0"/>
-                <w:sz w:val="19"/>
-              </w:rPr>
-              <w:t>153.4</w:t>
-            </w:r>
-          </w:p>
-        </w:tc>
-        <w:tc>
-          <w:tcPr>
-            <w:tcW w:type="dxa" w:w="1080"/>
-            <w:vAlign w:val="center"/>
-          </w:tcPr>
-          <w:p>
-            <w:pPr>
-              <w:spacing w:before="40" w:after="40" w:line="240" w:lineRule="auto"/>
-              <w:jc w:val="center"/>
-            </w:pPr>
-            <w:r>
-              <w:rPr>
-                <w:rFonts w:ascii="Calibri" w:hAnsi="Calibri" w:eastAsia="宋体"/>
-                <w:b w:val="0"/>
-                <w:i w:val="0"/>
-                <w:sz w:val="19"/>
-              </w:rPr>
-              <w:t>54.3%</w:t>
-            </w:r>
-          </w:p>
-        </w:tc>
-        <w:tc>
-          <w:tcPr>
-            <w:tcW w:type="dxa" w:w="1080"/>
-            <w:vAlign w:val="center"/>
-          </w:tcPr>
-          <w:p>
-            <w:pPr>
-              <w:spacing w:before="40" w:after="40" w:line="240" w:lineRule="auto"/>
-              <w:jc w:val="center"/>
-            </w:pPr>
-            <w:r>
-              <w:rPr>
-                <w:rFonts w:ascii="Calibri" w:hAnsi="Calibri" w:eastAsia="宋体"/>
-                <w:b w:val="0"/>
-                <w:i w:val="0"/>
-                <w:sz w:val="19"/>
-              </w:rPr>
-              <w:t>27.0%</w:t>
-            </w:r>
-          </w:p>
-        </w:tc>
-      </w:tr>
-      <w:tr>
-        <w:tc>
-          <w:tcPr>
-            <w:tcW w:type="dxa" w:w="1500"/>
-            <w:vAlign w:val="center"/>
-          </w:tcPr>
-          <w:p>
-            <w:pPr>
-              <w:spacing w:before="40" w:after="40" w:line="240" w:lineRule="auto"/>
-              <w:jc w:val="left"/>
-            </w:pPr>
-            <w:r>
-              <w:rPr>
-                <w:rFonts w:ascii="Calibri" w:hAnsi="Calibri" w:eastAsia="宋体"/>
-                <w:b w:val="0"/>
-                <w:i w:val="0"/>
-                <w:sz w:val="19"/>
-              </w:rPr>
-              <w:t>时延优先 latency_first</w:t>
-            </w:r>
-          </w:p>
-        </w:tc>
-        <w:tc>
-          <w:tcPr>
-            <w:tcW w:type="dxa" w:w="1150"/>
-            <w:vAlign w:val="center"/>
-          </w:tcPr>
-          <w:p>
-            <w:pPr>
-              <w:spacing w:before="40" w:after="40" w:line="240" w:lineRule="auto"/>
-              <w:jc w:val="center"/>
-            </w:pPr>
-            <w:r>
-              <w:rPr>
-                <w:rFonts w:ascii="Calibri" w:hAnsi="Calibri" w:eastAsia="宋体"/>
-                <w:b w:val="0"/>
-                <w:i w:val="0"/>
-                <w:sz w:val="19"/>
-              </w:rPr>
-              <w:t>-41 687</w:t>
-            </w:r>
-          </w:p>
-        </w:tc>
-        <w:tc>
-          <w:tcPr>
-            <w:tcW w:type="dxa" w:w="1100"/>
-            <w:vAlign w:val="center"/>
-          </w:tcPr>
-          <w:p>
-            <w:pPr>
-              <w:spacing w:before="40" w:after="40" w:line="240" w:lineRule="auto"/>
-              <w:jc w:val="center"/>
-            </w:pPr>
-            <w:r>
-              <w:rPr>
-                <w:rFonts w:ascii="Calibri" w:hAnsi="Calibri" w:eastAsia="宋体"/>
-                <w:b w:val="0"/>
-                <w:i w:val="0"/>
-                <w:sz w:val="19"/>
-              </w:rPr>
-              <w:t>149.7</w:t>
-            </w:r>
-          </w:p>
-        </w:tc>
-        <w:tc>
-          <w:tcPr>
-            <w:tcW w:type="dxa" w:w="1100"/>
-            <w:vAlign w:val="center"/>
-          </w:tcPr>
-          <w:p>
-            <w:pPr>
-              <w:spacing w:before="40" w:after="40" w:line="240" w:lineRule="auto"/>
-              <w:jc w:val="center"/>
-            </w:pPr>
-            <w:r>
-              <w:rPr>
-                <w:rFonts w:ascii="Calibri" w:hAnsi="Calibri" w:eastAsia="宋体"/>
-                <w:b w:val="0"/>
-                <w:i w:val="0"/>
-                <w:sz w:val="19"/>
-              </w:rPr>
-              <w:t>67.9%</w:t>
-            </w:r>
-          </w:p>
-        </w:tc>
-        <w:tc>
-          <w:tcPr>
-            <w:tcW w:type="dxa" w:w="1100"/>
-            <w:vAlign w:val="center"/>
-          </w:tcPr>
-          <w:p>
-            <w:pPr>
-              <w:spacing w:before="40" w:after="40" w:line="240" w:lineRule="auto"/>
-              <w:jc w:val="center"/>
-            </w:pPr>
-            <w:r>
-              <w:rPr>
-                <w:rFonts w:ascii="Calibri" w:hAnsi="Calibri" w:eastAsia="宋体"/>
-                <w:b w:val="0"/>
-                <w:i w:val="0"/>
-                <w:sz w:val="19"/>
-              </w:rPr>
-              <w:t>5.06</w:t>
-            </w:r>
-          </w:p>
-        </w:tc>
-        <w:tc>
-          <w:tcPr>
-            <w:tcW w:type="dxa" w:w="1250"/>
-            <w:vAlign w:val="center"/>
-          </w:tcPr>
-          <w:p>
-            <w:pPr>
-              <w:spacing w:before="40" w:after="40" w:line="240" w:lineRule="auto"/>
-              <w:jc w:val="center"/>
-            </w:pPr>
-            <w:r>
-              <w:rPr>
-                <w:rFonts w:ascii="Calibri" w:hAnsi="Calibri" w:eastAsia="宋体"/>
-                <w:b w:val="0"/>
-                <w:i w:val="0"/>
-                <w:sz w:val="19"/>
-              </w:rPr>
-              <w:t>188.9</w:t>
-            </w:r>
-          </w:p>
-        </w:tc>
-        <w:tc>
-          <w:tcPr>
-            <w:tcW w:type="dxa" w:w="1080"/>
-            <w:vAlign w:val="center"/>
-          </w:tcPr>
-          <w:p>
-            <w:pPr>
-              <w:spacing w:before="40" w:after="40" w:line="240" w:lineRule="auto"/>
-              <w:jc w:val="center"/>
-            </w:pPr>
-            <w:r>
-              <w:rPr>
-                <w:rFonts w:ascii="Calibri" w:hAnsi="Calibri" w:eastAsia="宋体"/>
-                <w:b w:val="0"/>
-                <w:i w:val="0"/>
-                <w:sz w:val="19"/>
-              </w:rPr>
-              <w:t>0.2%</w:t>
-            </w:r>
-          </w:p>
-        </w:tc>
-        <w:tc>
-          <w:tcPr>
-            <w:tcW w:type="dxa" w:w="1080"/>
-            <w:vAlign w:val="center"/>
-          </w:tcPr>
-          <w:p>
-            <w:pPr>
-              <w:spacing w:before="40" w:after="40" w:line="240" w:lineRule="auto"/>
-              <w:jc w:val="center"/>
-            </w:pPr>
-            <w:r>
-              <w:rPr>
-                <w:rFonts w:ascii="Calibri" w:hAnsi="Calibri" w:eastAsia="宋体"/>
-                <w:b w:val="0"/>
-                <w:i w:val="0"/>
-                <w:sz w:val="19"/>
-              </w:rPr>
-              <w:t>46.3%</w:t>
-            </w:r>
-          </w:p>
-        </w:tc>
-      </w:tr>
-      <w:tr>
-        <w:tc>
-          <w:tcPr>
-            <w:tcW w:type="dxa" w:w="1500"/>
-            <w:vAlign w:val="center"/>
-          </w:tcPr>
-          <w:p>
-            <w:pPr>
-              <w:spacing w:before="40" w:after="40" w:line="240" w:lineRule="auto"/>
-              <w:jc w:val="left"/>
-            </w:pPr>
-            <w:r>
-              <w:rPr>
-                <w:rFonts w:ascii="Calibri" w:hAnsi="Calibri" w:eastAsia="宋体"/>
-                <w:b w:val="0"/>
-                <w:i w:val="0"/>
-                <w:sz w:val="19"/>
-              </w:rPr>
-              <w:t>低碳＋新能源 carbon_renewable</w:t>
-            </w:r>
-          </w:p>
-        </w:tc>
-        <w:tc>
-          <w:tcPr>
-            <w:tcW w:type="dxa" w:w="1150"/>
-            <w:vAlign w:val="center"/>
-          </w:tcPr>
-          <w:p>
-            <w:pPr>
-              <w:spacing w:before="40" w:after="40" w:line="240" w:lineRule="auto"/>
-              <w:jc w:val="center"/>
-            </w:pPr>
-            <w:r>
-              <w:rPr>
-                <w:rFonts w:ascii="Calibri" w:hAnsi="Calibri" w:eastAsia="宋体"/>
-                <w:b w:val="0"/>
-                <w:i w:val="0"/>
-                <w:sz w:val="19"/>
-              </w:rPr>
-              <w:t>-43 702</w:t>
-            </w:r>
-          </w:p>
-        </w:tc>
-        <w:tc>
-          <w:tcPr>
-            <w:tcW w:type="dxa" w:w="1100"/>
-            <w:vAlign w:val="center"/>
-          </w:tcPr>
-          <w:p>
-            <w:pPr>
-              <w:spacing w:before="40" w:after="40" w:line="240" w:lineRule="auto"/>
-              <w:jc w:val="center"/>
-            </w:pPr>
-            <w:r>
-              <w:rPr>
-                <w:rFonts w:ascii="Calibri" w:hAnsi="Calibri" w:eastAsia="宋体"/>
-                <w:b w:val="0"/>
-                <w:i w:val="0"/>
-                <w:sz w:val="19"/>
-              </w:rPr>
-              <w:t>129.6</w:t>
-            </w:r>
-          </w:p>
-        </w:tc>
-        <w:tc>
-          <w:tcPr>
-            <w:tcW w:type="dxa" w:w="1100"/>
-            <w:vAlign w:val="center"/>
-          </w:tcPr>
-          <w:p>
-            <w:pPr>
-              <w:spacing w:before="40" w:after="40" w:line="240" w:lineRule="auto"/>
-              <w:jc w:val="center"/>
-            </w:pPr>
-            <w:r>
-              <w:rPr>
-                <w:rFonts w:ascii="Calibri" w:hAnsi="Calibri" w:eastAsia="宋体"/>
-                <w:b w:val="0"/>
-                <w:i w:val="0"/>
-                <w:sz w:val="19"/>
-              </w:rPr>
-              <w:t>68.8%</w:t>
-            </w:r>
-          </w:p>
-        </w:tc>
-        <w:tc>
-          <w:tcPr>
-            <w:tcW w:type="dxa" w:w="1100"/>
-            <w:vAlign w:val="center"/>
-          </w:tcPr>
-          <w:p>
-            <w:pPr>
-              <w:spacing w:before="40" w:after="40" w:line="240" w:lineRule="auto"/>
-              <w:jc w:val="center"/>
-            </w:pPr>
-            <w:r>
-              <w:rPr>
-                <w:rFonts w:ascii="Calibri" w:hAnsi="Calibri" w:eastAsia="宋体"/>
-                <w:b w:val="0"/>
-                <w:i w:val="0"/>
-                <w:sz w:val="19"/>
-              </w:rPr>
-              <w:t>22.58</w:t>
-            </w:r>
-          </w:p>
-        </w:tc>
-        <w:tc>
-          <w:tcPr>
-            <w:tcW w:type="dxa" w:w="1250"/>
-            <w:vAlign w:val="center"/>
-          </w:tcPr>
-          <w:p>
-            <w:pPr>
-              <w:spacing w:before="40" w:after="40" w:line="240" w:lineRule="auto"/>
-              <w:jc w:val="center"/>
-            </w:pPr>
-            <w:r>
-              <w:rPr>
-                <w:rFonts w:ascii="Calibri" w:hAnsi="Calibri" w:eastAsia="宋体"/>
-                <w:b w:val="0"/>
-                <w:i w:val="0"/>
-                <w:sz w:val="19"/>
-              </w:rPr>
-              <w:t>107.6</w:t>
-            </w:r>
-          </w:p>
-        </w:tc>
-        <w:tc>
-          <w:tcPr>
-            <w:tcW w:type="dxa" w:w="1080"/>
-            <w:vAlign w:val="center"/>
-          </w:tcPr>
-          <w:p>
-            <w:pPr>
-              <w:spacing w:before="40" w:after="40" w:line="240" w:lineRule="auto"/>
-              <w:jc w:val="center"/>
-            </w:pPr>
-            <w:r>
-              <w:rPr>
-                <w:rFonts w:ascii="Calibri" w:hAnsi="Calibri" w:eastAsia="宋体"/>
-                <w:b w:val="0"/>
-                <w:i w:val="0"/>
-                <w:sz w:val="19"/>
-              </w:rPr>
-              <w:t>45.3%</w:t>
-            </w:r>
-          </w:p>
-        </w:tc>
-        <w:tc>
-          <w:tcPr>
-            <w:tcW w:type="dxa" w:w="1080"/>
-            <w:vAlign w:val="center"/>
-          </w:tcPr>
-          <w:p>
-            <w:pPr>
-              <w:spacing w:before="40" w:after="40" w:line="240" w:lineRule="auto"/>
-              <w:jc w:val="center"/>
-            </w:pPr>
-            <w:r>
-              <w:rPr>
-                <w:rFonts w:ascii="Calibri" w:hAnsi="Calibri" w:eastAsia="宋体"/>
-                <w:b w:val="0"/>
-                <w:i w:val="0"/>
-                <w:sz w:val="19"/>
-              </w:rPr>
-              <w:t>29.4%</w:t>
-            </w:r>
-          </w:p>
-        </w:tc>
-      </w:tr>
-      <w:tr>
-        <w:tc>
-          <w:tcPr>
-            <w:tcW w:type="dxa" w:w="1500"/>
-            <w:vAlign w:val="center"/>
-          </w:tcPr>
-          <w:p>
-            <w:pPr>
-              <w:spacing w:before="40" w:after="40" w:line="240" w:lineRule="auto"/>
-              <w:jc w:val="left"/>
-            </w:pPr>
-            <w:r>
-              <w:rPr>
-                <w:rFonts w:ascii="Calibri" w:hAnsi="Calibri" w:eastAsia="宋体"/>
-                <w:b w:val="0"/>
-                <w:i w:val="0"/>
-                <w:sz w:val="19"/>
-              </w:rPr>
-              <w:t>成本＋碳 cost_carbon</w:t>
-            </w:r>
-          </w:p>
-        </w:tc>
-        <w:tc>
-          <w:tcPr>
-            <w:tcW w:type="dxa" w:w="1150"/>
-            <w:vAlign w:val="center"/>
-          </w:tcPr>
-          <w:p>
-            <w:pPr>
-              <w:spacing w:before="40" w:after="40" w:line="240" w:lineRule="auto"/>
-              <w:jc w:val="center"/>
-            </w:pPr>
-            <w:r>
-              <w:rPr>
-                <w:rFonts w:ascii="Calibri" w:hAnsi="Calibri" w:eastAsia="宋体"/>
-                <w:b w:val="0"/>
-                <w:i w:val="0"/>
-                <w:sz w:val="19"/>
-              </w:rPr>
-              <w:t>-43 902</w:t>
-            </w:r>
-          </w:p>
-        </w:tc>
-        <w:tc>
-          <w:tcPr>
-            <w:tcW w:type="dxa" w:w="1100"/>
-            <w:vAlign w:val="center"/>
-          </w:tcPr>
-          <w:p>
-            <w:pPr>
-              <w:spacing w:before="40" w:after="40" w:line="240" w:lineRule="auto"/>
-              <w:jc w:val="center"/>
-            </w:pPr>
-            <w:r>
-              <w:rPr>
-                <w:rFonts w:ascii="Calibri" w:hAnsi="Calibri" w:eastAsia="宋体"/>
-                <w:b w:val="0"/>
-                <w:i w:val="0"/>
-                <w:sz w:val="19"/>
-              </w:rPr>
-              <w:t>148.8</w:t>
-            </w:r>
-          </w:p>
-        </w:tc>
-        <w:tc>
-          <w:tcPr>
-            <w:tcW w:type="dxa" w:w="1100"/>
-            <w:vAlign w:val="center"/>
-          </w:tcPr>
-          <w:p>
-            <w:pPr>
-              <w:spacing w:before="40" w:after="40" w:line="240" w:lineRule="auto"/>
-              <w:jc w:val="center"/>
-            </w:pPr>
-            <w:r>
-              <w:rPr>
-                <w:rFonts w:ascii="Calibri" w:hAnsi="Calibri" w:eastAsia="宋体"/>
-                <w:b w:val="0"/>
-                <w:i w:val="0"/>
-                <w:sz w:val="19"/>
-              </w:rPr>
-              <w:t>68.8%</w:t>
-            </w:r>
-          </w:p>
-        </w:tc>
-        <w:tc>
-          <w:tcPr>
-            <w:tcW w:type="dxa" w:w="1100"/>
-            <w:vAlign w:val="center"/>
-          </w:tcPr>
-          <w:p>
-            <w:pPr>
-              <w:spacing w:before="40" w:after="40" w:line="240" w:lineRule="auto"/>
-              <w:jc w:val="center"/>
-            </w:pPr>
-            <w:r>
-              <w:rPr>
-                <w:rFonts w:ascii="Calibri" w:hAnsi="Calibri" w:eastAsia="宋体"/>
-                <w:b w:val="0"/>
-                <w:i w:val="0"/>
-                <w:sz w:val="19"/>
-              </w:rPr>
-              <w:t>15.81</w:t>
-            </w:r>
-          </w:p>
-        </w:tc>
-        <w:tc>
-          <w:tcPr>
-            <w:tcW w:type="dxa" w:w="1250"/>
-            <w:vAlign w:val="center"/>
-          </w:tcPr>
-          <w:p>
-            <w:pPr>
-              <w:spacing w:before="40" w:after="40" w:line="240" w:lineRule="auto"/>
-              <w:jc w:val="center"/>
-            </w:pPr>
-            <w:r>
-              <w:rPr>
-                <w:rFonts w:ascii="Calibri" w:hAnsi="Calibri" w:eastAsia="宋体"/>
-                <w:b w:val="0"/>
-                <w:i w:val="0"/>
-                <w:sz w:val="19"/>
-              </w:rPr>
-              <w:t>150.3</w:t>
-            </w:r>
-          </w:p>
-        </w:tc>
-        <w:tc>
-          <w:tcPr>
-            <w:tcW w:type="dxa" w:w="1080"/>
-            <w:vAlign w:val="center"/>
-          </w:tcPr>
-          <w:p>
-            <w:pPr>
-              <w:spacing w:before="40" w:after="40" w:line="240" w:lineRule="auto"/>
-              <w:jc w:val="center"/>
-            </w:pPr>
-            <w:r>
-              <w:rPr>
-                <w:rFonts w:ascii="Calibri" w:hAnsi="Calibri" w:eastAsia="宋体"/>
-                <w:b w:val="0"/>
-                <w:i w:val="0"/>
-                <w:sz w:val="19"/>
-              </w:rPr>
-              <w:t>30.7%</w:t>
-            </w:r>
-          </w:p>
-        </w:tc>
-        <w:tc>
-          <w:tcPr>
-            <w:tcW w:type="dxa" w:w="1080"/>
-            <w:vAlign w:val="center"/>
-          </w:tcPr>
-          <w:p>
-            <w:pPr>
-              <w:spacing w:before="40" w:after="40" w:line="240" w:lineRule="auto"/>
-              <w:jc w:val="center"/>
-            </w:pPr>
-            <w:r>
-              <w:rPr>
-                <w:rFonts w:ascii="Calibri" w:hAnsi="Calibri" w:eastAsia="宋体"/>
-                <w:b w:val="0"/>
-                <w:i w:val="0"/>
-                <w:sz w:val="19"/>
-              </w:rPr>
-              <w:t>39.0%</w:t>
-            </w:r>
-          </w:p>
-        </w:tc>
-      </w:tr>
-      <w:tr>
-        <w:tc>
-          <w:tcPr>
-            <w:tcW w:type="dxa" w:w="1500"/>
-            <w:vAlign w:val="center"/>
-          </w:tcPr>
-          <w:p>
-            <w:pPr>
-              <w:spacing w:before="40" w:after="40" w:line="240" w:lineRule="auto"/>
-              <w:jc w:val="left"/>
-            </w:pPr>
-            <w:r>
-              <w:rPr>
-                <w:rFonts w:ascii="Calibri" w:hAnsi="Calibri" w:eastAsia="宋体"/>
-                <w:b w:val="0"/>
-                <w:i w:val="0"/>
-                <w:sz w:val="19"/>
-              </w:rPr>
-              <w:t>负载均衡 load_balanced</w:t>
-            </w:r>
-          </w:p>
-        </w:tc>
-        <w:tc>
-          <w:tcPr>
-            <w:tcW w:type="dxa" w:w="1150"/>
-            <w:vAlign w:val="center"/>
-          </w:tcPr>
-          <w:p>
-            <w:pPr>
-              <w:spacing w:before="40" w:after="40" w:line="240" w:lineRule="auto"/>
-              <w:jc w:val="center"/>
-            </w:pPr>
-            <w:r>
-              <w:rPr>
-                <w:rFonts w:ascii="Calibri" w:hAnsi="Calibri" w:eastAsia="宋体"/>
-                <w:b w:val="0"/>
-                <w:i w:val="0"/>
-                <w:sz w:val="19"/>
+                <w:sz w:val="18"/>
               </w:rPr>
               <w:t>-43 636</w:t>
             </w:r>
@@ -3403,20 +3745,20 @@
         </w:tc>
         <w:tc>
           <w:tcPr>
-            <w:tcW w:type="dxa" w:w="1100"/>
+            <w:tcW w:type="dxa" w:w="1060"/>
             <w:vAlign w:val="center"/>
           </w:tcPr>
           <w:p>
             <w:pPr>
-              <w:spacing w:before="40" w:after="40" w:line="240" w:lineRule="auto"/>
+              <w:spacing w:before="20" w:after="20" w:line="240" w:lineRule="auto"/>
               <w:jc w:val="center"/>
             </w:pPr>
             <w:r>
               <w:rPr>
-                <w:rFonts w:ascii="Calibri" w:hAnsi="Calibri" w:eastAsia="宋体"/>
+                <w:rFonts w:ascii="Times New Roman" w:hAnsi="Times New Roman" w:eastAsia="宋体"/>
                 <w:b w:val="0"/>
                 <w:i w:val="0"/>
-                <w:sz w:val="19"/>
+                <w:sz w:val="18"/>
               </w:rPr>
               <w:t>144.3</w:t>
             </w:r>
@@ -3424,20 +3766,20 @@
         </w:tc>
         <w:tc>
           <w:tcPr>
-            <w:tcW w:type="dxa" w:w="1100"/>
+            <w:tcW w:type="dxa" w:w="1060"/>
             <w:vAlign w:val="center"/>
           </w:tcPr>
           <w:p>
             <w:pPr>
-              <w:spacing w:before="40" w:after="40" w:line="240" w:lineRule="auto"/>
+              <w:spacing w:before="20" w:after="20" w:line="240" w:lineRule="auto"/>
               <w:jc w:val="center"/>
             </w:pPr>
             <w:r>
               <w:rPr>
-                <w:rFonts w:ascii="Calibri" w:hAnsi="Calibri" w:eastAsia="宋体"/>
+                <w:rFonts w:ascii="Times New Roman" w:hAnsi="Times New Roman" w:eastAsia="宋体"/>
                 <w:b w:val="0"/>
                 <w:i w:val="0"/>
-                <w:sz w:val="19"/>
+                <w:sz w:val="18"/>
               </w:rPr>
               <w:t>68.7%</w:t>
             </w:r>
@@ -3445,20 +3787,20 @@
         </w:tc>
         <w:tc>
           <w:tcPr>
-            <w:tcW w:type="dxa" w:w="1100"/>
+            <w:tcW w:type="dxa" w:w="1060"/>
             <w:vAlign w:val="center"/>
           </w:tcPr>
           <w:p>
             <w:pPr>
-              <w:spacing w:before="40" w:after="40" w:line="240" w:lineRule="auto"/>
+              <w:spacing w:before="20" w:after="20" w:line="240" w:lineRule="auto"/>
               <w:jc w:val="center"/>
             </w:pPr>
             <w:r>
               <w:rPr>
-                <w:rFonts w:ascii="Calibri" w:hAnsi="Calibri" w:eastAsia="宋体"/>
+                <w:rFonts w:ascii="Times New Roman" w:hAnsi="Times New Roman" w:eastAsia="宋体"/>
                 <w:b w:val="0"/>
                 <w:i w:val="0"/>
-                <w:sz w:val="19"/>
+                <w:sz w:val="18"/>
               </w:rPr>
               <w:t>20.38</w:t>
             </w:r>
@@ -3466,20 +3808,20 @@
         </w:tc>
         <w:tc>
           <w:tcPr>
-            <w:tcW w:type="dxa" w:w="1250"/>
+            <w:tcW w:type="dxa" w:w="1210"/>
             <w:vAlign w:val="center"/>
           </w:tcPr>
           <w:p>
             <w:pPr>
-              <w:spacing w:before="40" w:after="40" w:line="240" w:lineRule="auto"/>
+              <w:spacing w:before="20" w:after="20" w:line="240" w:lineRule="auto"/>
               <w:jc w:val="center"/>
             </w:pPr>
             <w:r>
               <w:rPr>
-                <w:rFonts w:ascii="Calibri" w:hAnsi="Calibri" w:eastAsia="宋体"/>
+                <w:rFonts w:ascii="Times New Roman" w:hAnsi="Times New Roman" w:eastAsia="宋体"/>
                 <w:b w:val="0"/>
                 <w:i w:val="0"/>
-                <w:sz w:val="19"/>
+                <w:sz w:val="18"/>
               </w:rPr>
               <w:t>153.9</w:t>
             </w:r>
@@ -3487,20 +3829,20 @@
         </w:tc>
         <w:tc>
           <w:tcPr>
-            <w:tcW w:type="dxa" w:w="1080"/>
+            <w:tcW w:type="dxa" w:w="1066"/>
             <w:vAlign w:val="center"/>
           </w:tcPr>
           <w:p>
             <w:pPr>
-              <w:spacing w:before="40" w:after="40" w:line="240" w:lineRule="auto"/>
+              <w:spacing w:before="20" w:after="20" w:line="240" w:lineRule="auto"/>
               <w:jc w:val="center"/>
             </w:pPr>
             <w:r>
               <w:rPr>
-                <w:rFonts w:ascii="Calibri" w:hAnsi="Calibri" w:eastAsia="宋体"/>
+                <w:rFonts w:ascii="Times New Roman" w:hAnsi="Times New Roman" w:eastAsia="宋体"/>
                 <w:b w:val="0"/>
                 <w:i w:val="0"/>
-                <w:sz w:val="19"/>
+                <w:sz w:val="18"/>
               </w:rPr>
               <w:t>41.8%</w:t>
             </w:r>
@@ -3508,20 +3850,20 @@
         </w:tc>
         <w:tc>
           <w:tcPr>
-            <w:tcW w:type="dxa" w:w="1080"/>
+            <w:tcW w:type="dxa" w:w="1066"/>
             <w:vAlign w:val="center"/>
           </w:tcPr>
           <w:p>
             <w:pPr>
-              <w:spacing w:before="40" w:after="40" w:line="240" w:lineRule="auto"/>
+              <w:spacing w:before="20" w:after="20" w:line="240" w:lineRule="auto"/>
               <w:jc w:val="center"/>
             </w:pPr>
             <w:r>
               <w:rPr>
-                <w:rFonts w:ascii="Calibri" w:hAnsi="Calibri" w:eastAsia="宋体"/>
+                <w:rFonts w:ascii="Times New Roman" w:hAnsi="Times New Roman" w:eastAsia="宋体"/>
                 <w:b w:val="0"/>
                 <w:i w:val="0"/>
-                <w:sz w:val="19"/>
+                <w:sz w:val="18"/>
               </w:rPr>
               <w:t>50.9%</w:t>
             </w:r>
@@ -3531,14 +3873,14 @@
     </w:tbl>
     <w:p>
       <w:pPr>
-        <w:spacing w:after="160" w:line="264" w:lineRule="auto"/>
+        <w:spacing w:after="80" w:line="240" w:lineRule="auto"/>
       </w:pPr>
       <w:r>
         <w:rPr>
-          <w:rFonts w:ascii="Calibri" w:hAnsi="Calibri" w:eastAsia="宋体"/>
+          <w:rFonts w:ascii="Times New Roman" w:hAnsi="Times New Roman" w:eastAsia="宋体"/>
           <w:b w:val="0"/>
           <w:i w:val="0"/>
-          <w:sz w:val="22"/>
+          <w:sz w:val="24"/>
         </w:rPr>
         <w:t>注：净运行成本＝购电成本−新能源外送收益；碳排放按“购电功率×碳强度”口径计算；新能源利用率按“（直接消纳＋外送）/可用新能源”口径计算（问题二不含储能，新能源充电项为 0）。</w:t>
       </w:r>
@@ -3553,26 +3895,27 @@
     </w:p>
     <w:p>
       <w:pPr>
-        <w:spacing w:after="120" w:line="264" w:lineRule="auto"/>
+        <w:spacing w:after="0" w:line="240" w:lineRule="auto"/>
+        <w:ind w:firstLine="480"/>
       </w:pPr>
       <w:r>
         <w:rPr>
-          <w:rFonts w:ascii="Calibri" w:hAnsi="Calibri" w:eastAsia="宋体"/>
+          <w:rFonts w:ascii="Times New Roman" w:hAnsi="Times New Roman" w:eastAsia="宋体"/>
           <w:b w:val="0"/>
           <w:i w:val="0"/>
-          <w:sz w:val="22"/>
+          <w:sz w:val="24"/>
         </w:rPr>
         <w:t>以综合权衡策略（balanced）为例，与附件基准状态的对比见表 2。可见，通过算力跨区域迁移与弹性任务的时段调整，系统在成本、碳排放、新能源消纳与峰值购电方面均获得显著改善。</w:t>
       </w:r>
     </w:p>
     <w:p>
       <w:pPr>
-        <w:spacing w:before="160" w:after="80"/>
+        <w:spacing w:before="160" w:after="60"/>
         <w:jc w:val="center"/>
       </w:pPr>
       <w:r>
         <w:rPr>
-          <w:rFonts w:ascii="Calibri" w:hAnsi="Calibri" w:eastAsia="宋体"/>
+          <w:rFonts w:ascii="Times New Roman" w:hAnsi="Times New Roman" w:eastAsia="黑体"/>
           <w:b/>
           <w:i w:val="0"/>
           <w:sz w:val="21"/>
@@ -3582,7 +3925,7 @@
     </w:p>
     <w:tbl>
       <w:tblPr>
-        <w:tblW w:type="dxa" w:w="9360"/>
+        <w:tblW w:type="dxa" w:w="9072"/>
         <w:jc w:val="center"/>
         <w:tblBorders>
           <w:top w:val="single" w:sz="12" w:space="0" w:color="000000"/>
@@ -3596,17 +3939,17 @@
         <w:tblLook w:firstColumn="1" w:firstRow="1" w:lastColumn="0" w:lastRow="0" w:noHBand="0" w:noVBand="1" w:val="04A0"/>
         <w:tblInd w:w="120" w:type="dxa"/>
         <w:tblCellMar>
-          <w:top w:w="80" w:type="dxa"/>
-          <w:start w:w="120" w:type="dxa"/>
-          <w:bottom w:w="80" w:type="dxa"/>
-          <w:end w:w="120" w:type="dxa"/>
+          <w:top w:w="40" w:type="dxa"/>
+          <w:start w:w="80" w:type="dxa"/>
+          <w:bottom w:w="40" w:type="dxa"/>
+          <w:end w:w="80" w:type="dxa"/>
         </w:tblCellMar>
       </w:tblPr>
       <w:tblGrid>
-        <w:gridCol w:w="2400"/>
-        <w:gridCol w:w="2320"/>
-        <w:gridCol w:w="2320"/>
-        <w:gridCol w:w="2320"/>
+        <w:gridCol w:w="2300"/>
+        <w:gridCol w:w="2257"/>
+        <w:gridCol w:w="2257"/>
+        <w:gridCol w:w="2258"/>
       </w:tblGrid>
       <w:tr>
         <w:trPr>
@@ -3614,7 +3957,7 @@
         </w:trPr>
         <w:tc>
           <w:tcPr>
-            <w:tcW w:type="dxa" w:w="2400"/>
+            <w:tcW w:type="dxa" w:w="2300"/>
             <w:vAlign w:val="center"/>
             <w:tcBorders>
               <w:bottom w:val="single" w:sz="6" w:space="0" w:color="000000"/>
@@ -3622,15 +3965,15 @@
           </w:tcPr>
           <w:p>
             <w:pPr>
-              <w:spacing w:before="40" w:after="40" w:line="240" w:lineRule="auto"/>
+              <w:spacing w:before="20" w:after="20" w:line="240" w:lineRule="auto"/>
               <w:jc w:val="center"/>
             </w:pPr>
             <w:r>
               <w:rPr>
-                <w:rFonts w:ascii="Calibri" w:hAnsi="Calibri" w:eastAsia="宋体"/>
+                <w:rFonts w:ascii="Times New Roman" w:hAnsi="Times New Roman" w:eastAsia="宋体"/>
                 <w:b/>
                 <w:i w:val="0"/>
-                <w:sz w:val="19"/>
+                <w:sz w:val="18"/>
               </w:rPr>
               <w:t>指标</w:t>
             </w:r>
@@ -3638,7 +3981,7 @@
         </w:tc>
         <w:tc>
           <w:tcPr>
-            <w:tcW w:type="dxa" w:w="2320"/>
+            <w:tcW w:type="dxa" w:w="2257"/>
             <w:vAlign w:val="center"/>
             <w:tcBorders>
               <w:bottom w:val="single" w:sz="6" w:space="0" w:color="000000"/>
@@ -3646,15 +3989,15 @@
           </w:tcPr>
           <w:p>
             <w:pPr>
-              <w:spacing w:before="40" w:after="40" w:line="240" w:lineRule="auto"/>
+              <w:spacing w:before="20" w:after="20" w:line="240" w:lineRule="auto"/>
               <w:jc w:val="center"/>
             </w:pPr>
             <w:r>
               <w:rPr>
-                <w:rFonts w:ascii="Calibri" w:hAnsi="Calibri" w:eastAsia="宋体"/>
+                <w:rFonts w:ascii="Times New Roman" w:hAnsi="Times New Roman" w:eastAsia="宋体"/>
                 <w:b/>
                 <w:i w:val="0"/>
-                <w:sz w:val="19"/>
+                <w:sz w:val="18"/>
               </w:rPr>
               <w:t>附件基线</w:t>
             </w:r>
@@ -3662,7 +4005,7 @@
         </w:tc>
         <w:tc>
           <w:tcPr>
-            <w:tcW w:type="dxa" w:w="2320"/>
+            <w:tcW w:type="dxa" w:w="2257"/>
             <w:vAlign w:val="center"/>
             <w:tcBorders>
               <w:bottom w:val="single" w:sz="6" w:space="0" w:color="000000"/>
@@ -3670,15 +4013,15 @@
           </w:tcPr>
           <w:p>
             <w:pPr>
-              <w:spacing w:before="40" w:after="40" w:line="240" w:lineRule="auto"/>
+              <w:spacing w:before="20" w:after="20" w:line="240" w:lineRule="auto"/>
               <w:jc w:val="center"/>
             </w:pPr>
             <w:r>
               <w:rPr>
-                <w:rFonts w:ascii="Calibri" w:hAnsi="Calibri" w:eastAsia="宋体"/>
+                <w:rFonts w:ascii="Times New Roman" w:hAnsi="Times New Roman" w:eastAsia="宋体"/>
                 <w:b/>
                 <w:i w:val="0"/>
-                <w:sz w:val="19"/>
+                <w:sz w:val="18"/>
               </w:rPr>
               <w:t>balanced 策略</w:t>
             </w:r>
@@ -3686,7 +4029,7 @@
         </w:tc>
         <w:tc>
           <w:tcPr>
-            <w:tcW w:type="dxa" w:w="2320"/>
+            <w:tcW w:type="dxa" w:w="2258"/>
             <w:vAlign w:val="center"/>
             <w:tcBorders>
               <w:bottom w:val="single" w:sz="6" w:space="0" w:color="000000"/>
@@ -3694,15 +4037,15 @@
           </w:tcPr>
           <w:p>
             <w:pPr>
-              <w:spacing w:before="40" w:after="40" w:line="240" w:lineRule="auto"/>
+              <w:spacing w:before="20" w:after="20" w:line="240" w:lineRule="auto"/>
               <w:jc w:val="center"/>
             </w:pPr>
             <w:r>
               <w:rPr>
-                <w:rFonts w:ascii="Calibri" w:hAnsi="Calibri" w:eastAsia="宋体"/>
+                <w:rFonts w:ascii="Times New Roman" w:hAnsi="Times New Roman" w:eastAsia="宋体"/>
                 <w:b/>
                 <w:i w:val="0"/>
-                <w:sz w:val="19"/>
+                <w:sz w:val="18"/>
               </w:rPr>
               <w:t>变化幅度</w:t>
             </w:r>
@@ -3712,20 +4055,20 @@
       <w:tr>
         <w:tc>
           <w:tcPr>
-            <w:tcW w:type="dxa" w:w="2400"/>
+            <w:tcW w:type="dxa" w:w="2300"/>
             <w:vAlign w:val="center"/>
           </w:tcPr>
           <w:p>
             <w:pPr>
-              <w:spacing w:before="40" w:after="40" w:line="240" w:lineRule="auto"/>
+              <w:spacing w:before="20" w:after="20" w:line="240" w:lineRule="auto"/>
               <w:jc w:val="left"/>
             </w:pPr>
             <w:r>
               <w:rPr>
-                <w:rFonts w:ascii="Calibri" w:hAnsi="Calibri" w:eastAsia="宋体"/>
+                <w:rFonts w:ascii="Times New Roman" w:hAnsi="Times New Roman" w:eastAsia="宋体"/>
                 <w:b w:val="0"/>
                 <w:i w:val="0"/>
-                <w:sz w:val="19"/>
+                <w:sz w:val="18"/>
               </w:rPr>
               <w:t>净运行成本（元）</w:t>
             </w:r>
@@ -3733,20 +4076,20 @@
         </w:tc>
         <w:tc>
           <w:tcPr>
-            <w:tcW w:type="dxa" w:w="2320"/>
+            <w:tcW w:type="dxa" w:w="2257"/>
             <w:vAlign w:val="center"/>
           </w:tcPr>
           <w:p>
             <w:pPr>
-              <w:spacing w:before="40" w:after="40" w:line="240" w:lineRule="auto"/>
+              <w:spacing w:before="20" w:after="20" w:line="240" w:lineRule="auto"/>
               <w:jc w:val="center"/>
             </w:pPr>
             <w:r>
               <w:rPr>
-                <w:rFonts w:ascii="Calibri" w:hAnsi="Calibri" w:eastAsia="宋体"/>
+                <w:rFonts w:ascii="Times New Roman" w:hAnsi="Times New Roman" w:eastAsia="宋体"/>
                 <w:b w:val="0"/>
                 <w:i w:val="0"/>
-                <w:sz w:val="19"/>
+                <w:sz w:val="18"/>
               </w:rPr>
               <w:t>1 801 786 873</w:t>
             </w:r>
@@ -3754,20 +4097,20 @@
         </w:tc>
         <w:tc>
           <w:tcPr>
-            <w:tcW w:type="dxa" w:w="2320"/>
+            <w:tcW w:type="dxa" w:w="2257"/>
             <w:vAlign w:val="center"/>
           </w:tcPr>
           <w:p>
             <w:pPr>
-              <w:spacing w:before="40" w:after="40" w:line="240" w:lineRule="auto"/>
+              <w:spacing w:before="20" w:after="20" w:line="240" w:lineRule="auto"/>
               <w:jc w:val="center"/>
             </w:pPr>
             <w:r>
               <w:rPr>
-                <w:rFonts w:ascii="Calibri" w:hAnsi="Calibri" w:eastAsia="宋体"/>
+                <w:rFonts w:ascii="Times New Roman" w:hAnsi="Times New Roman" w:eastAsia="宋体"/>
                 <w:b w:val="0"/>
                 <w:i w:val="0"/>
-                <w:sz w:val="19"/>
+                <w:sz w:val="18"/>
               </w:rPr>
               <w:t>-438 731 037</w:t>
             </w:r>
@@ -3775,20 +4118,20 @@
         </w:tc>
         <w:tc>
           <w:tcPr>
-            <w:tcW w:type="dxa" w:w="2320"/>
+            <w:tcW w:type="dxa" w:w="2258"/>
             <w:vAlign w:val="center"/>
           </w:tcPr>
           <w:p>
             <w:pPr>
-              <w:spacing w:before="40" w:after="40" w:line="240" w:lineRule="auto"/>
+              <w:spacing w:before="20" w:after="20" w:line="240" w:lineRule="auto"/>
               <w:jc w:val="center"/>
             </w:pPr>
             <w:r>
               <w:rPr>
-                <w:rFonts w:ascii="Calibri" w:hAnsi="Calibri" w:eastAsia="宋体"/>
+                <w:rFonts w:ascii="Times New Roman" w:hAnsi="Times New Roman" w:eastAsia="宋体"/>
                 <w:b w:val="0"/>
                 <w:i w:val="0"/>
-                <w:sz w:val="19"/>
+                <w:sz w:val="18"/>
               </w:rPr>
               <w:t>由正转负（外送收益所致）</w:t>
             </w:r>
@@ -3798,20 +4141,20 @@
       <w:tr>
         <w:tc>
           <w:tcPr>
-            <w:tcW w:type="dxa" w:w="2400"/>
+            <w:tcW w:type="dxa" w:w="2300"/>
             <w:vAlign w:val="center"/>
           </w:tcPr>
           <w:p>
             <w:pPr>
-              <w:spacing w:before="40" w:after="40" w:line="240" w:lineRule="auto"/>
+              <w:spacing w:before="20" w:after="20" w:line="240" w:lineRule="auto"/>
               <w:jc w:val="left"/>
             </w:pPr>
             <w:r>
               <w:rPr>
-                <w:rFonts w:ascii="Calibri" w:hAnsi="Calibri" w:eastAsia="宋体"/>
+                <w:rFonts w:ascii="Times New Roman" w:hAnsi="Times New Roman" w:eastAsia="宋体"/>
                 <w:b w:val="0"/>
                 <w:i w:val="0"/>
-                <w:sz w:val="19"/>
+                <w:sz w:val="18"/>
               </w:rPr>
               <w:t>碳排放（tCO₂）</w:t>
             </w:r>
@@ -3819,20 +4162,20 @@
         </w:tc>
         <w:tc>
           <w:tcPr>
-            <w:tcW w:type="dxa" w:w="2320"/>
+            <w:tcW w:type="dxa" w:w="2257"/>
             <w:vAlign w:val="center"/>
           </w:tcPr>
           <w:p>
             <w:pPr>
-              <w:spacing w:before="40" w:after="40" w:line="240" w:lineRule="auto"/>
+              <w:spacing w:before="20" w:after="20" w:line="240" w:lineRule="auto"/>
               <w:jc w:val="center"/>
             </w:pPr>
             <w:r>
               <w:rPr>
-                <w:rFonts w:ascii="Calibri" w:hAnsi="Calibri" w:eastAsia="宋体"/>
+                <w:rFonts w:ascii="Times New Roman" w:hAnsi="Times New Roman" w:eastAsia="宋体"/>
                 <w:b w:val="0"/>
                 <w:i w:val="0"/>
-                <w:sz w:val="19"/>
+                <w:sz w:val="18"/>
               </w:rPr>
               <w:t>2 045 367</w:t>
             </w:r>
@@ -3840,20 +4183,20 @@
         </w:tc>
         <w:tc>
           <w:tcPr>
-            <w:tcW w:type="dxa" w:w="2320"/>
+            <w:tcW w:type="dxa" w:w="2257"/>
             <w:vAlign w:val="center"/>
           </w:tcPr>
           <w:p>
             <w:pPr>
-              <w:spacing w:before="40" w:after="40" w:line="240" w:lineRule="auto"/>
+              <w:spacing w:before="20" w:after="20" w:line="240" w:lineRule="auto"/>
               <w:jc w:val="center"/>
             </w:pPr>
             <w:r>
               <w:rPr>
-                <w:rFonts w:ascii="Calibri" w:hAnsi="Calibri" w:eastAsia="宋体"/>
+                <w:rFonts w:ascii="Times New Roman" w:hAnsi="Times New Roman" w:eastAsia="宋体"/>
                 <w:b w:val="0"/>
                 <w:i w:val="0"/>
-                <w:sz w:val="19"/>
+                <w:sz w:val="18"/>
               </w:rPr>
               <w:t>160.7</w:t>
             </w:r>
@@ -3861,20 +4204,20 @@
         </w:tc>
         <w:tc>
           <w:tcPr>
-            <w:tcW w:type="dxa" w:w="2320"/>
+            <w:tcW w:type="dxa" w:w="2258"/>
             <w:vAlign w:val="center"/>
           </w:tcPr>
           <w:p>
             <w:pPr>
-              <w:spacing w:before="40" w:after="40" w:line="240" w:lineRule="auto"/>
+              <w:spacing w:before="20" w:after="20" w:line="240" w:lineRule="auto"/>
               <w:jc w:val="center"/>
             </w:pPr>
             <w:r>
               <w:rPr>
-                <w:rFonts w:ascii="Calibri" w:hAnsi="Calibri" w:eastAsia="宋体"/>
+                <w:rFonts w:ascii="Times New Roman" w:hAnsi="Times New Roman" w:eastAsia="宋体"/>
                 <w:b w:val="0"/>
                 <w:i w:val="0"/>
-                <w:sz w:val="19"/>
+                <w:sz w:val="18"/>
               </w:rPr>
               <w:t>-99.99%</w:t>
             </w:r>
@@ -3884,20 +4227,20 @@
       <w:tr>
         <w:tc>
           <w:tcPr>
-            <w:tcW w:type="dxa" w:w="2400"/>
+            <w:tcW w:type="dxa" w:w="2300"/>
             <w:vAlign w:val="center"/>
           </w:tcPr>
           <w:p>
             <w:pPr>
-              <w:spacing w:before="40" w:after="40" w:line="240" w:lineRule="auto"/>
+              <w:spacing w:before="20" w:after="20" w:line="240" w:lineRule="auto"/>
               <w:jc w:val="left"/>
             </w:pPr>
             <w:r>
               <w:rPr>
-                <w:rFonts w:ascii="Calibri" w:hAnsi="Calibri" w:eastAsia="宋体"/>
+                <w:rFonts w:ascii="Times New Roman" w:hAnsi="Times New Roman" w:eastAsia="宋体"/>
                 <w:b w:val="0"/>
                 <w:i w:val="0"/>
-                <w:sz w:val="19"/>
+                <w:sz w:val="18"/>
               </w:rPr>
               <w:t>新能源利用率</w:t>
             </w:r>
@@ -3905,20 +4248,20 @@
         </w:tc>
         <w:tc>
           <w:tcPr>
-            <w:tcW w:type="dxa" w:w="2320"/>
+            <w:tcW w:type="dxa" w:w="2257"/>
             <w:vAlign w:val="center"/>
           </w:tcPr>
           <w:p>
             <w:pPr>
-              <w:spacing w:before="40" w:after="40" w:line="240" w:lineRule="auto"/>
+              <w:spacing w:before="20" w:after="20" w:line="240" w:lineRule="auto"/>
               <w:jc w:val="center"/>
             </w:pPr>
             <w:r>
               <w:rPr>
-                <w:rFonts w:ascii="Calibri" w:hAnsi="Calibri" w:eastAsia="宋体"/>
+                <w:rFonts w:ascii="Times New Roman" w:hAnsi="Times New Roman" w:eastAsia="宋体"/>
                 <w:b w:val="0"/>
                 <w:i w:val="0"/>
-                <w:sz w:val="19"/>
+                <w:sz w:val="18"/>
               </w:rPr>
               <w:t>32.8%</w:t>
             </w:r>
@@ -3926,20 +4269,20 @@
         </w:tc>
         <w:tc>
           <w:tcPr>
-            <w:tcW w:type="dxa" w:w="2320"/>
+            <w:tcW w:type="dxa" w:w="2257"/>
             <w:vAlign w:val="center"/>
           </w:tcPr>
           <w:p>
             <w:pPr>
-              <w:spacing w:before="40" w:after="40" w:line="240" w:lineRule="auto"/>
+              <w:spacing w:before="20" w:after="20" w:line="240" w:lineRule="auto"/>
               <w:jc w:val="center"/>
             </w:pPr>
             <w:r>
               <w:rPr>
-                <w:rFonts w:ascii="Calibri" w:hAnsi="Calibri" w:eastAsia="宋体"/>
+                <w:rFonts w:ascii="Times New Roman" w:hAnsi="Times New Roman" w:eastAsia="宋体"/>
                 <w:b w:val="0"/>
                 <w:i w:val="0"/>
-                <w:sz w:val="19"/>
+                <w:sz w:val="18"/>
               </w:rPr>
               <w:t>68.8%</w:t>
             </w:r>
@@ -3947,20 +4290,20 @@
         </w:tc>
         <w:tc>
           <w:tcPr>
-            <w:tcW w:type="dxa" w:w="2320"/>
+            <w:tcW w:type="dxa" w:w="2258"/>
             <w:vAlign w:val="center"/>
           </w:tcPr>
           <w:p>
             <w:pPr>
-              <w:spacing w:before="40" w:after="40" w:line="240" w:lineRule="auto"/>
+              <w:spacing w:before="20" w:after="20" w:line="240" w:lineRule="auto"/>
               <w:jc w:val="center"/>
             </w:pPr>
             <w:r>
               <w:rPr>
-                <w:rFonts w:ascii="Calibri" w:hAnsi="Calibri" w:eastAsia="宋体"/>
+                <w:rFonts w:ascii="Times New Roman" w:hAnsi="Times New Roman" w:eastAsia="宋体"/>
                 <w:b w:val="0"/>
                 <w:i w:val="0"/>
-                <w:sz w:val="19"/>
+                <w:sz w:val="18"/>
               </w:rPr>
               <w:t>+109.6%</w:t>
             </w:r>
@@ -3970,20 +4313,20 @@
       <w:tr>
         <w:tc>
           <w:tcPr>
-            <w:tcW w:type="dxa" w:w="2400"/>
+            <w:tcW w:type="dxa" w:w="2300"/>
             <w:vAlign w:val="center"/>
           </w:tcPr>
           <w:p>
             <w:pPr>
-              <w:spacing w:before="40" w:after="40" w:line="240" w:lineRule="auto"/>
+              <w:spacing w:before="20" w:after="20" w:line="240" w:lineRule="auto"/>
               <w:jc w:val="left"/>
             </w:pPr>
             <w:r>
               <w:rPr>
-                <w:rFonts w:ascii="Calibri" w:hAnsi="Calibri" w:eastAsia="宋体"/>
+                <w:rFonts w:ascii="Times New Roman" w:hAnsi="Times New Roman" w:eastAsia="宋体"/>
                 <w:b w:val="0"/>
                 <w:i w:val="0"/>
-                <w:sz w:val="19"/>
+                <w:sz w:val="18"/>
               </w:rPr>
               <w:t>弃电总量（MWh）</w:t>
             </w:r>
@@ -3991,20 +4334,20 @@
         </w:tc>
         <w:tc>
           <w:tcPr>
-            <w:tcW w:type="dxa" w:w="2320"/>
+            <w:tcW w:type="dxa" w:w="2257"/>
             <w:vAlign w:val="center"/>
           </w:tcPr>
           <w:p>
             <w:pPr>
-              <w:spacing w:before="40" w:after="40" w:line="240" w:lineRule="auto"/>
+              <w:spacing w:before="20" w:after="20" w:line="240" w:lineRule="auto"/>
               <w:jc w:val="center"/>
             </w:pPr>
             <w:r>
               <w:rPr>
-                <w:rFonts w:ascii="Calibri" w:hAnsi="Calibri" w:eastAsia="宋体"/>
+                <w:rFonts w:ascii="Times New Roman" w:hAnsi="Times New Roman" w:eastAsia="宋体"/>
                 <w:b w:val="0"/>
                 <w:i w:val="0"/>
-                <w:sz w:val="19"/>
+                <w:sz w:val="18"/>
               </w:rPr>
               <w:t>7 752 928</w:t>
             </w:r>
@@ -4012,20 +4355,20 @@
         </w:tc>
         <w:tc>
           <w:tcPr>
-            <w:tcW w:type="dxa" w:w="2320"/>
+            <w:tcW w:type="dxa" w:w="2257"/>
             <w:vAlign w:val="center"/>
           </w:tcPr>
           <w:p>
             <w:pPr>
-              <w:spacing w:before="40" w:after="40" w:line="240" w:lineRule="auto"/>
+              <w:spacing w:before="20" w:after="20" w:line="240" w:lineRule="auto"/>
               <w:jc w:val="center"/>
             </w:pPr>
             <w:r>
               <w:rPr>
-                <w:rFonts w:ascii="Calibri" w:hAnsi="Calibri" w:eastAsia="宋体"/>
+                <w:rFonts w:ascii="Times New Roman" w:hAnsi="Times New Roman" w:eastAsia="宋体"/>
                 <w:b w:val="0"/>
                 <w:i w:val="0"/>
-                <w:sz w:val="19"/>
+                <w:sz w:val="18"/>
               </w:rPr>
               <w:t>3 596 690</w:t>
             </w:r>
@@ -4033,20 +4376,20 @@
         </w:tc>
         <w:tc>
           <w:tcPr>
-            <w:tcW w:type="dxa" w:w="2320"/>
+            <w:tcW w:type="dxa" w:w="2258"/>
             <w:vAlign w:val="center"/>
           </w:tcPr>
           <w:p>
             <w:pPr>
-              <w:spacing w:before="40" w:after="40" w:line="240" w:lineRule="auto"/>
+              <w:spacing w:before="20" w:after="20" w:line="240" w:lineRule="auto"/>
               <w:jc w:val="center"/>
             </w:pPr>
             <w:r>
               <w:rPr>
-                <w:rFonts w:ascii="Calibri" w:hAnsi="Calibri" w:eastAsia="宋体"/>
+                <w:rFonts w:ascii="Times New Roman" w:hAnsi="Times New Roman" w:eastAsia="宋体"/>
                 <w:b w:val="0"/>
                 <w:i w:val="0"/>
-                <w:sz w:val="19"/>
+                <w:sz w:val="18"/>
               </w:rPr>
               <w:t>-53.6%</w:t>
             </w:r>
@@ -4056,20 +4399,20 @@
       <w:tr>
         <w:tc>
           <w:tcPr>
-            <w:tcW w:type="dxa" w:w="2400"/>
+            <w:tcW w:type="dxa" w:w="2300"/>
             <w:vAlign w:val="center"/>
           </w:tcPr>
           <w:p>
             <w:pPr>
-              <w:spacing w:before="40" w:after="40" w:line="240" w:lineRule="auto"/>
+              <w:spacing w:before="20" w:after="20" w:line="240" w:lineRule="auto"/>
               <w:jc w:val="left"/>
             </w:pPr>
             <w:r>
               <w:rPr>
-                <w:rFonts w:ascii="Calibri" w:hAnsi="Calibri" w:eastAsia="宋体"/>
+                <w:rFonts w:ascii="Times New Roman" w:hAnsi="Times New Roman" w:eastAsia="宋体"/>
                 <w:b w:val="0"/>
                 <w:i w:val="0"/>
-                <w:sz w:val="19"/>
+                <w:sz w:val="18"/>
               </w:rPr>
               <w:t>系统峰值净购电（MW）</w:t>
             </w:r>
@@ -4077,20 +4420,20 @@
         </w:tc>
         <w:tc>
           <w:tcPr>
-            <w:tcW w:type="dxa" w:w="2320"/>
+            <w:tcW w:type="dxa" w:w="2257"/>
             <w:vAlign w:val="center"/>
           </w:tcPr>
           <w:p>
             <w:pPr>
-              <w:spacing w:before="40" w:after="40" w:line="240" w:lineRule="auto"/>
+              <w:spacing w:before="20" w:after="20" w:line="240" w:lineRule="auto"/>
               <w:jc w:val="center"/>
             </w:pPr>
             <w:r>
               <w:rPr>
-                <w:rFonts w:ascii="Calibri" w:hAnsi="Calibri" w:eastAsia="宋体"/>
+                <w:rFonts w:ascii="Times New Roman" w:hAnsi="Times New Roman" w:eastAsia="宋体"/>
                 <w:b w:val="0"/>
                 <w:i w:val="0"/>
-                <w:sz w:val="19"/>
+                <w:sz w:val="18"/>
               </w:rPr>
               <w:t>1 907.6</w:t>
             </w:r>
@@ -4098,20 +4441,20 @@
         </w:tc>
         <w:tc>
           <w:tcPr>
-            <w:tcW w:type="dxa" w:w="2320"/>
+            <w:tcW w:type="dxa" w:w="2257"/>
             <w:vAlign w:val="center"/>
           </w:tcPr>
           <w:p>
             <w:pPr>
-              <w:spacing w:before="40" w:after="40" w:line="240" w:lineRule="auto"/>
+              <w:spacing w:before="20" w:after="20" w:line="240" w:lineRule="auto"/>
               <w:jc w:val="center"/>
             </w:pPr>
             <w:r>
               <w:rPr>
-                <w:rFonts w:ascii="Calibri" w:hAnsi="Calibri" w:eastAsia="宋体"/>
+                <w:rFonts w:ascii="Times New Roman" w:hAnsi="Times New Roman" w:eastAsia="宋体"/>
                 <w:b w:val="0"/>
                 <w:i w:val="0"/>
-                <w:sz w:val="19"/>
+                <w:sz w:val="18"/>
               </w:rPr>
               <w:t>171.2</w:t>
             </w:r>
@@ -4119,20 +4462,20 @@
         </w:tc>
         <w:tc>
           <w:tcPr>
-            <w:tcW w:type="dxa" w:w="2320"/>
+            <w:tcW w:type="dxa" w:w="2258"/>
             <w:vAlign w:val="center"/>
           </w:tcPr>
           <w:p>
             <w:pPr>
-              <w:spacing w:before="40" w:after="40" w:line="240" w:lineRule="auto"/>
+              <w:spacing w:before="20" w:after="20" w:line="240" w:lineRule="auto"/>
               <w:jc w:val="center"/>
             </w:pPr>
             <w:r>
               <w:rPr>
-                <w:rFonts w:ascii="Calibri" w:hAnsi="Calibri" w:eastAsia="宋体"/>
+                <w:rFonts w:ascii="Times New Roman" w:hAnsi="Times New Roman" w:eastAsia="宋体"/>
                 <w:b w:val="0"/>
                 <w:i w:val="0"/>
-                <w:sz w:val="19"/>
+                <w:sz w:val="18"/>
               </w:rPr>
               <w:t>-91.0%</w:t>
             </w:r>
@@ -4142,14 +4485,15 @@
     </w:tbl>
     <w:p>
       <w:pPr>
-        <w:spacing w:after="160" w:line="264" w:lineRule="auto"/>
+        <w:spacing w:after="80" w:line="240" w:lineRule="auto"/>
+        <w:ind w:firstLine="480"/>
       </w:pPr>
       <w:r>
         <w:rPr>
-          <w:rFonts w:ascii="Calibri" w:hAnsi="Calibri" w:eastAsia="宋体"/>
+          <w:rFonts w:ascii="Times New Roman" w:hAnsi="Times New Roman" w:eastAsia="宋体"/>
           <w:b w:val="0"/>
           <w:i w:val="0"/>
-          <w:sz w:val="22"/>
+          <w:sz w:val="24"/>
         </w:rPr>
         <w:t>碳排放的大幅下降源于调度策略使任务尽可能在新能源富余区域与时段执行，电网购电被新能源直接消纳所替代；由于碳排放口径为“购电×碳强度”，购电趋近于零导致碳排放趋近于零，这一结果符合统一口径下的物理意义。系统峰值净购电的大幅下降则体现了负荷在时间与空间维度上的削峰效果。</w:t>
       </w:r>
@@ -4164,14 +4508,15 @@
     </w:p>
     <w:p>
       <w:pPr>
-        <w:spacing w:after="120" w:line="264" w:lineRule="auto"/>
+        <w:spacing w:after="0" w:line="240" w:lineRule="auto"/>
+        <w:ind w:firstLine="480"/>
       </w:pPr>
       <w:r>
         <w:rPr>
-          <w:rFonts w:ascii="Calibri" w:hAnsi="Calibri" w:eastAsia="宋体"/>
+          <w:rFonts w:ascii="Times New Roman" w:hAnsi="Times New Roman" w:eastAsia="宋体"/>
           <w:b w:val="0"/>
           <w:i w:val="0"/>
-          <w:sz w:val="22"/>
+          <w:sz w:val="24"/>
         </w:rPr>
         <w:t>对八种策略的指标向量两两进行 Pareto 支配关系检验，八种策略均未被其他策略支配，共同构成 Pareto 前沿（如图 1 所示）。该结果表明各优化目标之间存在显著冲突，不存在使所有目标同时最优的单一方案：时延优先策略平均时延仅 5.06 ms、迁移比例仅 0.2%，服务质量最优，但净运行成本最高、新能源利用率相对较低；低碳＋新能源策略碳排放最低（129.6 tCO₂）、峰值净购电最低（107.6 MW），但平均时延升至 22.58 ms；负载均衡策略西部区域承接比例最高（50.9%），有利于东西部算力与能源资源的均衡利用。因此，实际调度策略的选择取决于决策者对成本、环保与服务质量之间的偏好，Pareto 前沿为决策者提供了多组可选的折中方案。</w:t>
       </w:r>
@@ -4184,7 +4529,7 @@
       <w:r>
         <w:drawing>
           <wp:inline xmlns:a="http://schemas.openxmlformats.org/drawingml/2006/main" xmlns:pic="http://schemas.openxmlformats.org/drawingml/2006/picture">
-            <wp:extent cx="5120640" cy="3938954"/>
+            <wp:extent cx="4500000" cy="3461538"/>
             <wp:docPr id="1" name="Picture 1" descr="八种策略的Pareto前沿散点图" title="八种策略的Pareto前沿散点图"/>
             <wp:cNvGraphicFramePr>
               <a:graphicFrameLocks noChangeAspect="1"/>
@@ -4205,7 +4550,7 @@
                   <pic:spPr>
                     <a:xfrm>
                       <a:off x="0" y="0"/>
-                      <a:ext cx="5120640" cy="3938954"/>
+                      <a:ext cx="4500000" cy="3461538"/>
                     </a:xfrm>
                     <a:prstGeom prst="rect"/>
                   </pic:spPr>
@@ -4223,7 +4568,7 @@
       </w:pPr>
       <w:r>
         <w:rPr>
-          <w:rFonts w:ascii="Calibri" w:hAnsi="Calibri" w:eastAsia="宋体"/>
+          <w:rFonts w:ascii="Times New Roman" w:hAnsi="Times New Roman" w:eastAsia="黑体"/>
           <w:b/>
           <w:i w:val="0"/>
           <w:sz w:val="21"/>
@@ -4239,7 +4584,7 @@
       <w:r>
         <w:drawing>
           <wp:inline xmlns:a="http://schemas.openxmlformats.org/drawingml/2006/main" xmlns:pic="http://schemas.openxmlformats.org/drawingml/2006/picture">
-            <wp:extent cx="5120640" cy="3291840"/>
+            <wp:extent cx="4500000" cy="2892857"/>
             <wp:docPr id="2" name="Picture 2" descr="优化结果与附件基线的对比图" title="优化结果与附件基线的对比图"/>
             <wp:cNvGraphicFramePr>
               <a:graphicFrameLocks noChangeAspect="1"/>
@@ -4260,7 +4605,7 @@
                   <pic:spPr>
                     <a:xfrm>
                       <a:off x="0" y="0"/>
-                      <a:ext cx="5120640" cy="3291840"/>
+                      <a:ext cx="4500000" cy="2892857"/>
                     </a:xfrm>
                     <a:prstGeom prst="rect"/>
                   </pic:spPr>
@@ -4278,7 +4623,7 @@
       </w:pPr>
       <w:r>
         <w:rPr>
-          <w:rFonts w:ascii="Calibri" w:hAnsi="Calibri" w:eastAsia="宋体"/>
+          <w:rFonts w:ascii="Times New Roman" w:hAnsi="Times New Roman" w:eastAsia="黑体"/>
           <w:b/>
           <w:i w:val="0"/>
           <w:sz w:val="21"/>
@@ -4296,14 +4641,15 @@
     </w:p>
     <w:p>
       <w:pPr>
-        <w:spacing w:after="120" w:line="264" w:lineRule="auto"/>
+        <w:spacing w:after="0" w:line="240" w:lineRule="auto"/>
+        <w:ind w:firstLine="480"/>
       </w:pPr>
       <w:r>
         <w:rPr>
-          <w:rFonts w:ascii="Calibri" w:hAnsi="Calibri" w:eastAsia="宋体"/>
+          <w:rFonts w:ascii="Times New Roman" w:hAnsi="Times New Roman" w:eastAsia="宋体"/>
           <w:b w:val="0"/>
           <w:i w:val="0"/>
-          <w:sz w:val="22"/>
+          <w:sz w:val="24"/>
         </w:rPr>
         <w:t>不同策略的任务迁移行为差异显著：新能源优先策略迁移比例高达 54.3%，以牺牲时延换取新能源消纳；时延优先策略仅迁移 83 个任务（0.2%）。值得注意的是，AI 训练任务因对时延不敏感，是跨区域迁移的主要对象（如负载均衡策略中 66.2% 的训练任务迁往西部），而实时推理任务的平均时延在全部策略中均保持在 5–7 ms，满足其严格的时延约束。</w:t>
       </w:r>
@@ -4316,7 +4662,7 @@
       <w:r>
         <w:drawing>
           <wp:inline xmlns:a="http://schemas.openxmlformats.org/drawingml/2006/main" xmlns:pic="http://schemas.openxmlformats.org/drawingml/2006/picture">
-            <wp:extent cx="5394960" cy="4979963"/>
+            <wp:extent cx="4680000" cy="4320000"/>
             <wp:docPr id="3" name="Picture 3" descr="综合权衡策略的区域负荷曲线" title="综合权衡策略的区域负荷曲线"/>
             <wp:cNvGraphicFramePr>
               <a:graphicFrameLocks noChangeAspect="1"/>
@@ -4337,7 +4683,7 @@
                   <pic:spPr>
                     <a:xfrm>
                       <a:off x="0" y="0"/>
-                      <a:ext cx="5394960" cy="4979963"/>
+                      <a:ext cx="4680000" cy="4320000"/>
                     </a:xfrm>
                     <a:prstGeom prst="rect"/>
                   </pic:spPr>
@@ -4355,7 +4701,7 @@
       </w:pPr>
       <w:r>
         <w:rPr>
-          <w:rFonts w:ascii="Calibri" w:hAnsi="Calibri" w:eastAsia="宋体"/>
+          <w:rFonts w:ascii="Times New Roman" w:hAnsi="Times New Roman" w:eastAsia="黑体"/>
           <w:b/>
           <w:i w:val="0"/>
           <w:sz w:val="21"/>
@@ -4371,7 +4717,7 @@
       <w:r>
         <w:drawing>
           <wp:inline xmlns:a="http://schemas.openxmlformats.org/drawingml/2006/main" xmlns:pic="http://schemas.openxmlformats.org/drawingml/2006/picture">
-            <wp:extent cx="5394960" cy="4979963"/>
+            <wp:extent cx="4680000" cy="4320000"/>
             <wp:docPr id="4" name="Picture 4" descr="低碳优先策略的区域负荷曲线" title="低碳优先策略的区域负荷曲线"/>
             <wp:cNvGraphicFramePr>
               <a:graphicFrameLocks noChangeAspect="1"/>
@@ -4392,7 +4738,7 @@
                   <pic:spPr>
                     <a:xfrm>
                       <a:off x="0" y="0"/>
-                      <a:ext cx="5394960" cy="4979963"/>
+                      <a:ext cx="4680000" cy="4320000"/>
                     </a:xfrm>
                     <a:prstGeom prst="rect"/>
                   </pic:spPr>
@@ -4410,7 +4756,7 @@
       </w:pPr>
       <w:r>
         <w:rPr>
-          <w:rFonts w:ascii="Calibri" w:hAnsi="Calibri" w:eastAsia="宋体"/>
+          <w:rFonts w:ascii="Times New Roman" w:hAnsi="Times New Roman" w:eastAsia="黑体"/>
           <w:b/>
           <w:i w:val="0"/>
           <w:sz w:val="21"/>
@@ -4426,7 +4772,7 @@
       <w:r>
         <w:drawing>
           <wp:inline xmlns:a="http://schemas.openxmlformats.org/drawingml/2006/main" xmlns:pic="http://schemas.openxmlformats.org/drawingml/2006/picture">
-            <wp:extent cx="5394960" cy="4979963"/>
+            <wp:extent cx="4680000" cy="4320000"/>
             <wp:docPr id="5" name="Picture 5" descr="成本优先策略的区域负荷曲线" title="成本优先策略的区域负荷曲线"/>
             <wp:cNvGraphicFramePr>
               <a:graphicFrameLocks noChangeAspect="1"/>
@@ -4447,7 +4793,7 @@
                   <pic:spPr>
                     <a:xfrm>
                       <a:off x="0" y="0"/>
-                      <a:ext cx="5394960" cy="4979963"/>
+                      <a:ext cx="4680000" cy="4320000"/>
                     </a:xfrm>
                     <a:prstGeom prst="rect"/>
                   </pic:spPr>
@@ -4465,7 +4811,7 @@
       </w:pPr>
       <w:r>
         <w:rPr>
-          <w:rFonts w:ascii="Calibri" w:hAnsi="Calibri" w:eastAsia="宋体"/>
+          <w:rFonts w:ascii="Times New Roman" w:hAnsi="Times New Roman" w:eastAsia="黑体"/>
           <w:b/>
           <w:i w:val="0"/>
           <w:sz w:val="21"/>
@@ -4483,14 +4829,15 @@
     </w:p>
     <w:p>
       <w:pPr>
-        <w:spacing w:after="120" w:line="264" w:lineRule="auto"/>
+        <w:spacing w:after="0" w:line="240" w:lineRule="auto"/>
+        <w:ind w:firstLine="480"/>
       </w:pPr>
       <w:r>
         <w:rPr>
-          <w:rFonts w:ascii="Calibri" w:hAnsi="Calibri" w:eastAsia="宋体"/>
+          <w:rFonts w:ascii="Times New Roman" w:hAnsi="Times New Roman" w:eastAsia="宋体"/>
           <w:b w:val="0"/>
           <w:i w:val="0"/>
-          <w:sz w:val="22"/>
+          <w:sz w:val="24"/>
         </w:rPr>
         <w:t>第 2376–2399 小时实际到达任务共 538 个，各策略均实现完整调度。以综合权衡策略为例：碳排放 83.7 tCO₂、新能源利用率 69.8%、平均时延 18.08 ms、峰值净购电 138.8 MW、净运行成本 -453 万元。任务级调度明细（区域、开工与完工时段）可绘制问题一要求的调度甘特图与区域 GPU 利用率曲线。</w:t>
       </w:r>
@@ -4505,80 +4852,107 @@
     </w:p>
     <w:p>
       <w:pPr>
-        <w:pStyle w:val="ListBullet"/>
-        <w:spacing w:after="80" w:line="264" w:lineRule="auto"/>
+        <w:spacing w:after="40" w:line="240" w:lineRule="auto"/>
+        <w:ind w:left="480"/>
       </w:pPr>
       <w:r>
         <w:rPr>
-          <w:rFonts w:ascii="Calibri" w:hAnsi="Calibri" w:eastAsia="宋体"/>
+          <w:rFonts w:ascii="Times New Roman" w:hAnsi="Times New Roman" w:eastAsia="宋体"/>
+          <w:b w:val="0"/>
+          <w:i w:val="0"/>
+          <w:sz w:val="24"/>
+        </w:rPr>
+        <w:t xml:space="preserve">• </w:t>
+      </w:r>
+      <w:r>
+        <w:rPr>
+          <w:rFonts w:ascii="Times New Roman" w:hAnsi="Times New Roman" w:eastAsia="宋体"/>
           <w:b/>
           <w:i w:val="0"/>
-          <w:sz w:val="22"/>
+          <w:sz w:val="24"/>
         </w:rPr>
         <w:t>约束满足性校验：</w:t>
       </w:r>
       <w:r>
         <w:rPr>
-          <w:rFonts w:ascii="Calibri" w:hAnsi="Calibri" w:eastAsia="宋体"/>
+          <w:rFonts w:ascii="Times New Roman" w:hAnsi="Times New Roman" w:eastAsia="宋体"/>
           <w:b w:val="0"/>
           <w:i w:val="0"/>
-          <w:sz w:val="22"/>
+          <w:sz w:val="24"/>
         </w:rPr>
         <w:t>对全部策略的调度结果逐项校验开工时刻不早于到达时刻、完工时刻不晚于截止时刻、网络时延不超过上限、GPU/IT/设施功率不超容量、任务无重复调度，校验违规数均为 0；</w:t>
       </w:r>
     </w:p>
     <w:p>
       <w:pPr>
-        <w:pStyle w:val="ListBullet"/>
-        <w:spacing w:after="80" w:line="264" w:lineRule="auto"/>
+        <w:spacing w:after="40" w:line="240" w:lineRule="auto"/>
+        <w:ind w:left="480"/>
       </w:pPr>
       <w:r>
         <w:rPr>
-          <w:rFonts w:ascii="Calibri" w:hAnsi="Calibri" w:eastAsia="宋体"/>
+          <w:rFonts w:ascii="Times New Roman" w:hAnsi="Times New Roman" w:eastAsia="宋体"/>
+          <w:b w:val="0"/>
+          <w:i w:val="0"/>
+          <w:sz w:val="24"/>
+        </w:rPr>
+        <w:t xml:space="preserve">• </w:t>
+      </w:r>
+      <w:r>
+        <w:rPr>
+          <w:rFonts w:ascii="Times New Roman" w:hAnsi="Times New Roman" w:eastAsia="宋体"/>
           <w:b/>
           <w:i w:val="0"/>
-          <w:sz w:val="22"/>
+          <w:sz w:val="24"/>
         </w:rPr>
         <w:t>权重敏感性分析：</w:t>
       </w:r>
       <w:r>
         <w:rPr>
-          <w:rFonts w:ascii="Calibri" w:hAnsi="Calibri" w:eastAsia="宋体"/>
+          <w:rFonts w:ascii="Times New Roman" w:hAnsi="Times New Roman" w:eastAsia="宋体"/>
           <w:b w:val="0"/>
           <w:i w:val="0"/>
-          <w:sz w:val="22"/>
+          <w:sz w:val="24"/>
         </w:rPr>
         <w:t>八种策略覆盖从成本、碳排、时延、新能源到负载均衡的不同偏好区间，展示目标间此消彼长的关系；结果对单一权重的依赖可通过 Pareto 前沿的多样性加以缓解，模型具有较好的稳定性与可解释性；</w:t>
       </w:r>
     </w:p>
     <w:p>
       <w:pPr>
-        <w:pStyle w:val="ListBullet"/>
-        <w:spacing w:after="80" w:line="264" w:lineRule="auto"/>
+        <w:spacing w:after="40" w:line="240" w:lineRule="auto"/>
+        <w:ind w:left="480"/>
       </w:pPr>
       <w:r>
         <w:rPr>
-          <w:rFonts w:ascii="Calibri" w:hAnsi="Calibri" w:eastAsia="宋体"/>
+          <w:rFonts w:ascii="Times New Roman" w:hAnsi="Times New Roman" w:eastAsia="宋体"/>
+          <w:b w:val="0"/>
+          <w:i w:val="0"/>
+          <w:sz w:val="24"/>
+        </w:rPr>
+        <w:t xml:space="preserve">• </w:t>
+      </w:r>
+      <w:r>
+        <w:rPr>
+          <w:rFonts w:ascii="Times New Roman" w:hAnsi="Times New Roman" w:eastAsia="宋体"/>
           <w:b/>
           <w:i w:val="0"/>
-          <w:sz w:val="22"/>
+          <w:sz w:val="24"/>
         </w:rPr>
         <w:t>与基础滚动版本对比：</w:t>
       </w:r>
       <w:r>
         <w:rPr>
-          <w:rFonts w:ascii="Calibri" w:hAnsi="Calibri" w:eastAsia="宋体"/>
+          <w:rFonts w:ascii="Times New Roman" w:hAnsi="Times New Roman" w:eastAsia="宋体"/>
           <w:b w:val="0"/>
           <w:i w:val="0"/>
-          <w:sz w:val="22"/>
+          <w:sz w:val="24"/>
         </w:rPr>
         <w:t>窗口长度由 24 小时细化为 6 小时、候选方案数由 8 提升至 24 后，任务调度率由 96.3% 提升至 100%，按时完成率由 96.3% 提升至 100%，新能源利用率由 56.5% 提升至约 68.8%，验证了改进策略在资源利用与调度完备性方面的有效性。</w:t>
       </w:r>
     </w:p>
     <w:sectPr>
       <w:footerReference w:type="default" r:id="rId14"/>
-      <w:pgSz w:w="12240" w:h="15840"/>
-      <w:pgMar w:top="1440" w:right="1440" w:bottom="1440" w:left="1440" w:header="708" w:footer="708" w:gutter="0"/>
+      <w:pgSz w:w="11906" w:h="16838"/>
+      <w:pgMar w:top="1417" w:right="1417" w:bottom="1417" w:left="1417" w:header="850" w:footer="850" w:gutter="0"/>
       <w:cols w:space="720"/>
       <w:docGrid w:linePitch="360"/>
     </w:sectPr>
@@ -4966,11 +5340,11 @@
     <w:qFormat/>
     <w:rsid w:val="00FC693F"/>
     <w:pPr>
-      <w:spacing w:before="0" w:after="120" w:line="264" w:lineRule="auto"/>
+      <w:spacing w:before="0" w:after="0" w:line="240" w:lineRule="auto"/>
     </w:pPr>
     <w:rPr>
-      <w:rFonts w:ascii="Calibri" w:hAnsi="Calibri" w:eastAsia="宋体"/>
-      <w:sz w:val="22"/>
+      <w:rFonts w:ascii="Times New Roman" w:hAnsi="Times New Roman" w:eastAsia="宋体"/>
+      <w:sz w:val="24"/>
     </w:rPr>
   </w:style>
   <w:style w:type="paragraph" w:styleId="Header">
@@ -5028,15 +5402,15 @@
     <w:pPr>
       <w:keepNext/>
       <w:keepLines/>
-      <w:spacing w:before="320" w:after="160" w:line="240" w:lineRule="auto"/>
+      <w:spacing w:before="240" w:after="120" w:line="240" w:lineRule="auto"/>
       <w:outlineLvl w:val="0"/>
     </w:pPr>
     <w:rPr>
-      <w:rFonts w:asciiTheme="majorHAnsi" w:eastAsiaTheme="majorEastAsia" w:hAnsiTheme="majorHAnsi" w:cstheme="majorBidi" w:ascii="Calibri" w:hAnsi="Calibri" w:eastAsia="黑体"/>
-      <w:b/>
+      <w:rFonts w:asciiTheme="majorHAnsi" w:eastAsiaTheme="majorEastAsia" w:hAnsiTheme="majorHAnsi" w:cstheme="majorBidi" w:ascii="Times New Roman" w:hAnsi="Times New Roman" w:eastAsia="黑体"/>
+      <w:b w:val="0"/>
       <w:bCs/>
-      <w:color w:val="2E74B5"/>
-      <w:sz w:val="32"/>
+      <w:color w:val="000000"/>
+      <w:sz w:val="28"/>
       <w:szCs w:val="28"/>
     </w:rPr>
   </w:style>
@@ -5052,15 +5426,15 @@
     <w:pPr>
       <w:keepNext/>
       <w:keepLines/>
-      <w:spacing w:before="240" w:after="120" w:line="240" w:lineRule="auto"/>
+      <w:spacing w:before="160" w:after="80" w:line="240" w:lineRule="auto"/>
       <w:outlineLvl w:val="1"/>
     </w:pPr>
     <w:rPr>
-      <w:rFonts w:asciiTheme="majorHAnsi" w:eastAsiaTheme="majorEastAsia" w:hAnsiTheme="majorHAnsi" w:cstheme="majorBidi" w:ascii="Calibri" w:hAnsi="Calibri" w:eastAsia="黑体"/>
-      <w:b/>
+      <w:rFonts w:asciiTheme="majorHAnsi" w:eastAsiaTheme="majorEastAsia" w:hAnsiTheme="majorHAnsi" w:cstheme="majorBidi" w:ascii="Times New Roman" w:hAnsi="Times New Roman" w:eastAsia="黑体"/>
+      <w:b w:val="0"/>
       <w:bCs/>
-      <w:color w:val="2E74B5"/>
-      <w:sz w:val="26"/>
+      <w:color w:val="000000"/>
+      <w:sz w:val="24"/>
       <w:szCs w:val="26"/>
     </w:rPr>
   </w:style>
@@ -5076,14 +5450,14 @@
     <w:pPr>
       <w:keepNext/>
       <w:keepLines/>
-      <w:spacing w:before="160" w:after="80" w:line="240" w:lineRule="auto"/>
+      <w:spacing w:before="120" w:after="60" w:line="240" w:lineRule="auto"/>
       <w:outlineLvl w:val="2"/>
     </w:pPr>
     <w:rPr>
-      <w:rFonts w:asciiTheme="majorHAnsi" w:eastAsiaTheme="majorEastAsia" w:hAnsiTheme="majorHAnsi" w:cstheme="majorBidi" w:ascii="Calibri" w:hAnsi="Calibri" w:eastAsia="黑体"/>
-      <w:b/>
+      <w:rFonts w:asciiTheme="majorHAnsi" w:eastAsiaTheme="majorEastAsia" w:hAnsiTheme="majorHAnsi" w:cstheme="majorBidi" w:ascii="Times New Roman" w:hAnsi="Times New Roman" w:eastAsia="黑体"/>
+      <w:b w:val="0"/>
       <w:bCs/>
-      <w:color w:val="1F4D78"/>
+      <w:color w:val="000000"/>
       <w:sz w:val="24"/>
     </w:rPr>
   </w:style>
